--- a/plantillas_maestras/17_seguro_no_especificado/materia_general_asegurativa/2_ddos_banco_y_aseguradora/varon/TPL_0880_2025_SEGURO_NO_ESPECIFICADO_MATERIA_GENERAL_ASEGURATIVA_BANCO_VARON_R1.DOCX
+++ b/plantillas_maestras/17_seguro_no_especificado/materia_general_asegurativa/2_ddos_banco_y_aseguradora/varon/TPL_0880_2025_SEGURO_NO_ESPECIFICADO_MATERIA_GENERAL_ASEGURATIVA_BANCO_VARON_R1.DOCX
@@ -388,7 +388,7 @@
           <w14:ligatures w14:val="none"/>
         </w:rPr>
         <w:tab/>
-        <w:t>:       ADMISIÓN A TRÁMITE</w:t>
+        <w:t>: ADMISIÓN A TRÁMITE</w:t>
       </w:r>
     </w:p>
     <w:p>
@@ -769,7 +769,7 @@
           <w:lang w:val="es-ES" w:eastAsia="es-ES"/>
           <w14:ligatures w14:val="none"/>
         </w:rPr>
-        <w:t>a la Ley N°29571, Código de Protección y Defensa del Consumidor (en adelante, Código)</w:t>
+        <w:t>a la Ley 29571, Código de Protección y Defensa del Consumidor (en adelante, Código)</w:t>
       </w:r>
       <w:r>
         <w:rPr>
@@ -848,7 +848,7 @@
           <w:lang w:eastAsia="es-ES"/>
           <w14:ligatures w14:val="none"/>
         </w:rPr>
-        <w:t xml:space="preserve">El 23 de febrero de 2023, ingresó al portal web del Banco para solicitar una tarjeta de crédito CMR Falabella, completando el formulario de datos personales. Ese mismo día, el Banco emitió la tarjeta CMR Falabella Visa con una línea de crédito de S/ 9 200,00 y remitió un correo electrónico de bienvenida. Además, contrató el Seguro de Tarjeta Protegida – Póliza N° 4117220112, emitido por BNP Paribas. </w:t>
+        <w:t xml:space="preserve">El 23 de febrero de 2023, ingresó al portal web del Banco para solicitar una tarjeta de crédito CMR Falabella, completando el formulario de datos personales. Ese mismo día, el Banco emitió la tarjeta CMR Falabella Visa con una línea de crédito de S/ 9 200,00 y remitió un correo electrónico de bienvenida. Además, contrató el Seguro de Tarjeta Protegida – Póliza 4117220112, emitido por BNP Paribas. </w:t>
       </w:r>
     </w:p>
     <w:p>
@@ -1371,7 +1371,7 @@
           <w:lang w:eastAsia="es-ES"/>
           <w14:ligatures w14:val="none"/>
         </w:rPr>
-        <w:t xml:space="preserve">sobre el uso del Libro de Reclamaciones y demás obligaciones previstas en la Ley N° 29571 y su Reglamento, presentando certificados suscritos por los capacitadores, videos y demás medios probatorios pertinentes; (vi) realizar y acreditar ante </w:t>
+        <w:t xml:space="preserve">sobre el uso del Libro de Reclamaciones y demás obligaciones previstas en la Ley 29571 y su Reglamento, presentando certificados suscritos por los capacitadores, videos y demás medios probatorios pertinentes; (vi) realizar y acreditar ante </w:t>
       </w:r>
       <w:r>
         <w:rPr>
@@ -1421,7 +1421,7 @@
           <w:lang w:eastAsia="es-ES"/>
           <w14:ligatures w14:val="none"/>
         </w:rPr>
-        <w:t>sobre el uso del Libro de Reclamaciones y demás obligaciones previstas en la Ley N° 29571 y su Reglamento, presentando certificados suscritos por los capacitadores, videos y demás medios probatorios pertinentes</w:t>
+        <w:t>sobre el uso del Libro de Reclamaciones y demás obligaciones previstas en la Ley 29571 y su Reglamento, presentando certificados suscritos por los capacitadores, videos y demás medios probatorios pertinentes</w:t>
       </w:r>
       <w:r>
         <w:rPr>
@@ -1631,7 +1631,7 @@
           <w:lang w:val="es-ES" w:eastAsia="es-ES"/>
           <w14:ligatures w14:val="none"/>
         </w:rPr>
-        <w:t xml:space="preserve">reembolso de costos y costas del presente procedimiento.  </w:t>
+        <w:t xml:space="preserve">reembolso de costos y costas del presente procedimiento. </w:t>
       </w:r>
     </w:p>
     <w:p>
@@ -1733,7 +1733,7 @@
           <w:lang w:eastAsia="es-PE"/>
           <w14:ligatures w14:val="none"/>
         </w:rPr>
-        <w:t>Técnica de la Comisión de Protección al Consumidor N°1 (en adelante, la Secretaría Técnica), en ejercicio de sus facultades</w:t>
+        <w:t>Técnica de la Comisión de Protección al Consumidor 1 (en adelante, la Secretaría Técnica), en ejercicio de sus facultades</w:t>
       </w:r>
       <w:r>
         <w:rPr>
@@ -1767,7 +1767,7 @@
           <w:rFonts w:ascii="Arial Narrow" w:eastAsia="Arial Narrow" w:hAnsi="Arial Narrow" w:cs="Arial Narrow"/>
           <w:bCs/>
         </w:rPr>
-        <w:t>Banco Falabella Perú S.A. y BNP Paribas Cardif S.A. se habrían negado injustificadamente a activar la cobertura del Seguro de Tarjeta Protegida - Póliza Soles N.º 4117220112 por el siniestro del 14 de abril de 2023</w:t>
+        <w:t>Banco Falabella Perú S.A. y BNP Paribas Cardif S.A. se habrían negado injustificadamente a activar la cobertura del Seguro de Tarjeta Protegida - Póliza Soles 4117220112 por el siniestro del 14 de abril de 2023</w:t>
       </w:r>
       <w:r>
         <w:rPr>
@@ -1794,7 +1794,7 @@
           <w:lang w:eastAsia="es-PE"/>
           <w14:ligatures w14:val="none"/>
         </w:rPr>
-        <w:t>°</w:t>
+        <w:t/>
       </w:r>
       <w:r>
         <w:rPr>
@@ -1812,7 +1812,7 @@
           <w:lang w:eastAsia="es-PE"/>
           <w14:ligatures w14:val="none"/>
         </w:rPr>
-        <w:t>°</w:t>
+        <w:t/>
       </w:r>
       <w:r>
         <w:rPr>
@@ -1897,7 +1897,7 @@
           <w:rFonts w:ascii="Arial Narrow" w:eastAsia="Arial Narrow" w:hAnsi="Arial Narrow" w:cs="Arial Narrow"/>
           <w:bCs/>
         </w:rPr>
-        <w:t>Banco Falabella Perú S.A. y BNP Paribas Cardif S.A. habrían brindado información incorrecta sobre las condiciones de la Póliza Nº 4117220112 respecto a la vigencia de la cobertura, la forma y el plazo para su activación</w:t>
+        <w:t>Banco Falabella Perú S.A. y BNP Paribas Cardif S.A. habrían brindado información incorrecta sobre las condiciones de la Póliza 4117220112 respecto a la vigencia de la cobertura, la forma y el plazo para su activación</w:t>
       </w:r>
       <w:r>
         <w:rPr>
@@ -1925,7 +1925,7 @@
           <w:lang w:eastAsia="es-PE"/>
           <w14:ligatures w14:val="none"/>
         </w:rPr>
-        <w:t>Por consiguiente, corresponde calificar el hecho materia de denuncia como una presunta infracción al deber de información, tipificado en el artículo 1°, numeral 1, literal b) y al artículo 2° del Código</w:t>
+        <w:t>Por consiguiente, corresponde calificar el hecho materia de denuncia como una presunta infracción al deber de información, tipificado en el artículo 1, numeral 1, literal b) y al artículo 2 del Código</w:t>
       </w:r>
       <w:r>
         <w:rPr>
@@ -1943,7 +1943,7 @@
           <w:lang w:eastAsia="es-PE"/>
           <w14:ligatures w14:val="none"/>
         </w:rPr>
-        <w:t xml:space="preserve">.  </w:t>
+        <w:t xml:space="preserve">. </w:t>
       </w:r>
     </w:p>
     <w:p>
@@ -2011,7 +2011,7 @@
           <w:rFonts w:ascii="Arial Narrow" w:eastAsia="Arial Narrow" w:hAnsi="Arial Narrow" w:cs="Arial Narrow"/>
           <w:bCs/>
         </w:rPr>
-        <w:t>Banco Falabella Perú S.A. y BNP Paribas Cardif S.A. habrían negado la existencia de la Póliza Soles N.º 4117220112 al denunciante, omitieron brindarle los canales y evitaron procesar el siniestro del 14 de marzo de 2023</w:t>
+        <w:t>Banco Falabella Perú S.A. y BNP Paribas Cardif S.A. habrían negado la existencia de la Póliza Soles 4117220112 al denunciante, omitieron brindarle los canales y evitaron procesar el siniestro del 14 de marzo de 2023</w:t>
       </w:r>
       <w:r>
         <w:rPr>
@@ -2029,7 +2029,7 @@
           <w:lang w:eastAsia="es-PE"/>
           <w14:ligatures w14:val="none"/>
         </w:rPr>
-        <w:t>°</w:t>
+        <w:t/>
       </w:r>
       <w:r>
         <w:rPr>
@@ -2047,7 +2047,7 @@
           <w:lang w:eastAsia="es-PE"/>
           <w14:ligatures w14:val="none"/>
         </w:rPr>
-        <w:t>°</w:t>
+        <w:t/>
       </w:r>
       <w:r>
         <w:rPr>
@@ -2152,7 +2152,7 @@
           <w:lang w:eastAsia="es-PE"/>
           <w14:ligatures w14:val="none"/>
         </w:rPr>
-        <w:t>°</w:t>
+        <w:t/>
       </w:r>
       <w:r>
         <w:rPr>
@@ -2268,7 +2268,7 @@
           <w:lang w:eastAsia="es-PE"/>
           <w14:ligatures w14:val="none"/>
         </w:rPr>
-        <w:t>III.       REQUERIMIENTO DE INFORMACION</w:t>
+        <w:t>III. REQUERIMIENTO DE INFORMACION</w:t>
       </w:r>
     </w:p>
     <w:p>
@@ -2412,7 +2412,7 @@
           <w:lang w:eastAsia="es-ES"/>
           <w14:ligatures w14:val="none"/>
         </w:rPr>
-        <w:t>Póliza Soles N.º 4117220112</w:t>
+        <w:t>Póliza Soles 4117220112</w:t>
       </w:r>
       <w:r>
         <w:rPr>
@@ -2536,7 +2536,7 @@
           <w:lang w:eastAsia="es-ES"/>
           <w14:ligatures w14:val="none"/>
         </w:rPr>
-        <w:t>como Póliza Soles N.º 4117220112</w:t>
+        <w:t>como Póliza Soles 4117220112</w:t>
       </w:r>
       <w:r>
         <w:rPr>
@@ -2602,7 +2602,7 @@
           <w:lang w:eastAsia="es-PE"/>
           <w14:ligatures w14:val="none"/>
         </w:rPr>
-        <w:t xml:space="preserve">RESOLUCIÓN DE LA SECRETARÍA TÉCNICA  </w:t>
+        <w:t xml:space="preserve">RESOLUCIÓN DE LA SECRETARÍA TÉCNICA </w:t>
       </w:r>
     </w:p>
     <w:p>
@@ -2862,7 +2862,7 @@
           <w:lang w:eastAsia="es-PE"/>
           <w14:ligatures w14:val="none"/>
         </w:rPr>
-        <w:t xml:space="preserve"> infracción a los artículos 18° y 19°</w:t>
+        <w:t xml:space="preserve"> infracción a los artículos 18 y 19</w:t>
       </w:r>
       <w:r>
         <w:rPr>
@@ -2915,7 +2915,7 @@
           <w:lang w:eastAsia="es-ES"/>
           <w14:ligatures w14:val="none"/>
         </w:rPr>
-        <w:t>Seguro de Tarjeta Protegida - Póliza Soles N.º 4117220112</w:t>
+        <w:t>Seguro de Tarjeta Protegida - Póliza Soles 4117220112</w:t>
       </w:r>
       <w:r>
         <w:rPr>
@@ -2977,7 +2977,7 @@
           <w:lang w:eastAsia="es-PE"/>
           <w14:ligatures w14:val="none"/>
         </w:rPr>
-        <w:t xml:space="preserve">Presunta infracción al artículo 1°, numeral 1, literal b) y al artículo 2° de la Ley 29571, Código de Protección y Defensa del Consumidor, en tanto </w:t>
+        <w:t xml:space="preserve">Presunta infracción al artículo 1, numeral 1, literal b) y al artículo 2 de la Ley 29571, Código de Protección y Defensa del Consumidor, en tanto </w:t>
       </w:r>
       <w:r>
         <w:rPr>
@@ -3035,7 +3035,7 @@
           <w:lang w:eastAsia="es-ES"/>
           <w14:ligatures w14:val="none"/>
         </w:rPr>
-        <w:t xml:space="preserve">Póliza Nº 4117220112 </w:t>
+        <w:t xml:space="preserve">Póliza 4117220112 </w:t>
       </w:r>
       <w:r>
         <w:rPr>
@@ -3108,7 +3108,7 @@
           <w:lang w:eastAsia="es-PE"/>
           <w14:ligatures w14:val="none"/>
         </w:rPr>
-        <w:t xml:space="preserve"> infracción a los artículos 18° y 19°</w:t>
+        <w:t xml:space="preserve"> infracción a los artículos 18 y 19</w:t>
       </w:r>
       <w:r>
         <w:rPr>
@@ -3154,7 +3154,7 @@
           <w:lang w:eastAsia="es-ES"/>
           <w14:ligatures w14:val="none"/>
         </w:rPr>
-        <w:t>Póliza Soles N.º 4117220112 al denunciante, omitieron brindar</w:t>
+        <w:t>Póliza Soles 4117220112 al denunciante, omitieron brindar</w:t>
       </w:r>
       <w:r>
         <w:rPr>
@@ -3651,7 +3651,7 @@
           <w:lang w:eastAsia="es-PE"/>
           <w14:ligatures w14:val="none"/>
         </w:rPr>
-        <w:t>°</w:t>
+        <w:t/>
       </w:r>
       <w:r>
         <w:rPr>
@@ -3738,7 +3738,7 @@
           <w:kern w:val="0"/>
           <w14:ligatures w14:val="none"/>
         </w:rPr>
-        <w:t xml:space="preserve">. Ello, a fin de que la Comisión pueda meritar dicha documentación, conforme lo establece el artículo 110º del </w:t>
+        <w:t xml:space="preserve">. Ello, a fin de que la Comisión pueda meritar dicha documentación, conforme lo establece el artículo 110 del </w:t>
       </w:r>
       <w:r>
         <w:rPr>
@@ -3926,7 +3926,7 @@
           <w:lang w:eastAsia="es-PE"/>
           <w14:ligatures w14:val="none"/>
         </w:rPr>
-        <w:t>°</w:t>
+        <w:t/>
       </w:r>
       <w:r>
         <w:rPr>
@@ -4155,7 +4155,7 @@
           <w:lang w:eastAsia="es-ES"/>
           <w14:ligatures w14:val="none"/>
         </w:rPr>
-        <w:t>Póliza Soles N.º 4117220112</w:t>
+        <w:t>Póliza Soles 4117220112</w:t>
       </w:r>
       <w:r>
         <w:rPr>
@@ -4351,7 +4351,7 @@
           <w:lang w:eastAsia="es-ES"/>
           <w14:ligatures w14:val="none"/>
         </w:rPr>
-        <w:t>como Póliza Soles N.º 4117220112</w:t>
+        <w:t>como Póliza Soles 4117220112</w:t>
       </w:r>
       <w:r>
         <w:rPr>
@@ -4441,7 +4441,7 @@
           <w:lang w:eastAsia="es-PE"/>
           <w14:ligatures w14:val="none"/>
         </w:rPr>
-        <w:t>°</w:t>
+        <w:t/>
       </w:r>
       <w:r>
         <w:rPr>
@@ -4482,7 +4482,7 @@
           <w:lang w:eastAsia="es-PE"/>
           <w14:ligatures w14:val="none"/>
         </w:rPr>
-        <w:t>°</w:t>
+        <w:t/>
       </w:r>
       <w:r>
         <w:rPr>
@@ -4502,7 +4502,7 @@
           <w:lang w:eastAsia="es-PE"/>
           <w14:ligatures w14:val="none"/>
         </w:rPr>
-        <w:t>°</w:t>
+        <w:t/>
       </w:r>
       <w:r>
         <w:rPr>
@@ -4522,7 +4522,7 @@
           <w:lang w:eastAsia="es-PE"/>
           <w14:ligatures w14:val="none"/>
         </w:rPr>
-        <w:t>°</w:t>
+        <w:t/>
       </w:r>
       <w:r>
         <w:rPr>
@@ -4574,7 +4574,7 @@
           <w:lang w:eastAsia="es-PE"/>
           <w14:ligatures w14:val="none"/>
         </w:rPr>
-        <w:t>°</w:t>
+        <w:t/>
       </w:r>
       <w:r>
         <w:rPr>
@@ -4676,7 +4676,7 @@
           <w:lang w:eastAsia="es-PE"/>
           <w14:ligatures w14:val="none"/>
         </w:rPr>
-        <w:t>°</w:t>
+        <w:t/>
       </w:r>
       <w:r>
         <w:rPr>
@@ -4761,7 +4761,7 @@
           <w:kern w:val="0"/>
           <w14:ligatures w14:val="none"/>
         </w:rPr>
-        <w:t xml:space="preserve"> comunicar a las partes que, de acuerdo a lo señalado por el artículo 29° del Decreto Legislativo N° 807</w:t>
+        <w:t xml:space="preserve"> comunicar a las partes que, de acuerdo a lo señalado por el artículo 29 del Decreto Legislativo 807</w:t>
       </w:r>
       <w:r>
         <w:rPr>
@@ -4981,7 +4981,7 @@
           <w:lang w:eastAsia="es-PE"/>
           <w14:ligatures w14:val="none"/>
         </w:rPr>
-        <w:t>°</w:t>
+        <w:t/>
       </w:r>
       <w:r>
         <w:rPr>
@@ -5005,7 +5005,7 @@
           <w:lang w:eastAsia="es-PE"/>
           <w14:ligatures w14:val="none"/>
         </w:rPr>
-        <w:t>°</w:t>
+        <w:t/>
       </w:r>
       <w:r>
         <w:rPr>
@@ -5379,7 +5379,7 @@
           <w:kern w:val="0"/>
           <w14:ligatures w14:val="none"/>
         </w:rPr>
-        <w:t> Protección al Consumidor N° 1</w:t>
+        <w:t> Protección al Consumidor 1</w:t>
       </w:r>
     </w:p>
     <w:p>
@@ -5634,7 +5634,7 @@
           <w:sz w:val="16"/>
           <w:szCs w:val="16"/>
         </w:rPr>
-        <w:t xml:space="preserve">  </w:t>
+        <w:t xml:space="preserve"> </w:t>
       </w:r>
       <w:r>
         <w:rPr>
@@ -5652,7 +5652,7 @@
           <w:sz w:val="16"/>
           <w:szCs w:val="16"/>
         </w:rPr>
-        <w:t xml:space="preserve">LEY N° 29571, CÓDIGO DE PROTECCIÓN Y DEFENSA DEL CONSUMIDOR, publicado el 2 de setiembre de 2010 y modificado por Decreto Legislativo N° 1308 </w:t>
+        <w:t xml:space="preserve">LEY 29571, CÓDIGO DE PROTECCIÓN Y DEFENSA DEL CONSUMIDOR, publicado el 2 de setiembre de 2010 y modificado por Decreto Legislativo 1308 </w:t>
       </w:r>
     </w:p>
     <w:p>
@@ -5704,7 +5704,7 @@
           <w:szCs w:val="16"/>
         </w:rPr>
         <w:tab/>
-        <w:t xml:space="preserve">El Instituto Nacional de Defensa de la Competencia y de la Protección de la Propiedad Intelectual (Indecopi) es la autoridad con competencia primaria y de alcance nacional para conocer las presuntas infracciones a las disposiciones contenidas en el presente Código, así como para imponer las sanciones y medidas correctivas establecidas en el presente capítulo, conforme al Decreto Legislativo N° 1033, Ley de Organización y Funciones del Indecopi. Dicha competencia solo puede ser negada cuando ella haya sido asignada o se asigne a favor de otro organismo por norma expresa con rango de ley. </w:t>
+        <w:t xml:space="preserve">El Instituto Nacional de Defensa de la Competencia y de la Protección de la Propiedad Intelectual (Indecopi) es la autoridad con competencia primaria y de alcance nacional para conocer las presuntas infracciones a las disposiciones contenidas en el presente Código, así como para imponer las sanciones y medidas correctivas establecidas en el presente capítulo, conforme al Decreto Legislativo 1033, Ley de Organización y Funciones del Indecopi. Dicha competencia solo puede ser negada cuando ella haya sido asignada o se asigne a favor de otro organismo por norma expresa con rango de ley. </w:t>
       </w:r>
     </w:p>
     <w:p>
@@ -5778,7 +5778,7 @@
           <w:sz w:val="16"/>
           <w:szCs w:val="16"/>
         </w:rPr>
-        <w:t xml:space="preserve">LEY DE ORGANIZACIÓN Y FUNCIONES DEL INDECOPI, APROBADA POR DECRETO LEGISLATIVO N° 1033 </w:t>
+        <w:t xml:space="preserve">LEY DE ORGANIZACIÓN Y FUNCIONES DEL INDECOPI, APROBADA POR DECRETO LEGISLATIVO 1033 </w:t>
       </w:r>
     </w:p>
     <w:p>
@@ -5887,7 +5887,7 @@
           <w:sz w:val="16"/>
           <w:szCs w:val="16"/>
         </w:rPr>
-        <w:t xml:space="preserve">           </w:t>
+        <w:t xml:space="preserve"> </w:t>
       </w:r>
       <w:r>
         <w:rPr>
@@ -5905,7 +5905,7 @@
           <w:sz w:val="16"/>
           <w:szCs w:val="16"/>
         </w:rPr>
-        <w:t xml:space="preserve">LEY N° 29571, CÓDIGO DE PROTECCIÓN Y DEFENSA DEL CONSUMIDOR, publicado el 2 de setiembre de 2010 y modificado por Decreto Legislativo N° 1308   </w:t>
+        <w:t xml:space="preserve">LEY 29571, CÓDIGO DE PROTECCIÓN Y DEFENSA DEL CONSUMIDOR, publicado el 2 de setiembre de 2010 y modificado por Decreto Legislativo 1308 </w:t>
       </w:r>
     </w:p>
     <w:p>
@@ -5929,7 +5929,7 @@
           <w:sz w:val="16"/>
           <w:szCs w:val="16"/>
         </w:rPr>
-        <w:t xml:space="preserve">Artículo 18.- Idoneidad   </w:t>
+        <w:t xml:space="preserve">Artículo 18.- Idoneidad </w:t>
       </w:r>
     </w:p>
     <w:p>
@@ -5949,7 +5949,7 @@
           <w:sz w:val="16"/>
           <w:szCs w:val="16"/>
         </w:rPr>
-        <w:t xml:space="preserve">Se entiende por idoneidad la correspondencia entre lo que un consumidor espera y lo que efectivamente recibe, en función a lo que se le hubiera ofrecido, la publicidad e información transmitida, las condiciones y circunstancias de la transacción, las características y naturaleza del producto o servicio, el precio, entre otros factores, atendiendo a las circunstancias del caso.    </w:t>
+        <w:t xml:space="preserve">Se entiende por idoneidad la correspondencia entre lo que un consumidor espera y lo que efectivamente recibe, en función a lo que se le hubiera ofrecido, la publicidad e información transmitida, las condiciones y circunstancias de la transacción, las características y naturaleza del producto o servicio, el precio, entre otros factores, atendiendo a las circunstancias del caso. </w:t>
       </w:r>
     </w:p>
     <w:p>
@@ -6088,7 +6088,7 @@
           <w:sz w:val="16"/>
           <w:szCs w:val="16"/>
         </w:rPr>
-        <w:t xml:space="preserve">LEY N° 29571, CÓDIGO DE PROTECCIÓN Y DEFENSA DEL CONSUMIDOR, publicado el 2 de setiembre de 2010 y modificado por Decreto Legislativo N° 1308   </w:t>
+        <w:t xml:space="preserve">LEY 29571, CÓDIGO DE PROTECCIÓN Y DEFENSA DEL CONSUMIDOR, publicado el 2 de setiembre de 2010 y modificado por Decreto Legislativo 1308 </w:t>
       </w:r>
     </w:p>
     <w:p>
@@ -6393,7 +6393,7 @@
           <w:sz w:val="16"/>
           <w:szCs w:val="16"/>
         </w:rPr>
-        <w:t xml:space="preserve">LEY N° 29571, CÓDIGO DE PROTECCIÓN Y DEFENSA DEL CONSUMIDOR, publicado el 2 de setiembre de 2010 y modificado por Decreto Legislativo N° 1308   </w:t>
+        <w:t xml:space="preserve">LEY 29571, CÓDIGO DE PROTECCIÓN Y DEFENSA DEL CONSUMIDOR, publicado el 2 de setiembre de 2010 y modificado por Decreto Legislativo 1308 </w:t>
       </w:r>
     </w:p>
     <w:p>
@@ -6531,7 +6531,7 @@
           <w:sz w:val="16"/>
           <w:szCs w:val="16"/>
         </w:rPr>
-        <w:t xml:space="preserve">           </w:t>
+        <w:t xml:space="preserve"> </w:t>
       </w:r>
       <w:r>
         <w:rPr>
@@ -6549,7 +6549,7 @@
           <w:sz w:val="16"/>
           <w:szCs w:val="16"/>
         </w:rPr>
-        <w:t xml:space="preserve">CÓDIGO PROCESAL CIVIL   </w:t>
+        <w:t xml:space="preserve">CÓDIGO PROCESAL CIVIL </w:t>
       </w:r>
     </w:p>
     <w:p>
@@ -6599,7 +6599,7 @@
           <w:sz w:val="16"/>
           <w:szCs w:val="16"/>
         </w:rPr>
-        <w:t xml:space="preserve">1.  Observar los requisitos previstos para la demanda, en lo que corresponda; </w:t>
+        <w:t xml:space="preserve">1. Observar los requisitos previstos para la demanda, en lo que corresponda; </w:t>
       </w:r>
     </w:p>
     <w:p>
@@ -6619,7 +6619,7 @@
           <w:sz w:val="16"/>
           <w:szCs w:val="16"/>
         </w:rPr>
-        <w:t xml:space="preserve">2.  Pronunciarse respecto de cada uno de los hechos expuestos en la demanda. El silencio, la respuesta evasiva o la negativa genérica pueden ser apreciados por el Juez como reconocimiento de verdad de los hechos alegados; </w:t>
+        <w:t xml:space="preserve">2. Pronunciarse respecto de cada uno de los hechos expuestos en la demanda. El silencio, la respuesta evasiva o la negativa genérica pueden ser apreciados por el Juez como reconocimiento de verdad de los hechos alegados; </w:t>
       </w:r>
     </w:p>
     <w:p>
@@ -6639,7 +6639,7 @@
           <w:sz w:val="16"/>
           <w:szCs w:val="16"/>
         </w:rPr>
-        <w:t xml:space="preserve">3.  Reconocer o negar categóricamente la autenticidad de los documentos que se le atribuyen, o aceptar o negar, de igual manera, la recepción de documentos que se alega le fueron enviados. El silencio puede ser apreciado por el Juez como reconocimiento o aceptación de recepción de los documentos; </w:t>
+        <w:t xml:space="preserve">3. Reconocer o negar categóricamente la autenticidad de los documentos que se le atribuyen, o aceptar o negar, de igual manera, la recepción de documentos que se alega le fueron enviados. El silencio puede ser apreciado por el Juez como reconocimiento o aceptación de recepción de los documentos; </w:t>
       </w:r>
     </w:p>
     <w:p>
@@ -6659,7 +6659,7 @@
           <w:sz w:val="16"/>
           <w:szCs w:val="16"/>
         </w:rPr>
-        <w:t xml:space="preserve">4.  Exponer los hechos en que funda su defensa en forma precisa, ordenada y clara; </w:t>
+        <w:t xml:space="preserve">4. Exponer los hechos en que funda su defensa en forma precisa, ordenada y clara; </w:t>
       </w:r>
     </w:p>
     <w:p>
@@ -6679,7 +6679,7 @@
           <w:sz w:val="16"/>
           <w:szCs w:val="16"/>
         </w:rPr>
-        <w:t xml:space="preserve">5.  Ofrecer los medios probatorios; y </w:t>
+        <w:t xml:space="preserve">5. Ofrecer los medios probatorios; y </w:t>
       </w:r>
     </w:p>
     <w:p>
@@ -6699,7 +6699,7 @@
           <w:sz w:val="16"/>
           <w:szCs w:val="16"/>
         </w:rPr>
-        <w:t>6.  Incluir su firma o la de su representante o de su apoderado, y la del Abogado. El Secretario respectivo certificará la huella digital del demandado analfabeto.</w:t>
+        <w:t>6. Incluir su firma o la de su representante o de su apoderado, y la del Abogado. El Secretario respectivo certificará la huella digital del demandado analfabeto.</w:t>
       </w:r>
     </w:p>
     <w:p>
@@ -6750,7 +6750,7 @@
           <w:szCs w:val="16"/>
         </w:rPr>
         <w:tab/>
-        <w:t>El número de trabajadores se atenderá siempre que la empresa haya sido constituida antes de la vigencia de la Ley Nº 30056, publicada el 2 de julio de 2013, que modificó el artículo 5º del Texto Único Ordenado de la Ley de Promoción de la Competitividad, Formalización y Desarrollo de la Micro y Pequeña Empresa y de Acceso al Empleo Decente (LEY MYPE). Ello, en la medida que la Tercera Disposición Complementaria Transitoria de la norma modificatoria precisa que las empresas constituidas antes de la entrada en vigencia de dicha Ley se rigen por los requisitos de acogimiento al régimen de las micro y pequeñas empresas regulados en el Decreto Legislativo 1086.</w:t>
+        <w:t>El número de trabajadores se atenderá siempre que la empresa haya sido constituida antes de la vigencia de la Ley 30056, publicada el 2 de julio de 2013, que modificó el artículo 5 del Texto Único Ordenado de la Ley de Promoción de la Competitividad, Formalización y Desarrollo de la Micro y Pequeña Empresa y de Acceso al Empleo Decente (LEY MYPE). Ello, en la medida que la Tercera Disposición Complementaria Transitoria de la norma modificatoria precisa que las empresas constituidas antes de la entrada en vigencia de dicha Ley se rigen por los requisitos de acogimiento al régimen de las micro y pequeñas empresas regulados en el Decreto Legislativo 1086.</w:t>
       </w:r>
     </w:p>
     <w:p>
@@ -6829,7 +6829,7 @@
           <w:sz w:val="16"/>
           <w:szCs w:val="16"/>
         </w:rPr>
-        <w:t>publicado el 2 de setiembre de 2010 y modificado por Decreto Legislativo N° 1308</w:t>
+        <w:t>publicado el 2 de setiembre de 2010 y modificado por Decreto Legislativo 1308</w:t>
       </w:r>
     </w:p>
     <w:p>
@@ -6861,7 +6861,7 @@
           <w:sz w:val="16"/>
           <w:szCs w:val="16"/>
         </w:rPr>
-        <w:t>Artículo 110º.- Sanciones Administrativas</w:t>
+        <w:t>Artículo 110.- Sanciones Administrativas</w:t>
       </w:r>
     </w:p>
     <w:p>
@@ -7102,7 +7102,7 @@
           <w:szCs w:val="16"/>
           <w:vertAlign w:val="superscript"/>
         </w:rPr>
-        <w:t xml:space="preserve">  </w:t>
+        <w:t xml:space="preserve"> </w:t>
       </w:r>
       <w:r>
         <w:rPr>
@@ -7110,7 +7110,7 @@
           <w:sz w:val="16"/>
           <w:szCs w:val="16"/>
         </w:rPr>
-        <w:t xml:space="preserve">     </w:t>
+        <w:t xml:space="preserve"> </w:t>
       </w:r>
       <w:r>
         <w:rPr>
@@ -7146,7 +7146,7 @@
           <w:sz w:val="16"/>
           <w:szCs w:val="16"/>
         </w:rPr>
-        <w:t>publicado el 2 de setiembre de 2010 y modificado por Decreto Legislativo N° 1308</w:t>
+        <w:t>publicado el 2 de setiembre de 2010 y modificado por Decreto Legislativo 1308</w:t>
       </w:r>
     </w:p>
     <w:p>
@@ -7189,7 +7189,7 @@
           <w:sz w:val="16"/>
           <w:szCs w:val="16"/>
         </w:rPr>
-        <w:t>El órgano resolutivo puede sancionar las infracciones administrativas a que se refiere el artículo 108º con amonestación y multas de hasta cuatrocientos cincuenta (450) Unidades Impositivas Tributarias (UIT), las cuales son calificadas de la siguiente manera:</w:t>
+        <w:t>El órgano resolutivo puede sancionar las infracciones administrativas a que se refiere el artículo 108 con amonestación y multas de hasta cuatrocientos cincuenta (450) Unidades Impositivas Tributarias (UIT), las cuales son calificadas de la siguiente manera:</w:t>
       </w:r>
     </w:p>
     <w:p>
@@ -7302,7 +7302,7 @@
           <w:sz w:val="16"/>
           <w:szCs w:val="16"/>
         </w:rPr>
-        <w:t>En caso de que el proveedor incumpla un acuerdo conciliatorio o cualquier otro acuerdo que de forma indubitable deje constancia de la manifestación de voluntad expresa de las partes de dar por culminada la controversia, o un laudo arbitral, el órgano resolutivo puede sancionar con una multa entre una (1) Unidad Impositiva Tributaria y doscientos (200) Unidades Impositivas Tributarias. Para la graduación se observan los criterios establecidos en el presente Código y supletoriamente, los criterios que establece la Ley N° 27444, Ley del Procedimiento Administrativo General o la norma que la sustituya o complemente.</w:t>
+        <w:t>En caso de que el proveedor incumpla un acuerdo conciliatorio o cualquier otro acuerdo que de forma indubitable deje constancia de la manifestación de voluntad expresa de las partes de dar por culminada la controversia, o un laudo arbitral, el órgano resolutivo puede sancionar con una multa entre una (1) Unidad Impositiva Tributaria y doscientos (200) Unidades Impositivas Tributarias. Para la graduación se observan los criterios establecidos en el presente Código y supletoriamente, los criterios que establece la Ley 27444, Ley del Procedimiento Administrativo General o la norma que la sustituya o complemente.</w:t>
       </w:r>
     </w:p>
     <w:p>
@@ -7364,7 +7364,7 @@
           <w:sz w:val="16"/>
           <w:szCs w:val="16"/>
         </w:rPr>
-        <w:t xml:space="preserve">        </w:t>
+        <w:t xml:space="preserve"> </w:t>
       </w:r>
       <w:r>
         <w:rPr>
@@ -8109,7 +8109,7 @@
           <w:sz w:val="16"/>
           <w:szCs w:val="16"/>
         </w:rPr>
-        <w:t xml:space="preserve">         </w:t>
+        <w:t xml:space="preserve"> </w:t>
       </w:r>
       <w:r>
         <w:rPr>
@@ -8145,7 +8145,7 @@
           <w:sz w:val="16"/>
           <w:szCs w:val="16"/>
         </w:rPr>
-        <w:t>publicado el 2 de setiembre de 2010 y modificado por Decreto Legislativo N° 1308</w:t>
+        <w:t>publicado el 2 de setiembre de 2010 y modificado por Decreto Legislativo 1308</w:t>
       </w:r>
     </w:p>
     <w:p>
@@ -8308,7 +8308,7 @@
           <w:sz w:val="16"/>
           <w:szCs w:val="16"/>
         </w:rPr>
-        <w:t xml:space="preserve">         </w:t>
+        <w:t xml:space="preserve"> </w:t>
       </w:r>
       <w:r>
         <w:rPr>
@@ -8430,7 +8430,7 @@
           <w:szCs w:val="16"/>
         </w:rPr>
         <w:tab/>
-        <w:t>DECRETO LEGISLATIVO Nº 807, LEY SOBRE FACULTADES, NORMAS Y ORGANIZACIÓN DEL INDECOPI FACULTADES DE LAS COMISIONES Y OFICINAS DEL INDECOPI.</w:t>
+        <w:t>DECRETO LEGISLATIVO 807, LEY SOBRE FACULTADES, NORMAS Y ORGANIZACIÓN DEL INDECOPI FACULTADES DE LAS COMISIONES Y OFICINAS DEL INDECOPI.</w:t>
       </w:r>
     </w:p>
     <w:p>
@@ -8453,7 +8453,7 @@
           <w:sz w:val="16"/>
           <w:szCs w:val="16"/>
         </w:rPr>
-        <w:t xml:space="preserve">Artículo 29º.- </w:t>
+        <w:t xml:space="preserve">Artículo 29.- </w:t>
       </w:r>
       <w:r>
         <w:rPr>
@@ -8814,7 +8814,7 @@
               <w:sz w:val="16"/>
               <w:szCs w:val="16"/>
             </w:rPr>
-            <w:t xml:space="preserve">CNICA DE LA    </w:t>
+            <w:t xml:space="preserve">CNICA DE LA </w:t>
           </w:r>
         </w:p>
         <w:p>

--- a/plantillas_maestras/17_seguro_no_especificado/materia_general_asegurativa/2_ddos_banco_y_aseguradora/varon/TPL_0880_2025_SEGURO_NO_ESPECIFICADO_MATERIA_GENERAL_ASEGURATIVA_BANCO_VARON_R1.DOCX
+++ b/plantillas_maestras/17_seguro_no_especificado/materia_general_asegurativa/2_ddos_banco_y_aseguradora/varon/TPL_0880_2025_SEGURO_NO_ESPECIFICADO_MATERIA_GENERAL_ASEGURATIVA_BANCO_VARON_R1.DOCX
@@ -108,7 +108,7 @@
           <w:lang w:eastAsia="es-PE"/>
           <w14:ligatures w14:val="none"/>
         </w:rPr>
-        <w:t>DENUNCIANTE</w:t>
+        <w:t xml:space="preserve">DENUNCIANTE:[DENUNCIANTE] (SEÑOR [APELLIDO])</w:t>
       </w:r>
       <w:r>
         <w:rPr>
@@ -120,7 +120,7 @@
           <w14:ligatures w14:val="none"/>
         </w:rPr>
         <w:tab/>
-        <w:t>:</w:t>
+        <w:t/>
       </w:r>
       <w:r>
         <w:rPr>
@@ -142,40 +142,40 @@
           <w:lang w:eastAsia="es-PE"/>
           <w14:ligatures w14:val="none"/>
         </w:rPr>
-        <w:t xml:space="preserve">CESAR EDUARDO CESPEDES SARMIENTO </w:t>
-      </w:r>
-      <w:r>
-        <w:rPr>
-          <w:rFonts w:ascii="Arial Narrow" w:eastAsia="Arial Narrow" w:hAnsi="Arial Narrow" w:cs="Arial Narrow"/>
-          <w:b/>
-          <w:color w:val="000000"/>
-          <w:kern w:val="0"/>
-          <w:lang w:eastAsia="es-PE"/>
-          <w14:ligatures w14:val="none"/>
-        </w:rPr>
-        <w:t>(</w:t>
-      </w:r>
-      <w:r>
-        <w:rPr>
-          <w:rFonts w:ascii="Arial Narrow" w:eastAsia="Arial Narrow" w:hAnsi="Arial Narrow" w:cs="Arial Narrow"/>
-          <w:b/>
-          <w:color w:val="000000"/>
-          <w:kern w:val="0"/>
-          <w:lang w:eastAsia="es-PE"/>
-          <w14:ligatures w14:val="none"/>
-        </w:rPr>
-        <w:t>SEÑOR CESPEDES</w:t>
-      </w:r>
-      <w:r>
-        <w:rPr>
-          <w:rFonts w:ascii="Arial Narrow" w:eastAsia="Arial Narrow" w:hAnsi="Arial Narrow" w:cs="Arial Narrow"/>
-          <w:b/>
-          <w:color w:val="000000"/>
-          <w:kern w:val="0"/>
-          <w:lang w:eastAsia="es-PE"/>
-          <w14:ligatures w14:val="none"/>
-        </w:rPr>
-        <w:t>)</w:t>
+        <w:t xml:space="preserve"/>
+      </w:r>
+      <w:r>
+        <w:rPr>
+          <w:rFonts w:ascii="Arial Narrow" w:eastAsia="Arial Narrow" w:hAnsi="Arial Narrow" w:cs="Arial Narrow"/>
+          <w:b/>
+          <w:color w:val="000000"/>
+          <w:kern w:val="0"/>
+          <w:lang w:eastAsia="es-PE"/>
+          <w14:ligatures w14:val="none"/>
+        </w:rPr>
+        <w:t/>
+      </w:r>
+      <w:r>
+        <w:rPr>
+          <w:rFonts w:ascii="Arial Narrow" w:eastAsia="Arial Narrow" w:hAnsi="Arial Narrow" w:cs="Arial Narrow"/>
+          <w:b/>
+          <w:color w:val="000000"/>
+          <w:kern w:val="0"/>
+          <w:lang w:eastAsia="es-PE"/>
+          <w14:ligatures w14:val="none"/>
+        </w:rPr>
+        <w:t/>
+      </w:r>
+      <w:r>
+        <w:rPr>
+          <w:rFonts w:ascii="Arial Narrow" w:eastAsia="Arial Narrow" w:hAnsi="Arial Narrow" w:cs="Arial Narrow"/>
+          <w:b/>
+          <w:color w:val="000000"/>
+          <w:kern w:val="0"/>
+          <w:lang w:eastAsia="es-PE"/>
+          <w14:ligatures w14:val="none"/>
+        </w:rPr>
+        <w:t/>
       </w:r>
     </w:p>
     <w:p>
@@ -657,7 +657,7 @@
           <w:lang w:val="es-ES" w:eastAsia="es-ES"/>
           <w14:ligatures w14:val="none"/>
         </w:rPr>
-        <w:t xml:space="preserve">Mediante </w:t>
+        <w:t xml:space="preserve">Mediante el escrito del 14 de abril de 2025, el señor [APELLIDO] denunció al Banco y a BNP Paribas por presuntas infracciones a la Ley 29571, Código de Protección y Defensa del Consumidor (en adelante, Código), señalando lo siguiente:</w:t>
       </w:r>
       <w:r>
         <w:rPr>
@@ -667,7 +667,7 @@
           <w:lang w:val="es-ES" w:eastAsia="es-ES"/>
           <w14:ligatures w14:val="none"/>
         </w:rPr>
-        <w:t xml:space="preserve">el escrito del </w:t>
+        <w:t xml:space="preserve"/>
       </w:r>
       <w:r>
         <w:rPr>
@@ -677,7 +677,7 @@
           <w:lang w:val="es-ES" w:eastAsia="es-ES"/>
           <w14:ligatures w14:val="none"/>
         </w:rPr>
-        <w:t>14 de abril de 2025</w:t>
+        <w:t/>
       </w:r>
       <w:r>
         <w:rPr>
@@ -685,7 +685,7 @@
           <w:kern w:val="0"/>
           <w14:ligatures w14:val="none"/>
         </w:rPr>
-        <w:t xml:space="preserve">, </w:t>
+        <w:t xml:space="preserve"/>
       </w:r>
       <w:r>
         <w:rPr>
@@ -693,7 +693,7 @@
           <w:kern w:val="0"/>
           <w14:ligatures w14:val="none"/>
         </w:rPr>
-        <w:t>el señor</w:t>
+        <w:t/>
       </w:r>
       <w:r>
         <w:rPr>
@@ -701,7 +701,7 @@
           <w:kern w:val="0"/>
           <w14:ligatures w14:val="none"/>
         </w:rPr>
-        <w:t xml:space="preserve"> </w:t>
+        <w:t xml:space="preserve"/>
       </w:r>
       <w:r>
         <w:rPr>
@@ -709,7 +709,7 @@
           <w:kern w:val="0"/>
           <w14:ligatures w14:val="none"/>
         </w:rPr>
-        <w:t xml:space="preserve">Cespedes </w:t>
+        <w:t xml:space="preserve"/>
       </w:r>
       <w:r>
         <w:rPr>
@@ -719,7 +719,7 @@
           <w:lang w:val="es-ES" w:eastAsia="es-ES"/>
           <w14:ligatures w14:val="none"/>
         </w:rPr>
-        <w:t xml:space="preserve">denunció </w:t>
+        <w:t xml:space="preserve"/>
       </w:r>
       <w:r>
         <w:rPr>
@@ -729,7 +729,7 @@
           <w:lang w:val="es-ES" w:eastAsia="es-ES"/>
           <w14:ligatures w14:val="none"/>
         </w:rPr>
-        <w:t>al Banco</w:t>
+        <w:t/>
       </w:r>
       <w:r>
         <w:rPr>
@@ -739,7 +739,7 @@
           <w:lang w:val="es-ES" w:eastAsia="es-ES"/>
           <w14:ligatures w14:val="none"/>
         </w:rPr>
-        <w:t xml:space="preserve"> y a </w:t>
+        <w:t xml:space="preserve"/>
       </w:r>
       <w:r>
         <w:rPr>
@@ -749,7 +749,7 @@
           <w:lang w:val="es-ES" w:eastAsia="es-ES"/>
           <w14:ligatures w14:val="none"/>
         </w:rPr>
-        <w:t xml:space="preserve">BNP Paribas </w:t>
+        <w:t xml:space="preserve"/>
       </w:r>
       <w:r>
         <w:rPr>
@@ -759,7 +759,7 @@
           <w:lang w:val="es-ES" w:eastAsia="es-ES"/>
           <w14:ligatures w14:val="none"/>
         </w:rPr>
-        <w:t xml:space="preserve">por presuntas infracciones </w:t>
+        <w:t xml:space="preserve"/>
       </w:r>
       <w:r>
         <w:rPr>
@@ -769,7 +769,7 @@
           <w:lang w:val="es-ES" w:eastAsia="es-ES"/>
           <w14:ligatures w14:val="none"/>
         </w:rPr>
-        <w:t>a la Ley 29571, Código de Protección y Defensa del Consumidor (en adelante, Código)</w:t>
+        <w:t/>
       </w:r>
       <w:r>
         <w:rPr>
@@ -790,7 +790,7 @@
           <w:lang w:val="es-ES" w:eastAsia="es-ES"/>
           <w14:ligatures w14:val="none"/>
         </w:rPr>
-        <w:t xml:space="preserve">, señalando </w:t>
+        <w:t xml:space="preserve"/>
       </w:r>
       <w:r>
         <w:rPr>
@@ -801,7 +801,7 @@
           <w:lang w:val="es-ES" w:eastAsia="es-ES"/>
           <w14:ligatures w14:val="none"/>
         </w:rPr>
-        <w:t>lo siguiente:</w:t>
+        <w:t/>
       </w:r>
     </w:p>
     <w:p>
@@ -1141,7 +1141,7 @@
           <w:lang w:val="es-ES" w:eastAsia="es-ES"/>
           <w14:ligatures w14:val="none"/>
         </w:rPr>
-        <w:t>E</w:t>
+        <w:t xml:space="preserve">El señor [APELLIDO] solicitó, en calidad de medida correctiva, que el Banco y BNP Paribas cumplan con lo siguiente: (i) emitir de forma individual o conjunta una carta de disculpas a favor del denunciante, brindando explicaciones técnicas y detalladas, así como el sustento legal correspondiente sobre las políticas aplicables ante hechos como los expuestos en la denuncia; (ii) ejecutar de manera inmediata la cobertura del Seguro de protección de tarjetas a favor del denunciante conforme a las condiciones contractuales pactadas, cubriendo el perjuicio económico por S/ 21 500,00; (iii) devolver íntegramente todos los pagos realizados por el denunciante en concepto de primas del referido seguro; (iv) implementar en todas sus oficinas el Libro de Reclamaciones Virtual y su respectivo aviso conforme a lo dispuesto en el Código de Protección y Defensa del Consumidor y su Reglamento; (v) realizar y acreditar ante Indecopi la capacitación de todo el personal del sobre el uso del Libro de Reclamaciones y demás obligaciones previstas en la Ley 29571 y su Reglamento, presentando certificados suscritos por los capacitadores, videos y demás medios probatorios pertinentes; (vi) realizar y acreditar ante Indecopi la capacitación de todo el personal de BNP Paribas la capacitación de todo el personal del sobre el uso del Libro de Reclamaciones y demás obligaciones previstas en la Ley 29571 y su Reglamento, presentando certificados suscritos por los capacitadores, videos y demás medios probatorios pertinentes; (vii) disponer la inscripción del Banco en el Registro de Infracciones y Sanciones del Indecopi una vez la resolución administrativa que declare fundada la denuncia quede firme; (viii) disponer la inscripción de BNP Paribas una vez la resolución administrativa que declare fundada la denuncia quede firme; y, (ix) entregar al denunciante los datos completos de los trabajadores y/o funcionarios involucrados en los hechos denunciados, indicando si aún laboran en la empresa y qué cargos ostentan, con el fin de posibilitar el ejercicio de las acciones legales correspondientes. Además, requirió el reembolso de costos y costas del presente procedimiento. </w:t>
       </w:r>
       <w:r>
         <w:rPr>
@@ -1151,7 +1151,7 @@
           <w:lang w:val="es-ES" w:eastAsia="es-ES"/>
           <w14:ligatures w14:val="none"/>
         </w:rPr>
-        <w:t xml:space="preserve">l señor Cespedes </w:t>
+        <w:t xml:space="preserve"/>
       </w:r>
       <w:r>
         <w:rPr>
@@ -1161,7 +1161,7 @@
           <w:lang w:val="es-ES" w:eastAsia="es-ES"/>
           <w14:ligatures w14:val="none"/>
         </w:rPr>
-        <w:t xml:space="preserve">solicitó, en calidad de medida correctiva, que el Banco </w:t>
+        <w:t xml:space="preserve"/>
       </w:r>
       <w:r>
         <w:rPr>
@@ -1171,7 +1171,7 @@
           <w:lang w:val="es-ES" w:eastAsia="es-ES"/>
           <w14:ligatures w14:val="none"/>
         </w:rPr>
-        <w:t xml:space="preserve">y BNP Paribas </w:t>
+        <w:t xml:space="preserve"/>
       </w:r>
       <w:r>
         <w:rPr>
@@ -1181,7 +1181,7 @@
           <w:lang w:val="es-ES" w:eastAsia="es-ES"/>
           <w14:ligatures w14:val="none"/>
         </w:rPr>
-        <w:t>cumpla</w:t>
+        <w:t/>
       </w:r>
       <w:r>
         <w:rPr>
@@ -1191,7 +1191,7 @@
           <w:lang w:val="es-ES" w:eastAsia="es-ES"/>
           <w14:ligatures w14:val="none"/>
         </w:rPr>
-        <w:t>n</w:t>
+        <w:t/>
       </w:r>
       <w:r>
         <w:rPr>
@@ -1201,7 +1201,7 @@
           <w:lang w:val="es-ES" w:eastAsia="es-ES"/>
           <w14:ligatures w14:val="none"/>
         </w:rPr>
-        <w:t xml:space="preserve"> </w:t>
+        <w:t xml:space="preserve"/>
       </w:r>
       <w:r>
         <w:rPr>
@@ -1211,7 +1211,7 @@
           <w:lang w:val="es-ES" w:eastAsia="es-ES"/>
           <w14:ligatures w14:val="none"/>
         </w:rPr>
-        <w:t xml:space="preserve">con </w:t>
+        <w:t xml:space="preserve"/>
       </w:r>
       <w:r>
         <w:rPr>
@@ -1221,7 +1221,7 @@
           <w:lang w:val="es-ES" w:eastAsia="es-ES"/>
           <w14:ligatures w14:val="none"/>
         </w:rPr>
-        <w:t xml:space="preserve">lo siguiente: </w:t>
+        <w:t xml:space="preserve"/>
       </w:r>
       <w:r>
         <w:rPr>
@@ -1231,7 +1231,7 @@
           <w:lang w:eastAsia="es-ES"/>
           <w14:ligatures w14:val="none"/>
         </w:rPr>
-        <w:t xml:space="preserve">(i) emitir de </w:t>
+        <w:t xml:space="preserve"/>
       </w:r>
       <w:r>
         <w:rPr>
@@ -1241,7 +1241,7 @@
           <w:lang w:eastAsia="es-ES"/>
           <w14:ligatures w14:val="none"/>
         </w:rPr>
-        <w:t xml:space="preserve">forma individual o conjunta una carta de disculpas a favor del denunciante, brindando explicaciones técnicas y detalladas, así como el sustento legal correspondiente sobre las políticas aplicables ante hechos como los expuestos en la denuncia; (ii) ejecutar de manera inmediata la cobertura del </w:t>
+        <w:t xml:space="preserve"/>
       </w:r>
       <w:r>
         <w:rPr>
@@ -1251,7 +1251,7 @@
           <w:lang w:eastAsia="es-ES"/>
           <w14:ligatures w14:val="none"/>
         </w:rPr>
-        <w:t>Seguro de protección de tarjetas</w:t>
+        <w:t/>
       </w:r>
       <w:r>
         <w:rPr>
@@ -1261,7 +1261,7 @@
           <w:lang w:eastAsia="es-ES"/>
           <w14:ligatures w14:val="none"/>
         </w:rPr>
-        <w:t xml:space="preserve"> </w:t>
+        <w:t xml:space="preserve"/>
       </w:r>
       <w:r>
         <w:rPr>
@@ -1271,7 +1271,7 @@
           <w:lang w:eastAsia="es-ES"/>
           <w14:ligatures w14:val="none"/>
         </w:rPr>
-        <w:t>a favor del denunciante conforme a las condiciones contractuales pactadas, cubriendo el perjuicio económico por S/ 21</w:t>
+        <w:t/>
       </w:r>
       <w:r>
         <w:rPr>
@@ -1281,7 +1281,7 @@
           <w:lang w:eastAsia="es-ES"/>
           <w14:ligatures w14:val="none"/>
         </w:rPr>
-        <w:t xml:space="preserve"> </w:t>
+        <w:t xml:space="preserve"/>
       </w:r>
       <w:r>
         <w:rPr>
@@ -1291,7 +1291,7 @@
           <w:lang w:eastAsia="es-ES"/>
           <w14:ligatures w14:val="none"/>
         </w:rPr>
-        <w:t>500</w:t>
+        <w:t/>
       </w:r>
       <w:r>
         <w:rPr>
@@ -1301,7 +1301,7 @@
           <w:lang w:eastAsia="es-ES"/>
           <w14:ligatures w14:val="none"/>
         </w:rPr>
-        <w:t>,</w:t>
+        <w:t/>
       </w:r>
       <w:r>
         <w:rPr>
@@ -1311,7 +1311,7 @@
           <w:lang w:eastAsia="es-ES"/>
           <w14:ligatures w14:val="none"/>
         </w:rPr>
-        <w:t>00; (iii) devolver íntegramente todos los pagos realizados por el denunciante en concepto de primas del referido seguro; (</w:t>
+        <w:t/>
       </w:r>
       <w:r>
         <w:rPr>
@@ -1321,7 +1321,7 @@
           <w:lang w:eastAsia="es-ES"/>
           <w14:ligatures w14:val="none"/>
         </w:rPr>
-        <w:t>i</w:t>
+        <w:t/>
       </w:r>
       <w:r>
         <w:rPr>
@@ -1331,7 +1331,7 @@
           <w:lang w:eastAsia="es-ES"/>
           <w14:ligatures w14:val="none"/>
         </w:rPr>
-        <w:t xml:space="preserve">v) implementar en todas sus oficinas el Libro de Reclamaciones Virtual y su respectivo aviso conforme a lo dispuesto en el Código de Protección y Defensa del Consumidor y su Reglamento; (v) realizar y acreditar ante </w:t>
+        <w:t xml:space="preserve"/>
       </w:r>
       <w:r>
         <w:rPr>
@@ -1341,7 +1341,7 @@
           <w:lang w:eastAsia="es-ES"/>
           <w14:ligatures w14:val="none"/>
         </w:rPr>
-        <w:t xml:space="preserve">Indecopi </w:t>
+        <w:t xml:space="preserve"/>
       </w:r>
       <w:r>
         <w:rPr>
@@ -1351,7 +1351,7 @@
           <w:lang w:eastAsia="es-ES"/>
           <w14:ligatures w14:val="none"/>
         </w:rPr>
-        <w:t>la capacitación de todo el personal de</w:t>
+        <w:t/>
       </w:r>
       <w:r>
         <w:rPr>
@@ -1361,7 +1361,7 @@
           <w:lang w:eastAsia="es-ES"/>
           <w14:ligatures w14:val="none"/>
         </w:rPr>
-        <w:t xml:space="preserve">l </w:t>
+        <w:t xml:space="preserve"/>
       </w:r>
       <w:r>
         <w:rPr>
@@ -1371,7 +1371,7 @@
           <w:lang w:eastAsia="es-ES"/>
           <w14:ligatures w14:val="none"/>
         </w:rPr>
-        <w:t xml:space="preserve">sobre el uso del Libro de Reclamaciones y demás obligaciones previstas en la Ley 29571 y su Reglamento, presentando certificados suscritos por los capacitadores, videos y demás medios probatorios pertinentes; (vi) realizar y acreditar ante </w:t>
+        <w:t xml:space="preserve"/>
       </w:r>
       <w:r>
         <w:rPr>
@@ -1381,7 +1381,7 @@
           <w:lang w:eastAsia="es-ES"/>
           <w14:ligatures w14:val="none"/>
         </w:rPr>
-        <w:t xml:space="preserve">Indecopi </w:t>
+        <w:t xml:space="preserve"/>
       </w:r>
       <w:r>
         <w:rPr>
@@ -1391,7 +1391,7 @@
           <w:lang w:eastAsia="es-ES"/>
           <w14:ligatures w14:val="none"/>
         </w:rPr>
-        <w:t xml:space="preserve">la capacitación de todo el personal de BNP </w:t>
+        <w:t xml:space="preserve"/>
       </w:r>
       <w:r>
         <w:rPr>
@@ -1401,7 +1401,7 @@
           <w:lang w:eastAsia="es-ES"/>
           <w14:ligatures w14:val="none"/>
         </w:rPr>
-        <w:t>Paribas la capacitación de todo el personal de</w:t>
+        <w:t/>
       </w:r>
       <w:r>
         <w:rPr>
@@ -1411,7 +1411,7 @@
           <w:lang w:eastAsia="es-ES"/>
           <w14:ligatures w14:val="none"/>
         </w:rPr>
-        <w:t xml:space="preserve">l </w:t>
+        <w:t xml:space="preserve"/>
       </w:r>
       <w:r>
         <w:rPr>
@@ -1421,7 +1421,7 @@
           <w:lang w:eastAsia="es-ES"/>
           <w14:ligatures w14:val="none"/>
         </w:rPr>
-        <w:t>sobre el uso del Libro de Reclamaciones y demás obligaciones previstas en la Ley 29571 y su Reglamento, presentando certificados suscritos por los capacitadores, videos y demás medios probatorios pertinentes</w:t>
+        <w:t/>
       </w:r>
       <w:r>
         <w:rPr>
@@ -1431,7 +1431,7 @@
           <w:lang w:eastAsia="es-ES"/>
           <w14:ligatures w14:val="none"/>
         </w:rPr>
-        <w:t>; (vii) disponer la inscripción de</w:t>
+        <w:t/>
       </w:r>
       <w:r>
         <w:rPr>
@@ -1441,7 +1441,7 @@
           <w:lang w:eastAsia="es-ES"/>
           <w14:ligatures w14:val="none"/>
         </w:rPr>
-        <w:t xml:space="preserve">l Banco </w:t>
+        <w:t xml:space="preserve"/>
       </w:r>
       <w:r>
         <w:rPr>
@@ -1451,7 +1451,7 @@
           <w:lang w:eastAsia="es-ES"/>
           <w14:ligatures w14:val="none"/>
         </w:rPr>
-        <w:t xml:space="preserve">en el Registro de Infracciones y Sanciones del </w:t>
+        <w:t xml:space="preserve"/>
       </w:r>
       <w:r>
         <w:rPr>
@@ -1461,7 +1461,7 @@
           <w:lang w:eastAsia="es-ES"/>
           <w14:ligatures w14:val="none"/>
         </w:rPr>
-        <w:t xml:space="preserve">Indecopi </w:t>
+        <w:t xml:space="preserve"/>
       </w:r>
       <w:r>
         <w:rPr>
@@ -1471,7 +1471,7 @@
           <w:lang w:eastAsia="es-ES"/>
           <w14:ligatures w14:val="none"/>
         </w:rPr>
-        <w:t xml:space="preserve">una vez la resolución administrativa </w:t>
+        <w:t xml:space="preserve"/>
       </w:r>
       <w:r>
         <w:rPr>
@@ -1481,7 +1481,7 @@
           <w:lang w:eastAsia="es-ES"/>
           <w14:ligatures w14:val="none"/>
         </w:rPr>
-        <w:t>que declare fundada la denuncia quede firme</w:t>
+        <w:t/>
       </w:r>
       <w:r>
         <w:rPr>
@@ -1491,7 +1491,7 @@
           <w:lang w:eastAsia="es-ES"/>
           <w14:ligatures w14:val="none"/>
         </w:rPr>
-        <w:t>; (</w:t>
+        <w:t/>
       </w:r>
       <w:r>
         <w:rPr>
@@ -1501,7 +1501,7 @@
           <w:lang w:eastAsia="es-ES"/>
           <w14:ligatures w14:val="none"/>
         </w:rPr>
-        <w:t>viii</w:t>
+        <w:t/>
       </w:r>
       <w:r>
         <w:rPr>
@@ -1511,7 +1511,7 @@
           <w:lang w:eastAsia="es-ES"/>
           <w14:ligatures w14:val="none"/>
         </w:rPr>
-        <w:t xml:space="preserve">) disponer la inscripción de BNP </w:t>
+        <w:t xml:space="preserve"/>
       </w:r>
       <w:r>
         <w:rPr>
@@ -1521,7 +1521,7 @@
           <w:lang w:eastAsia="es-ES"/>
           <w14:ligatures w14:val="none"/>
         </w:rPr>
-        <w:t xml:space="preserve">Paribas una vez la resolución administrativa </w:t>
+        <w:t xml:space="preserve"/>
       </w:r>
       <w:r>
         <w:rPr>
@@ -1531,7 +1531,7 @@
           <w:lang w:eastAsia="es-ES"/>
           <w14:ligatures w14:val="none"/>
         </w:rPr>
-        <w:t>que declare fundada la denuncia quede firme</w:t>
+        <w:t/>
       </w:r>
       <w:r>
         <w:rPr>
@@ -1541,7 +1541,7 @@
           <w:lang w:eastAsia="es-ES"/>
           <w14:ligatures w14:val="none"/>
         </w:rPr>
-        <w:t xml:space="preserve">; </w:t>
+        <w:t xml:space="preserve"/>
       </w:r>
       <w:r>
         <w:rPr>
@@ -1551,7 +1551,7 @@
           <w:lang w:eastAsia="es-ES"/>
           <w14:ligatures w14:val="none"/>
         </w:rPr>
-        <w:t xml:space="preserve">y, </w:t>
+        <w:t xml:space="preserve"/>
       </w:r>
       <w:r>
         <w:rPr>
@@ -1561,7 +1561,7 @@
           <w:lang w:eastAsia="es-ES"/>
           <w14:ligatures w14:val="none"/>
         </w:rPr>
-        <w:t>(</w:t>
+        <w:t/>
       </w:r>
       <w:r>
         <w:rPr>
@@ -1571,7 +1571,7 @@
           <w:lang w:eastAsia="es-ES"/>
           <w14:ligatures w14:val="none"/>
         </w:rPr>
-        <w:t>i</w:t>
+        <w:t/>
       </w:r>
       <w:r>
         <w:rPr>
@@ -1581,7 +1581,7 @@
           <w:lang w:eastAsia="es-ES"/>
           <w14:ligatures w14:val="none"/>
         </w:rPr>
-        <w:t>x) entregar al denunciante los datos completos de los trabajadores y/o funcionarios involucrados en los hechos denunciados, indicando si aún laboran en la empresa y qué cargos ostentan, con el fin de posibilitar el ejercicio de las acciones legales correspondientes</w:t>
+        <w:t/>
       </w:r>
       <w:r>
         <w:rPr>
@@ -1591,7 +1591,7 @@
           <w:lang w:val="es-ES" w:eastAsia="es-ES"/>
           <w14:ligatures w14:val="none"/>
         </w:rPr>
-        <w:t xml:space="preserve">. </w:t>
+        <w:t xml:space="preserve"/>
       </w:r>
       <w:r>
         <w:rPr>
@@ -1601,7 +1601,7 @@
           <w:lang w:val="es-ES" w:eastAsia="es-ES"/>
           <w14:ligatures w14:val="none"/>
         </w:rPr>
-        <w:t>Además</w:t>
+        <w:t/>
       </w:r>
       <w:r>
         <w:rPr>
@@ -1611,7 +1611,7 @@
           <w:lang w:val="es-ES" w:eastAsia="es-ES"/>
           <w14:ligatures w14:val="none"/>
         </w:rPr>
-        <w:t>,</w:t>
+        <w:t/>
       </w:r>
       <w:r>
         <w:rPr>
@@ -1621,7 +1621,7 @@
           <w:lang w:val="es-ES" w:eastAsia="es-ES"/>
           <w14:ligatures w14:val="none"/>
         </w:rPr>
-        <w:t xml:space="preserve"> requirió el </w:t>
+        <w:t xml:space="preserve"/>
       </w:r>
       <w:r>
         <w:rPr>
@@ -1631,7 +1631,7 @@
           <w:lang w:val="es-ES" w:eastAsia="es-ES"/>
           <w14:ligatures w14:val="none"/>
         </w:rPr>
-        <w:t xml:space="preserve">reembolso de costos y costas del presente procedimiento. </w:t>
+        <w:t xml:space="preserve"/>
       </w:r>
     </w:p>
     <w:p>
@@ -2640,7 +2640,7 @@
           <w:lang w:eastAsia="es-PE"/>
           <w14:ligatures w14:val="none"/>
         </w:rPr>
-        <w:t xml:space="preserve">PRIMERO: </w:t>
+        <w:t xml:space="preserve">PRIMERO: admitir a trámite la denuncia del 14 de abril de 2025, interpuesta por el señor [DENUNCIANTE] contra Banco Falabella Perú S.A. y BNP Paribas Cardif S.A. Compañía de Seguros y Reaseguros, por lo siguiente: </w:t>
       </w:r>
       <w:r>
         <w:rPr>
@@ -2651,7 +2651,7 @@
           <w:lang w:eastAsia="es-PE"/>
           <w14:ligatures w14:val="none"/>
         </w:rPr>
-        <w:t xml:space="preserve">admitir a trámite la denuncia </w:t>
+        <w:t xml:space="preserve"/>
       </w:r>
       <w:r>
         <w:rPr>
@@ -2661,7 +2661,7 @@
           <w:lang w:val="es-ES" w:eastAsia="es-ES"/>
           <w14:ligatures w14:val="none"/>
         </w:rPr>
-        <w:t xml:space="preserve">del </w:t>
+        <w:t xml:space="preserve"/>
       </w:r>
       <w:r>
         <w:rPr>
@@ -2671,7 +2671,7 @@
           <w:lang w:val="es-ES" w:eastAsia="es-ES"/>
           <w14:ligatures w14:val="none"/>
         </w:rPr>
-        <w:t>14 de abril de 2025</w:t>
+        <w:t/>
       </w:r>
       <w:r>
         <w:rPr>
@@ -2679,7 +2679,7 @@
           <w:kern w:val="0"/>
           <w14:ligatures w14:val="none"/>
         </w:rPr>
-        <w:t>,</w:t>
+        <w:t/>
       </w:r>
       <w:r>
         <w:rPr>
@@ -2689,7 +2689,7 @@
           <w:lang w:val="es-ES" w:eastAsia="es-ES"/>
           <w14:ligatures w14:val="none"/>
         </w:rPr>
-        <w:t xml:space="preserve"> </w:t>
+        <w:t xml:space="preserve"/>
       </w:r>
       <w:r>
         <w:rPr>
@@ -2700,7 +2700,7 @@
           <w:lang w:eastAsia="es-PE"/>
           <w14:ligatures w14:val="none"/>
         </w:rPr>
-        <w:t xml:space="preserve">interpuesta por </w:t>
+        <w:t xml:space="preserve"/>
       </w:r>
       <w:r>
         <w:rPr>
@@ -2708,7 +2708,7 @@
           <w:kern w:val="0"/>
           <w14:ligatures w14:val="none"/>
         </w:rPr>
-        <w:t>el</w:t>
+        <w:t/>
       </w:r>
       <w:r>
         <w:rPr>
@@ -2716,7 +2716,7 @@
           <w:kern w:val="0"/>
           <w14:ligatures w14:val="none"/>
         </w:rPr>
-        <w:t xml:space="preserve"> señor</w:t>
+        <w:t xml:space="preserve"/>
       </w:r>
       <w:r>
         <w:rPr>
@@ -2724,7 +2724,7 @@
           <w:kern w:val="0"/>
           <w14:ligatures w14:val="none"/>
         </w:rPr>
-        <w:t xml:space="preserve"> </w:t>
+        <w:t xml:space="preserve"/>
       </w:r>
       <w:r>
         <w:rPr>
@@ -2735,7 +2735,7 @@
           <w:lang w:eastAsia="es-PE"/>
           <w14:ligatures w14:val="none"/>
         </w:rPr>
-        <w:t xml:space="preserve">Cesar Eduardo Cespedes Sarmiento </w:t>
+        <w:t xml:space="preserve"/>
       </w:r>
       <w:r>
         <w:rPr>
@@ -2746,7 +2746,7 @@
           <w:lang w:eastAsia="es-PE"/>
           <w14:ligatures w14:val="none"/>
         </w:rPr>
-        <w:t>contra</w:t>
+        <w:t/>
       </w:r>
       <w:bookmarkStart w:id="1" w:name="_Hlk138779332"/>
       <w:r>
@@ -2758,14 +2758,14 @@
           <w:lang w:eastAsia="es-PE"/>
           <w14:ligatures w14:val="none"/>
         </w:rPr>
-        <w:t xml:space="preserve"> </w:t>
+        <w:t xml:space="preserve"/>
       </w:r>
       <w:r>
         <w:rPr>
           <w:rFonts w:ascii="Arial Narrow" w:eastAsia="Arial Narrow" w:hAnsi="Arial Narrow" w:cs="Arial Narrow"/>
           <w:bCs/>
         </w:rPr>
-        <w:t>Banco Falabella Perú S.A. y BNP Paribas Cardif S.A. Compañía de Seguros y Reaseguros</w:t>
+        <w:t/>
       </w:r>
       <w:r>
         <w:rPr>
@@ -2776,7 +2776,7 @@
           <w:lang w:eastAsia="es-PE"/>
           <w14:ligatures w14:val="none"/>
         </w:rPr>
-        <w:t xml:space="preserve">, </w:t>
+        <w:t xml:space="preserve"/>
       </w:r>
       <w:r>
         <w:rPr>
@@ -2786,7 +2786,7 @@
           <w:lang w:eastAsia="es-PE"/>
           <w14:ligatures w14:val="none"/>
         </w:rPr>
-        <w:t>por</w:t>
+        <w:t/>
       </w:r>
       <w:bookmarkEnd w:id="1"/>
       <w:r>
@@ -2797,7 +2797,7 @@
           <w:lang w:eastAsia="es-PE"/>
           <w14:ligatures w14:val="none"/>
         </w:rPr>
-        <w:t xml:space="preserve"> </w:t>
+        <w:t xml:space="preserve"/>
       </w:r>
       <w:r>
         <w:rPr>
@@ -2807,7 +2807,7 @@
           <w:lang w:eastAsia="es-PE"/>
           <w14:ligatures w14:val="none"/>
         </w:rPr>
-        <w:t xml:space="preserve">lo siguiente: </w:t>
+        <w:t xml:space="preserve"/>
       </w:r>
     </w:p>
     <w:p>
@@ -4897,7 +4897,7 @@
           <w:b/>
           <w:bCs/>
         </w:rPr>
-        <w:t>DÉCIMO</w:t>
+        <w:t xml:space="preserve">DÉCIMO PRIMERO: requerir al señor [DENUNCIANTE] para que, dentro del plazo de dos (2) días hábiles siguientes a la fecha en que reciba la notificación en su bandeja de correo electrónico, efectúe la confirmación de recepción de la notificación remitida por este despacho a su correo electrónico, de conformidad con el segundo párrafo del numeral 4 del artículo 20 del Texto Único Ordenado de la Ley del Procedimiento Administrativo General, aprobado mediante Decreto Supremo 006-2026-JUS, bajo apercibimiento de rehacer el acto de notificación y notificarle conforme al numeral 1 del artículo 20 del citado cuerpo normativo.</w:t>
       </w:r>
       <w:r>
         <w:rPr>
@@ -4905,7 +4905,7 @@
           <w:b/>
           <w:bCs/>
         </w:rPr>
-        <w:t xml:space="preserve"> PRIMER</w:t>
+        <w:t xml:space="preserve"/>
       </w:r>
       <w:r>
         <w:rPr>
@@ -4913,7 +4913,7 @@
           <w:b/>
           <w:bCs/>
         </w:rPr>
-        <w:t>O</w:t>
+        <w:t/>
       </w:r>
       <w:r>
         <w:rPr>
@@ -4923,7 +4923,7 @@
           <w:kern w:val="0"/>
           <w14:ligatures w14:val="none"/>
         </w:rPr>
-        <w:t>:</w:t>
+        <w:t/>
       </w:r>
       <w:r>
         <w:rPr>
@@ -4933,7 +4933,7 @@
           <w:kern w:val="0"/>
           <w14:ligatures w14:val="none"/>
         </w:rPr>
-        <w:t xml:space="preserve"> requerir a</w:t>
+        <w:t xml:space="preserve"/>
       </w:r>
       <w:r>
         <w:rPr>
@@ -4943,7 +4943,7 @@
           <w:kern w:val="0"/>
           <w14:ligatures w14:val="none"/>
         </w:rPr>
-        <w:t xml:space="preserve">l </w:t>
+        <w:t xml:space="preserve"/>
       </w:r>
       <w:r>
         <w:rPr>
@@ -4953,7 +4953,7 @@
           <w:kern w:val="0"/>
           <w14:ligatures w14:val="none"/>
         </w:rPr>
-        <w:t xml:space="preserve">señor </w:t>
+        <w:t xml:space="preserve"/>
       </w:r>
       <w:r>
         <w:rPr>
@@ -4964,14 +4964,14 @@
           <w:lang w:eastAsia="es-PE"/>
           <w14:ligatures w14:val="none"/>
         </w:rPr>
-        <w:t xml:space="preserve">Cesar Eduardo Cespedes Sarmiento </w:t>
+        <w:t xml:space="preserve"/>
       </w:r>
       <w:r>
         <w:rPr>
           <w:rFonts w:ascii="Arial Narrow" w:hAnsi="Arial Narrow"/>
           <w:color w:val="000000"/>
         </w:rPr>
-        <w:t>para que, dentro del plazo de dos (2) días hábiles siguientes a la fecha en que reciba la notificación en su bandeja de correo electrónico, efectúe la confirmación de recepción de la notificación remitida por este despacho a su correo electrónico, de conformidad con el segundo párrafo del numeral 4 del artículo 20</w:t>
+        <w:t/>
       </w:r>
       <w:r>
         <w:rPr>
@@ -4988,14 +4988,14 @@
           <w:rFonts w:ascii="Arial Narrow" w:hAnsi="Arial Narrow"/>
           <w:color w:val="000000"/>
         </w:rPr>
-        <w:t xml:space="preserve"> del Texto Único Ordenado de la Ley del Procedimiento</w:t>
+        <w:t xml:space="preserve"/>
       </w:r>
       <w:r>
         <w:rPr>
           <w:rFonts w:ascii="Arial Narrow" w:hAnsi="Arial Narrow"/>
           <w:color w:val="000000"/>
         </w:rPr>
-        <w:t xml:space="preserve"> Administrativo General, aprobado mediante Decreto Supremo 006-2026-JUS, bajo apercibimiento de rehacer el acto de notificación y notificarle conforme al numeral 1 del artículo 20</w:t>
+        <w:t xml:space="preserve"/>
       </w:r>
       <w:r>
         <w:rPr>
@@ -5012,7 +5012,7 @@
           <w:rFonts w:ascii="Arial Narrow" w:hAnsi="Arial Narrow"/>
           <w:color w:val="000000"/>
         </w:rPr>
-        <w:t xml:space="preserve"> del citado cuerpo normativo</w:t>
+        <w:t xml:space="preserve"/>
       </w:r>
       <w:r>
         <w:rPr>
@@ -5025,7 +5025,7 @@
         <w:rPr>
           <w:rFonts w:ascii="Arial Narrow" w:hAnsi="Arial Narrow" w:cs="Arial"/>
         </w:rPr>
-        <w:t>.</w:t>
+        <w:t/>
       </w:r>
     </w:p>
     <w:p>

--- a/plantillas_maestras/17_seguro_no_especificado/materia_general_asegurativa/2_ddos_banco_y_aseguradora/varon/TPL_0880_2025_SEGURO_NO_ESPECIFICADO_MATERIA_GENERAL_ASEGURATIVA_BANCO_VARON_R1.DOCX
+++ b/plantillas_maestras/17_seguro_no_especificado/materia_general_asegurativa/2_ddos_banco_y_aseguradora/varon/TPL_0880_2025_SEGURO_NO_ESPECIFICADO_MATERIA_GENERAL_ASEGURATIVA_BANCO_VARON_R1.DOCX
@@ -773,6 +773,7 @@
       </w:r>
       <w:r>
         <w:rPr>
+          <w:rStyle w:val="Refdenotaalpie"/>
           <w:rFonts w:ascii="Arial Narrow" w:eastAsia="Times New Roman" w:hAnsi="Arial Narrow" w:cs="Times New Roman"/>
           <w:color w:val="000000"/>
           <w:kern w:val="0"/>
@@ -1737,6 +1738,7 @@
       </w:r>
       <w:r>
         <w:rPr>
+          <w:rStyle w:val="Refdenotaalpie"/>
           <w:rFonts w:ascii="Arial Narrow" w:eastAsia="Arial Narrow" w:hAnsi="Arial Narrow" w:cs="Arial Narrow"/>
           <w:kern w:val="0"/>
           <w:vertAlign w:val="superscript"/>
@@ -1824,6 +1826,7 @@
       </w:r>
       <w:r>
         <w:rPr>
+          <w:rStyle w:val="Refdenotaalpie"/>
           <w:rFonts w:ascii="Arial Narrow" w:eastAsia="Arial Narrow" w:hAnsi="Arial Narrow" w:cs="Arial"/>
           <w:kern w:val="0"/>
           <w:vertAlign w:val="superscript"/>
@@ -1929,6 +1932,7 @@
       </w:r>
       <w:r>
         <w:rPr>
+          <w:rStyle w:val="Refdenotaalpie"/>
           <w:vertAlign w:val="superscript"/>
           <w:lang w:eastAsia="es-PE"/>
         </w:rPr>
@@ -2164,6 +2168,7 @@
       </w:r>
       <w:r>
         <w:rPr>
+          <w:rStyle w:val="Refdenotaalpie"/>
           <w:vertAlign w:val="superscript"/>
           <w:lang w:eastAsia="es-PE"/>
         </w:rPr>
@@ -3665,6 +3670,7 @@
       </w:r>
       <w:r>
         <w:rPr>
+          <w:rStyle w:val="Refdenotaalpie"/>
           <w:rFonts w:ascii="Arial Narrow" w:eastAsia="Arial Narrow" w:hAnsi="Arial Narrow" w:cs="Arial Narrow"/>
           <w:kern w:val="0"/>
           <w:vertAlign w:val="superscript"/>
@@ -3725,6 +3731,7 @@
       </w:r>
       <w:r>
         <w:rPr>
+          <w:rStyle w:val="Refdenotaalpie"/>
           <w:rFonts w:ascii="Arial Narrow" w:eastAsia="Calibri" w:hAnsi="Arial Narrow" w:cs="Arial"/>
           <w:kern w:val="0"/>
           <w:vertAlign w:val="superscript"/>
@@ -3751,6 +3758,7 @@
       </w:r>
       <w:r>
         <w:rPr>
+          <w:rStyle w:val="Refdenotaalpie"/>
           <w:rFonts w:ascii="Arial Narrow" w:eastAsia="Calibri" w:hAnsi="Arial Narrow" w:cs="Arial"/>
           <w:spacing w:val="-2"/>
           <w:kern w:val="0"/>
@@ -3961,6 +3969,7 @@
       </w:r>
       <w:r>
         <w:rPr>
+          <w:rStyle w:val="Refdenotaalpie"/>
           <w:rFonts w:ascii="Arial Narrow" w:eastAsia="Calibri" w:hAnsi="Arial Narrow" w:cs="Arial"/>
           <w:spacing w:val="-2"/>
           <w:kern w:val="0"/>
@@ -4455,6 +4464,7 @@
       </w:r>
       <w:r>
         <w:rPr>
+          <w:rStyle w:val="Refdenotaalpie"/>
           <w:rFonts w:ascii="Arial Narrow" w:eastAsia="Arial Narrow" w:hAnsi="Arial Narrow" w:cs="Times New Roman"/>
           <w:color w:val="000000"/>
           <w:kern w:val="0"/>
@@ -4536,6 +4546,7 @@
       </w:r>
       <w:r>
         <w:rPr>
+          <w:rStyle w:val="Refdenotaalpie"/>
           <w:rFonts w:ascii="Arial Narrow" w:eastAsia="Arial Narrow" w:hAnsi="Arial Narrow" w:cs="Times New Roman"/>
           <w:color w:val="000000"/>
           <w:kern w:val="0"/>
@@ -4588,6 +4599,7 @@
       </w:r>
       <w:r>
         <w:rPr>
+          <w:rStyle w:val="Refdenotaalpie"/>
           <w:rFonts w:ascii="Arial Narrow" w:eastAsia="Arial Narrow" w:hAnsi="Arial Narrow" w:cs="Times New Roman"/>
           <w:color w:val="000000"/>
           <w:kern w:val="0"/>
@@ -4690,6 +4702,7 @@
       </w:r>
       <w:r>
         <w:rPr>
+          <w:rStyle w:val="Refdenotaalpie"/>
           <w:rFonts w:ascii="Arial Narrow" w:eastAsia="Arial Narrow" w:hAnsi="Arial Narrow" w:cs="Times New Roman"/>
           <w:color w:val="000000"/>
           <w:kern w:val="0"/>
@@ -4765,6 +4778,7 @@
       </w:r>
       <w:r>
         <w:rPr>
+          <w:rStyle w:val="Refdenotaalpie"/>
           <w:rFonts w:ascii="Arial Narrow" w:eastAsia="Calibri" w:hAnsi="Arial Narrow" w:cs="Arial"/>
           <w:kern w:val="0"/>
           <w:vertAlign w:val="superscript"/>
@@ -5016,6 +5030,7 @@
       </w:r>
       <w:r>
         <w:rPr>
+          <w:rStyle w:val="Refdenotaalpie"/>
           <w:rFonts w:ascii="Arial Narrow" w:hAnsi="Arial Narrow"/>
           <w:vertAlign w:val="superscript"/>
         </w:rPr>
@@ -5489,14 +5504,14 @@
         <w:tab w:val="right" w:pos="8838"/>
       </w:tabs>
       <w:rPr>
-        <w:rFonts w:ascii="Arial" w:eastAsia="Arial" w:hAnsi="Arial" w:cs="Arial"/>
+        <w:rFonts w:ascii="Arial Narrow" w:eastAsia="Arial" w:hAnsi="Arial Narrow" w:cs="Arial"/>
         <w:sz w:val="16"/>
         <w:szCs w:val="16"/>
       </w:rPr>
     </w:pPr>
     <w:r>
       <w:rPr>
-        <w:rFonts w:ascii="Arial" w:eastAsia="Arial" w:hAnsi="Arial" w:cs="Arial"/>
+        <w:rFonts w:ascii="Arial Narrow" w:eastAsia="Arial" w:hAnsi="Arial Narrow" w:cs="Arial"/>
         <w:sz w:val="16"/>
         <w:szCs w:val="16"/>
       </w:rPr>
@@ -5551,6 +5566,7 @@
           <w:rFonts w:ascii="Arial Narrow" w:hAnsi="Arial Narrow" w:cs="Arial"/>
           <w:sz w:val="16"/>
           <w:szCs w:val="16"/>
+          <w:vertAlign w:val="superscript"/>
         </w:rPr>
         <w:footnoteRef/>
       </w:r>
@@ -5625,6 +5641,7 @@
           <w:rFonts w:ascii="Arial Narrow" w:hAnsi="Arial Narrow" w:cs="Arial"/>
           <w:sz w:val="16"/>
           <w:szCs w:val="16"/>
+          <w:vertAlign w:val="superscript"/>
         </w:rPr>
         <w:footnoteRef/>
       </w:r>
@@ -5878,6 +5895,7 @@
           <w:rFonts w:ascii="Arial Narrow" w:hAnsi="Arial Narrow"/>
           <w:sz w:val="16"/>
           <w:szCs w:val="16"/>
+          <w:vertAlign w:val="superscript"/>
         </w:rPr>
         <w:footnoteRef/>
       </w:r>
@@ -6061,6 +6079,7 @@
           <w:rFonts w:ascii="Arial Narrow" w:hAnsi="Arial Narrow"/>
           <w:sz w:val="16"/>
           <w:szCs w:val="16"/>
+          <w:vertAlign w:val="superscript"/>
         </w:rPr>
         <w:footnoteRef/>
       </w:r>
@@ -6366,6 +6385,7 @@
           <w:rFonts w:ascii="Arial Narrow" w:hAnsi="Arial Narrow"/>
           <w:sz w:val="16"/>
           <w:szCs w:val="16"/>
+          <w:vertAlign w:val="superscript"/>
         </w:rPr>
         <w:footnoteRef/>
       </w:r>
@@ -6522,6 +6542,7 @@
           <w:rFonts w:ascii="Arial Narrow" w:hAnsi="Arial Narrow" w:cs="Arial"/>
           <w:sz w:val="16"/>
           <w:szCs w:val="16"/>
+          <w:vertAlign w:val="superscript"/>
         </w:rPr>
         <w:footnoteRef/>
       </w:r>
@@ -6732,6 +6753,7 @@
           <w:rFonts w:ascii="Arial Narrow" w:hAnsi="Arial Narrow" w:cs="Arial"/>
           <w:sz w:val="16"/>
           <w:szCs w:val="16"/>
+          <w:vertAlign w:val="superscript"/>
         </w:rPr>
         <w:footnoteRef/>
       </w:r>
@@ -6784,6 +6806,7 @@
           <w:rFonts w:ascii="Arial Narrow" w:hAnsi="Arial Narrow" w:cs="Arial"/>
           <w:sz w:val="16"/>
           <w:szCs w:val="16"/>
+          <w:vertAlign w:val="superscript"/>
         </w:rPr>
         <w:footnoteRef/>
       </w:r>
@@ -6973,6 +6996,7 @@
           <w:rFonts w:ascii="Arial Narrow" w:hAnsi="Arial Narrow" w:cs="Arial"/>
           <w:sz w:val="16"/>
           <w:szCs w:val="16"/>
+          <w:vertAlign w:val="superscript"/>
         </w:rPr>
         <w:footnoteRef/>
       </w:r>
@@ -7087,7 +7111,7 @@
       </w:pPr>
       <w:r>
         <w:rPr>
-          <w:rStyle w:val="TextonotapieCar"/>
+          <w:rStyle w:val="Refdenotaalpie"/>
           <w:rFonts w:ascii="Arial Narrow" w:hAnsi="Arial Narrow" w:cs="Arial"/>
           <w:sz w:val="16"/>
           <w:szCs w:val="16"/>
@@ -7355,6 +7379,7 @@
           <w:rFonts w:ascii="Arial Narrow" w:hAnsi="Arial Narrow" w:cs="Arial"/>
           <w:sz w:val="16"/>
           <w:szCs w:val="16"/>
+          <w:vertAlign w:val="superscript"/>
         </w:rPr>
         <w:footnoteRef/>
       </w:r>
@@ -8100,6 +8125,7 @@
           <w:rFonts w:ascii="Arial Narrow" w:hAnsi="Arial Narrow" w:cs="Arial"/>
           <w:sz w:val="16"/>
           <w:szCs w:val="16"/>
+          <w:vertAlign w:val="superscript"/>
         </w:rPr>
         <w:footnoteRef/>
       </w:r>
@@ -8299,6 +8325,7 @@
           <w:rFonts w:ascii="Arial Narrow" w:hAnsi="Arial Narrow" w:cs="Arial"/>
           <w:sz w:val="16"/>
           <w:szCs w:val="16"/>
+          <w:vertAlign w:val="superscript"/>
         </w:rPr>
         <w:footnoteRef/>
       </w:r>
@@ -8408,6 +8435,7 @@
           <w:bCs/>
           <w:sz w:val="16"/>
           <w:szCs w:val="16"/>
+          <w:vertAlign w:val="superscript"/>
         </w:rPr>
         <w:footnoteRef/>
       </w:r>
@@ -8497,6 +8525,7 @@
           <w:rFonts w:ascii="Arial Narrow" w:hAnsi="Arial Narrow" w:cs="Arial"/>
           <w:sz w:val="16"/>
           <w:szCs w:val="16"/>
+          <w:vertAlign w:val="superscript"/>
         </w:rPr>
         <w:footnoteRef/>
       </w:r>
@@ -11018,6 +11047,17 @@
     <w:locked/>
     <w:rsid w:val="00BA67EC"/>
   </w:style>
+  <w:style w:type="character" w:styleId="FootnoteReference">
+    <w:name w:val="footnote reference"/>
+    <w:basedOn w:val="Fuentedeprrafopredeter"/>
+    <w:uiPriority w:val="99"/>
+    <w:semiHidden/>
+    <w:unhideWhenUsed/>
+    <w:rPr>
+      <w:rFonts w:ascii="Arial Narrow" w:hAnsi="Arial Narrow"/>
+      <w:vertAlign w:val="superscript"/>
+    </w:rPr>
+  </w:style>
 </w:styles>
 </file>
 

--- a/plantillas_maestras/17_seguro_no_especificado/materia_general_asegurativa/2_ddos_banco_y_aseguradora/varon/TPL_0880_2025_SEGURO_NO_ESPECIFICADO_MATERIA_GENERAL_ASEGURATIVA_BANCO_VARON_R1.DOCX
+++ b/plantillas_maestras/17_seguro_no_especificado/materia_general_asegurativa/2_ddos_banco_y_aseguradora/varon/TPL_0880_2025_SEGURO_NO_ESPECIFICADO_MATERIA_GENERAL_ASEGURATIVA_BANCO_VARON_R1.DOCX
@@ -1,8 +1,8 @@
 
 <file path=word/document.xml><?xml version="1.0" encoding="utf-8"?>
-<w:document xmlns:wpc="http://schemas.microsoft.com/office/word/2010/wordprocessingCanvas" xmlns:cx="http://schemas.microsoft.com/office/drawing/2014/chartex" xmlns:cx1="http://schemas.microsoft.com/office/drawing/2015/9/8/chartex" xmlns:cx2="http://schemas.microsoft.com/office/drawing/2015/10/21/chartex" xmlns:cx3="http://schemas.microsoft.com/office/drawing/2016/5/9/chartex" xmlns:cx4="http://schemas.microsoft.com/office/drawing/2016/5/10/chartex" xmlns:cx5="http://schemas.microsoft.com/office/drawing/2016/5/11/chartex" xmlns:cx6="http://schemas.microsoft.com/office/drawing/2016/5/12/chartex" xmlns:cx7="http://schemas.microsoft.com/office/drawing/2016/5/13/chartex" xmlns:cx8="http://schemas.microsoft.com/office/drawing/2016/5/14/chartex" xmlns:mc="http://schemas.openxmlformats.org/markup-compatibility/2006" xmlns:aink="http://schemas.microsoft.com/office/drawing/2016/ink" xmlns:am3d="http://schemas.microsoft.com/office/drawing/2017/model3d" xmlns:o="urn:schemas-microsoft-com:office:office" xmlns:oel="http://schemas.microsoft.com/office/2019/extlst" xmlns:r="http://schemas.openxmlformats.org/officeDocument/2006/relationships" xmlns:m="http://schemas.openxmlformats.org/officeDocument/2006/math" xmlns:v="urn:schemas-microsoft-com:vml" xmlns:wp14="http://schemas.microsoft.com/office/word/2010/wordprocessingDrawing" xmlns:wp="http://schemas.openxmlformats.org/drawingml/2006/wordprocessingDrawing" xmlns:w10="urn:schemas-microsoft-com:office:word" xmlns:w="http://schemas.openxmlformats.org/wordprocessingml/2006/main" xmlns:w14="http://schemas.microsoft.com/office/word/2010/wordml" xmlns:w15="http://schemas.microsoft.com/office/word/2012/wordml" xmlns:w16cex="http://schemas.microsoft.com/office/word/2018/wordml/cex" xmlns:w16cid="http://schemas.microsoft.com/office/word/2016/wordml/cid" xmlns:w16="http://schemas.microsoft.com/office/word/2018/wordml" xmlns:w16du="http://schemas.microsoft.com/office/word/2023/wordml/word16du" xmlns:w16sdtdh="http://schemas.microsoft.com/office/word/2020/wordml/sdtdatahash" xmlns:w16sdtfl="http://schemas.microsoft.com/office/word/2024/wordml/sdtformatlock" xmlns:w16se="http://schemas.microsoft.com/office/word/2015/wordml/symex" xmlns:wpg="http://schemas.microsoft.com/office/word/2010/wordprocessingGroup" xmlns:wpi="http://schemas.microsoft.com/office/word/2010/wordprocessingInk" xmlns:wne="http://schemas.microsoft.com/office/word/2006/wordml" xmlns:wps="http://schemas.microsoft.com/office/word/2010/wordprocessingShape" mc:Ignorable="w14 w15 w16se w16cid w16 w16cex w16sdtdh w16sdtfl w16du wp14">
+<w:document xmlns:ns1="http://schemas.openxmlformats.org/markup-compatibility/2006" xmlns:ns2="http://schemas.microsoft.com/office/word/2010/wordml" xmlns:ns3="http://schemas.openxmlformats.org/officeDocument/2006/relationships" xmlns:w="http://schemas.openxmlformats.org/wordprocessingml/2006/main" ns1:Ignorable="w14 w15 w16se w16cid w16 w16cex w16sdtdh w16sdtfl w16du wp14">
   <w:body>
-    <w:p>
+    <w:p ns2:paraId="6722F86A" ns2:textId="5BBE44C0">
       <w:pPr>
         <w:tabs>
           <w:tab w:val="left" w:pos="1701"/>
@@ -14,7 +14,7 @@
           <w:color w:val="000000"/>
           <w:kern w:val="0"/>
           <w:lang w:eastAsia="es-PE"/>
-          <w14:ligatures w14:val="none"/>
+          <ns2:ligatures ns2:val="none"/>
         </w:rPr>
       </w:pPr>
       <w:bookmarkStart w:id="0" w:name="_Hlk80343540"/>
@@ -25,7 +25,7 @@
           <w:color w:val="000000"/>
           <w:kern w:val="0"/>
           <w:lang w:eastAsia="es-PE"/>
-          <w14:ligatures w14:val="none"/>
+          <ns2:ligatures ns2:val="none"/>
         </w:rPr>
         <w:t xml:space="preserve">EXPEDIENTE </w:t>
       </w:r>
@@ -36,7 +36,7 @@
           <w:color w:val="000000"/>
           <w:kern w:val="0"/>
           <w:lang w:eastAsia="es-PE"/>
-          <w14:ligatures w14:val="none"/>
+          <ns2:ligatures ns2:val="none"/>
         </w:rPr>
         <w:tab/>
         <w:t>:</w:t>
@@ -48,7 +48,7 @@
           <w:color w:val="000000"/>
           <w:kern w:val="0"/>
           <w:lang w:eastAsia="es-PE"/>
-          <w14:ligatures w14:val="none"/>
+          <ns2:ligatures ns2:val="none"/>
         </w:rPr>
         <w:tab/>
       </w:r>
@@ -61,7 +61,7 @@
           <w:kern w:val="0"/>
           <w:shd w:val="clear" w:color="auto" w:fill="FFFFFF"/>
           <w:lang w:eastAsia="es-PE"/>
-          <w14:ligatures w14:val="none"/>
+          <ns2:ligatures ns2:val="none"/>
         </w:rPr>
         <w:t>0880</w:t>
       </w:r>
@@ -74,12 +74,12 @@
           <w:kern w:val="0"/>
           <w:shd w:val="clear" w:color="auto" w:fill="FFFFFF"/>
           <w:lang w:eastAsia="es-PE"/>
-          <w14:ligatures w14:val="none"/>
+          <ns2:ligatures ns2:val="none"/>
         </w:rPr>
         <w:t>-2025/CC1</w:t>
       </w:r>
     </w:p>
-    <w:p>
+    <w:p ns2:paraId="43A0F2EB" ns2:textId="446259AF">
       <w:pPr>
         <w:tabs>
           <w:tab w:val="left" w:pos="1701"/>
@@ -96,17 +96,17 @@
           <w:kern w:val="0"/>
           <w:shd w:val="clear" w:color="auto" w:fill="FFFFFF"/>
           <w:lang w:eastAsia="es-PE"/>
-          <w14:ligatures w14:val="none"/>
-        </w:rPr>
-      </w:pPr>
-      <w:r>
-        <w:rPr>
-          <w:rFonts w:ascii="Arial Narrow" w:eastAsia="Arial Narrow" w:hAnsi="Arial Narrow" w:cs="Arial Narrow"/>
-          <w:b/>
-          <w:color w:val="000000"/>
-          <w:kern w:val="0"/>
-          <w:lang w:eastAsia="es-PE"/>
-          <w14:ligatures w14:val="none"/>
+          <ns2:ligatures ns2:val="none"/>
+        </w:rPr>
+      </w:pPr>
+      <w:r>
+        <w:rPr>
+          <w:rFonts w:ascii="Arial Narrow" w:eastAsia="Arial Narrow" w:hAnsi="Arial Narrow" w:cs="Arial Narrow"/>
+          <w:b/>
+          <w:color w:val="000000"/>
+          <w:kern w:val="0"/>
+          <w:lang w:eastAsia="es-PE"/>
+          <ns2:ligatures ns2:val="none"/>
         </w:rPr>
         <w:t xml:space="preserve">DENUNCIANTE:[DENUNCIANTE] (SEÑOR [APELLIDO])</w:t>
       </w:r>
@@ -117,7 +117,7 @@
           <w:color w:val="000000"/>
           <w:kern w:val="0"/>
           <w:lang w:eastAsia="es-PE"/>
-          <w14:ligatures w14:val="none"/>
+          <ns2:ligatures ns2:val="none"/>
         </w:rPr>
         <w:tab/>
         <w:t/>
@@ -129,7 +129,7 @@
           <w:color w:val="000000"/>
           <w:kern w:val="0"/>
           <w:lang w:eastAsia="es-PE"/>
-          <w14:ligatures w14:val="none"/>
+          <ns2:ligatures ns2:val="none"/>
         </w:rPr>
         <w:tab/>
       </w:r>
@@ -140,7 +140,7 @@
           <w:color w:val="000000"/>
           <w:kern w:val="0"/>
           <w:lang w:eastAsia="es-PE"/>
-          <w14:ligatures w14:val="none"/>
+          <ns2:ligatures ns2:val="none"/>
         </w:rPr>
         <w:t xml:space="preserve"/>
       </w:r>
@@ -151,7 +151,7 @@
           <w:color w:val="000000"/>
           <w:kern w:val="0"/>
           <w:lang w:eastAsia="es-PE"/>
-          <w14:ligatures w14:val="none"/>
+          <ns2:ligatures ns2:val="none"/>
         </w:rPr>
         <w:t/>
       </w:r>
@@ -162,7 +162,7 @@
           <w:color w:val="000000"/>
           <w:kern w:val="0"/>
           <w:lang w:eastAsia="es-PE"/>
-          <w14:ligatures w14:val="none"/>
+          <ns2:ligatures ns2:val="none"/>
         </w:rPr>
         <w:t/>
       </w:r>
@@ -173,12 +173,12 @@
           <w:color w:val="000000"/>
           <w:kern w:val="0"/>
           <w:lang w:eastAsia="es-PE"/>
-          <w14:ligatures w14:val="none"/>
+          <ns2:ligatures ns2:val="none"/>
         </w:rPr>
         <w:t/>
       </w:r>
     </w:p>
-    <w:p>
+    <w:p ns2:paraId="1093F73E" ns2:textId="475FBD86">
       <w:pPr>
         <w:tabs>
           <w:tab w:val="left" w:pos="1701"/>
@@ -193,17 +193,17 @@
           <w:color w:val="000000"/>
           <w:kern w:val="0"/>
           <w:lang w:eastAsia="es-PE"/>
-          <w14:ligatures w14:val="none"/>
-        </w:rPr>
-      </w:pPr>
-      <w:r>
-        <w:rPr>
-          <w:rFonts w:ascii="Arial Narrow" w:eastAsia="Arial Narrow" w:hAnsi="Arial Narrow" w:cs="Arial Narrow"/>
-          <w:b/>
-          <w:color w:val="000000"/>
-          <w:kern w:val="0"/>
-          <w:lang w:eastAsia="es-PE"/>
-          <w14:ligatures w14:val="none"/>
+          <ns2:ligatures ns2:val="none"/>
+        </w:rPr>
+      </w:pPr>
+      <w:r>
+        <w:rPr>
+          <w:rFonts w:ascii="Arial Narrow" w:eastAsia="Arial Narrow" w:hAnsi="Arial Narrow" w:cs="Arial Narrow"/>
+          <w:b/>
+          <w:color w:val="000000"/>
+          <w:kern w:val="0"/>
+          <w:lang w:eastAsia="es-PE"/>
+          <ns2:ligatures ns2:val="none"/>
         </w:rPr>
         <w:t>DENUNCIADOS</w:t>
       </w:r>
@@ -214,7 +214,7 @@
           <w:color w:val="000000"/>
           <w:kern w:val="0"/>
           <w:lang w:eastAsia="es-PE"/>
-          <w14:ligatures w14:val="none"/>
+          <ns2:ligatures ns2:val="none"/>
         </w:rPr>
         <w:tab/>
         <w:t>:</w:t>
@@ -226,7 +226,7 @@
           <w:color w:val="000000"/>
           <w:kern w:val="0"/>
           <w:lang w:eastAsia="es-PE"/>
-          <w14:ligatures w14:val="none"/>
+          <ns2:ligatures ns2:val="none"/>
         </w:rPr>
         <w:tab/>
       </w:r>
@@ -237,7 +237,7 @@
           <w:color w:val="000000"/>
           <w:kern w:val="0"/>
           <w:lang w:eastAsia="es-PE"/>
-          <w14:ligatures w14:val="none"/>
+          <ns2:ligatures ns2:val="none"/>
         </w:rPr>
         <w:t xml:space="preserve">BANCO FALABELLA PERÚ S.A. </w:t>
       </w:r>
@@ -248,12 +248,12 @@
           <w:color w:val="000000"/>
           <w:kern w:val="0"/>
           <w:lang w:eastAsia="es-PE"/>
-          <w14:ligatures w14:val="none"/>
+          <ns2:ligatures ns2:val="none"/>
         </w:rPr>
         <w:t>(BANCO)</w:t>
       </w:r>
     </w:p>
-    <w:p>
+    <w:p ns2:paraId="1780BF25" ns2:textId="2CBD2E18">
       <w:pPr>
         <w:tabs>
           <w:tab w:val="left" w:pos="1701"/>
@@ -268,17 +268,17 @@
           <w:color w:val="000000"/>
           <w:kern w:val="0"/>
           <w:lang w:eastAsia="es-PE"/>
-          <w14:ligatures w14:val="none"/>
-        </w:rPr>
-      </w:pPr>
-      <w:r>
-        <w:rPr>
-          <w:rFonts w:ascii="Arial Narrow" w:eastAsia="Arial Narrow" w:hAnsi="Arial Narrow" w:cs="Arial Narrow"/>
-          <w:b/>
-          <w:color w:val="000000"/>
-          <w:kern w:val="0"/>
-          <w:lang w:eastAsia="es-PE"/>
-          <w14:ligatures w14:val="none"/>
+          <ns2:ligatures ns2:val="none"/>
+        </w:rPr>
+      </w:pPr>
+      <w:r>
+        <w:rPr>
+          <w:rFonts w:ascii="Arial Narrow" w:eastAsia="Arial Narrow" w:hAnsi="Arial Narrow" w:cs="Arial Narrow"/>
+          <w:b/>
+          <w:color w:val="000000"/>
+          <w:kern w:val="0"/>
+          <w:lang w:eastAsia="es-PE"/>
+          <ns2:ligatures ns2:val="none"/>
         </w:rPr>
         <w:tab/>
       </w:r>
@@ -289,7 +289,7 @@
           <w:color w:val="000000"/>
           <w:kern w:val="0"/>
           <w:lang w:eastAsia="es-PE"/>
-          <w14:ligatures w14:val="none"/>
+          <ns2:ligatures ns2:val="none"/>
         </w:rPr>
         <w:tab/>
       </w:r>
@@ -300,7 +300,7 @@
           <w:color w:val="000000"/>
           <w:kern w:val="0"/>
           <w:lang w:eastAsia="es-PE"/>
-          <w14:ligatures w14:val="none"/>
+          <ns2:ligatures ns2:val="none"/>
         </w:rPr>
         <w:t>BNP PARIBAS CARDIF S.A. COMPAÑÍA DE SEGUROS Y REASEGUROS</w:t>
       </w:r>
@@ -311,7 +311,7 @@
           <w:color w:val="000000"/>
           <w:kern w:val="0"/>
           <w:lang w:eastAsia="es-PE"/>
-          <w14:ligatures w14:val="none"/>
+          <ns2:ligatures ns2:val="none"/>
         </w:rPr>
         <w:t xml:space="preserve"> </w:t>
       </w:r>
@@ -322,7 +322,7 @@
           <w:color w:val="000000"/>
           <w:kern w:val="0"/>
           <w:lang w:eastAsia="es-PE"/>
-          <w14:ligatures w14:val="none"/>
+          <ns2:ligatures ns2:val="none"/>
         </w:rPr>
         <w:t>(</w:t>
       </w:r>
@@ -333,7 +333,7 @@
           <w:color w:val="000000"/>
           <w:kern w:val="0"/>
           <w:lang w:eastAsia="es-PE"/>
-          <w14:ligatures w14:val="none"/>
+          <ns2:ligatures ns2:val="none"/>
         </w:rPr>
         <w:t>BNP PARIBAS</w:t>
       </w:r>
@@ -344,12 +344,12 @@
           <w:color w:val="000000"/>
           <w:kern w:val="0"/>
           <w:lang w:eastAsia="es-PE"/>
-          <w14:ligatures w14:val="none"/>
+          <ns2:ligatures ns2:val="none"/>
         </w:rPr>
         <w:t>)</w:t>
       </w:r>
     </w:p>
-    <w:p>
+    <w:p ns2:paraId="2C08B8E9" ns2:textId="6E06E4F6">
       <w:pPr>
         <w:tabs>
           <w:tab w:val="left" w:pos="1701"/>
@@ -364,17 +364,17 @@
           <w:color w:val="000000"/>
           <w:kern w:val="0"/>
           <w:lang w:eastAsia="es-PE"/>
-          <w14:ligatures w14:val="none"/>
-        </w:rPr>
-      </w:pPr>
-      <w:r>
-        <w:rPr>
-          <w:rFonts w:ascii="Arial Narrow" w:eastAsia="Arial Narrow" w:hAnsi="Arial Narrow" w:cs="Arial Narrow"/>
-          <w:b/>
-          <w:color w:val="000000"/>
-          <w:kern w:val="0"/>
-          <w:lang w:eastAsia="es-PE"/>
-          <w14:ligatures w14:val="none"/>
+          <ns2:ligatures ns2:val="none"/>
+        </w:rPr>
+      </w:pPr>
+      <w:r>
+        <w:rPr>
+          <w:rFonts w:ascii="Arial Narrow" w:eastAsia="Arial Narrow" w:hAnsi="Arial Narrow" w:cs="Arial Narrow"/>
+          <w:b/>
+          <w:color w:val="000000"/>
+          <w:kern w:val="0"/>
+          <w:lang w:eastAsia="es-PE"/>
+          <ns2:ligatures ns2:val="none"/>
         </w:rPr>
         <w:t>MATERIAS</w:t>
       </w:r>
@@ -385,13 +385,13 @@
           <w:color w:val="000000"/>
           <w:kern w:val="0"/>
           <w:lang w:eastAsia="es-PE"/>
-          <w14:ligatures w14:val="none"/>
+          <ns2:ligatures ns2:val="none"/>
         </w:rPr>
         <w:tab/>
         <w:t>: ADMISIÓN A TRÁMITE</w:t>
       </w:r>
     </w:p>
-    <w:p>
+    <w:p ns2:paraId="65AA893A" ns2:textId="77777777">
       <w:pPr>
         <w:tabs>
           <w:tab w:val="left" w:pos="1701"/>
@@ -406,22 +406,22 @@
           <w:color w:val="000000"/>
           <w:kern w:val="0"/>
           <w:lang w:eastAsia="es-PE"/>
-          <w14:ligatures w14:val="none"/>
-        </w:rPr>
-      </w:pPr>
-      <w:r>
-        <w:rPr>
-          <w:rFonts w:ascii="Arial Narrow" w:eastAsia="Arial Narrow" w:hAnsi="Arial Narrow" w:cs="Arial Narrow"/>
-          <w:b/>
-          <w:color w:val="000000"/>
-          <w:kern w:val="0"/>
-          <w:lang w:eastAsia="es-PE"/>
-          <w14:ligatures w14:val="none"/>
+          <ns2:ligatures ns2:val="none"/>
+        </w:rPr>
+      </w:pPr>
+      <w:r>
+        <w:rPr>
+          <w:rFonts w:ascii="Arial Narrow" w:eastAsia="Arial Narrow" w:hAnsi="Arial Narrow" w:cs="Arial Narrow"/>
+          <w:b/>
+          <w:color w:val="000000"/>
+          <w:kern w:val="0"/>
+          <w:lang w:eastAsia="es-PE"/>
+          <ns2:ligatures ns2:val="none"/>
         </w:rPr>
         <w:t>REQUERIMIENTO DE INFORMACIÓN</w:t>
       </w:r>
     </w:p>
-    <w:p>
+    <w:p ns2:paraId="5A5F53F4" ns2:textId="77777777">
       <w:pPr>
         <w:tabs>
           <w:tab w:val="left" w:pos="1701"/>
@@ -435,17 +435,17 @@
           <w:color w:val="000000"/>
           <w:kern w:val="0"/>
           <w:lang w:eastAsia="es-PE"/>
-          <w14:ligatures w14:val="none"/>
-        </w:rPr>
-      </w:pPr>
-      <w:r>
-        <w:rPr>
-          <w:rFonts w:ascii="Arial Narrow" w:eastAsia="Arial Narrow" w:hAnsi="Arial Narrow" w:cs="Arial Narrow"/>
-          <w:b/>
-          <w:color w:val="000000"/>
-          <w:kern w:val="0"/>
-          <w:lang w:eastAsia="es-PE"/>
-          <w14:ligatures w14:val="none"/>
+          <ns2:ligatures ns2:val="none"/>
+        </w:rPr>
+      </w:pPr>
+      <w:r>
+        <w:rPr>
+          <w:rFonts w:ascii="Arial Narrow" w:eastAsia="Arial Narrow" w:hAnsi="Arial Narrow" w:cs="Arial Narrow"/>
+          <w:b/>
+          <w:color w:val="000000"/>
+          <w:kern w:val="0"/>
+          <w:lang w:eastAsia="es-PE"/>
+          <ns2:ligatures ns2:val="none"/>
         </w:rPr>
         <w:t xml:space="preserve">RESOLUCIÓN </w:t>
       </w:r>
@@ -456,7 +456,7 @@
           <w:color w:val="000000"/>
           <w:kern w:val="0"/>
           <w:lang w:eastAsia="es-PE"/>
-          <w14:ligatures w14:val="none"/>
+          <ns2:ligatures ns2:val="none"/>
         </w:rPr>
         <w:tab/>
         <w:t>:</w:t>
@@ -468,13 +468,13 @@
           <w:color w:val="000000"/>
           <w:kern w:val="0"/>
           <w:lang w:eastAsia="es-PE"/>
-          <w14:ligatures w14:val="none"/>
+          <ns2:ligatures ns2:val="none"/>
         </w:rPr>
         <w:tab/>
         <w:t>1</w:t>
       </w:r>
     </w:p>
-    <w:p>
+    <w:p ns2:paraId="1624A856" ns2:textId="77777777">
       <w:pPr>
         <w:tabs>
           <w:tab w:val="left" w:pos="1014"/>
@@ -487,11 +487,11 @@
           <w:kern w:val="0"/>
           <w:shd w:val="clear" w:color="auto" w:fill="FFFFFF"/>
           <w:lang w:eastAsia="es-PE"/>
-          <w14:ligatures w14:val="none"/>
-        </w:rPr>
-      </w:pPr>
-    </w:p>
-    <w:p>
+          <ns2:ligatures ns2:val="none"/>
+        </w:rPr>
+      </w:pPr>
+    </w:p>
+    <w:p ns2:paraId="175AA5EA" ns2:textId="08C8AF13">
       <w:pPr>
         <w:tabs>
           <w:tab w:val="left" w:pos="1014"/>
@@ -504,7 +504,7 @@
           <w:kern w:val="0"/>
           <w:shd w:val="clear" w:color="auto" w:fill="FFFFFF"/>
           <w:lang w:eastAsia="es-PE"/>
-          <w14:ligatures w14:val="none"/>
+          <ns2:ligatures ns2:val="none"/>
         </w:rPr>
       </w:pPr>
       <w:r>
@@ -514,7 +514,7 @@
           <w:kern w:val="0"/>
           <w:shd w:val="clear" w:color="auto" w:fill="FFFFFF"/>
           <w:lang w:eastAsia="es-PE"/>
-          <w14:ligatures w14:val="none"/>
+          <ns2:ligatures ns2:val="none"/>
         </w:rPr>
         <w:t xml:space="preserve">Lima, </w:t>
       </w:r>
@@ -525,7 +525,7 @@
           <w:kern w:val="0"/>
           <w:shd w:val="clear" w:color="auto" w:fill="FFFFFF"/>
           <w:lang w:eastAsia="es-PE"/>
-          <w14:ligatures w14:val="none"/>
+          <ns2:ligatures ns2:val="none"/>
         </w:rPr>
         <w:t>30</w:t>
       </w:r>
@@ -536,7 +536,7 @@
           <w:kern w:val="0"/>
           <w:shd w:val="clear" w:color="auto" w:fill="FFFFFF"/>
           <w:lang w:eastAsia="es-PE"/>
-          <w14:ligatures w14:val="none"/>
+          <ns2:ligatures ns2:val="none"/>
         </w:rPr>
         <w:t xml:space="preserve"> </w:t>
       </w:r>
@@ -547,7 +547,7 @@
           <w:kern w:val="0"/>
           <w:shd w:val="clear" w:color="auto" w:fill="FFFFFF"/>
           <w:lang w:eastAsia="es-PE"/>
-          <w14:ligatures w14:val="none"/>
+          <ns2:ligatures ns2:val="none"/>
         </w:rPr>
         <w:t xml:space="preserve">de </w:t>
       </w:r>
@@ -558,7 +558,7 @@
           <w:kern w:val="0"/>
           <w:shd w:val="clear" w:color="auto" w:fill="FFFFFF"/>
           <w:lang w:eastAsia="es-PE"/>
-          <w14:ligatures w14:val="none"/>
+          <ns2:ligatures ns2:val="none"/>
         </w:rPr>
         <w:t>mayo</w:t>
       </w:r>
@@ -569,12 +569,12 @@
           <w:kern w:val="0"/>
           <w:shd w:val="clear" w:color="auto" w:fill="FFFFFF"/>
           <w:lang w:eastAsia="es-PE"/>
-          <w14:ligatures w14:val="none"/>
+          <ns2:ligatures ns2:val="none"/>
         </w:rPr>
         <w:t xml:space="preserve"> de 2025</w:t>
       </w:r>
     </w:p>
-    <w:p>
+    <w:p ns2:paraId="0B9BBE1B" ns2:textId="77777777">
       <w:pPr>
         <w:tabs>
           <w:tab w:val="left" w:pos="1014"/>
@@ -586,11 +586,11 @@
           <w:color w:val="000000"/>
           <w:kern w:val="0"/>
           <w:lang w:eastAsia="es-PE"/>
-          <w14:ligatures w14:val="none"/>
-        </w:rPr>
-      </w:pPr>
-    </w:p>
-    <w:p>
+          <ns2:ligatures ns2:val="none"/>
+        </w:rPr>
+      </w:pPr>
+    </w:p>
+    <w:p ns2:paraId="70D8B8D8" ns2:textId="77777777">
       <w:pPr>
         <w:numPr>
           <w:ilvl w:val="0"/>
@@ -604,22 +604,22 @@
           <w:color w:val="000000"/>
           <w:kern w:val="0"/>
           <w:lang w:eastAsia="es-PE"/>
-          <w14:ligatures w14:val="none"/>
-        </w:rPr>
-      </w:pPr>
-      <w:r>
-        <w:rPr>
-          <w:rFonts w:ascii="Arial Narrow" w:eastAsia="Arial Narrow" w:hAnsi="Arial Narrow" w:cs="Arial Narrow"/>
-          <w:b/>
-          <w:color w:val="000000"/>
-          <w:kern w:val="0"/>
-          <w:lang w:eastAsia="es-PE"/>
-          <w14:ligatures w14:val="none"/>
+          <ns2:ligatures ns2:val="none"/>
+        </w:rPr>
+      </w:pPr>
+      <w:r>
+        <w:rPr>
+          <w:rFonts w:ascii="Arial Narrow" w:eastAsia="Arial Narrow" w:hAnsi="Arial Narrow" w:cs="Arial Narrow"/>
+          <w:b/>
+          <w:color w:val="000000"/>
+          <w:kern w:val="0"/>
+          <w:lang w:eastAsia="es-PE"/>
+          <ns2:ligatures ns2:val="none"/>
         </w:rPr>
         <w:t xml:space="preserve">HECHOS </w:t>
       </w:r>
     </w:p>
-    <w:p>
+    <w:p ns2:paraId="453828A9" ns2:textId="77777777">
       <w:pPr>
         <w:spacing w:after="0" w:line="240" w:lineRule="auto"/>
         <w:jc w:val="both"/>
@@ -628,11 +628,11 @@
           <w:color w:val="000000"/>
           <w:kern w:val="0"/>
           <w:lang w:eastAsia="es-PE"/>
-          <w14:ligatures w14:val="none"/>
-        </w:rPr>
-      </w:pPr>
-    </w:p>
-    <w:p>
+          <ns2:ligatures ns2:val="none"/>
+        </w:rPr>
+      </w:pPr>
+    </w:p>
+    <w:p ns2:paraId="167CAE58" ns2:textId="7ADD201D">
       <w:pPr>
         <w:numPr>
           <w:ilvl w:val="1"/>
@@ -646,7 +646,7 @@
           <w:color w:val="000000"/>
           <w:kern w:val="0"/>
           <w:lang w:val="es-ES" w:eastAsia="es-ES"/>
-          <w14:ligatures w14:val="none"/>
+          <ns2:ligatures ns2:val="none"/>
         </w:rPr>
       </w:pPr>
       <w:r>
@@ -655,7 +655,7 @@
           <w:color w:val="000000"/>
           <w:kern w:val="0"/>
           <w:lang w:val="es-ES" w:eastAsia="es-ES"/>
-          <w14:ligatures w14:val="none"/>
+          <ns2:ligatures ns2:val="none"/>
         </w:rPr>
         <w:t xml:space="preserve">Mediante el escrito del 14 de abril de 2025, el señor [APELLIDO] denunció al Banco y a BNP Paribas por presuntas infracciones a la Ley 29571, Código de Protección y Defensa del Consumidor (en adelante, Código), señalando lo siguiente:</w:t>
       </w:r>
@@ -665,7 +665,7 @@
           <w:color w:val="000000"/>
           <w:kern w:val="0"/>
           <w:lang w:val="es-ES" w:eastAsia="es-ES"/>
-          <w14:ligatures w14:val="none"/>
+          <ns2:ligatures ns2:val="none"/>
         </w:rPr>
         <w:t xml:space="preserve"/>
       </w:r>
@@ -675,7 +675,7 @@
           <w:color w:val="000000"/>
           <w:kern w:val="0"/>
           <w:lang w:val="es-ES" w:eastAsia="es-ES"/>
-          <w14:ligatures w14:val="none"/>
+          <ns2:ligatures ns2:val="none"/>
         </w:rPr>
         <w:t/>
       </w:r>
@@ -683,7 +683,7 @@
         <w:rPr>
           <w:rFonts w:ascii="Arial Narrow" w:eastAsia="Calibri" w:hAnsi="Arial Narrow" w:cs="Arial"/>
           <w:kern w:val="0"/>
-          <w14:ligatures w14:val="none"/>
+          <ns2:ligatures ns2:val="none"/>
         </w:rPr>
         <w:t xml:space="preserve"/>
       </w:r>
@@ -691,7 +691,7 @@
         <w:rPr>
           <w:rFonts w:ascii="Arial Narrow" w:eastAsia="Calibri" w:hAnsi="Arial Narrow" w:cs="Arial"/>
           <w:kern w:val="0"/>
-          <w14:ligatures w14:val="none"/>
+          <ns2:ligatures ns2:val="none"/>
         </w:rPr>
         <w:t/>
       </w:r>
@@ -699,7 +699,7 @@
         <w:rPr>
           <w:rFonts w:ascii="Arial Narrow" w:eastAsia="Calibri" w:hAnsi="Arial Narrow" w:cs="Arial"/>
           <w:kern w:val="0"/>
-          <w14:ligatures w14:val="none"/>
+          <ns2:ligatures ns2:val="none"/>
         </w:rPr>
         <w:t xml:space="preserve"/>
       </w:r>
@@ -707,7 +707,7 @@
         <w:rPr>
           <w:rFonts w:ascii="Arial Narrow" w:eastAsia="Calibri" w:hAnsi="Arial Narrow" w:cs="Arial"/>
           <w:kern w:val="0"/>
-          <w14:ligatures w14:val="none"/>
+          <ns2:ligatures ns2:val="none"/>
         </w:rPr>
         <w:t xml:space="preserve"/>
       </w:r>
@@ -717,7 +717,7 @@
           <w:color w:val="000000"/>
           <w:kern w:val="0"/>
           <w:lang w:val="es-ES" w:eastAsia="es-ES"/>
-          <w14:ligatures w14:val="none"/>
+          <ns2:ligatures ns2:val="none"/>
         </w:rPr>
         <w:t xml:space="preserve"/>
       </w:r>
@@ -727,7 +727,7 @@
           <w:color w:val="000000"/>
           <w:kern w:val="0"/>
           <w:lang w:val="es-ES" w:eastAsia="es-ES"/>
-          <w14:ligatures w14:val="none"/>
+          <ns2:ligatures ns2:val="none"/>
         </w:rPr>
         <w:t/>
       </w:r>
@@ -737,7 +737,7 @@
           <w:color w:val="000000"/>
           <w:kern w:val="0"/>
           <w:lang w:val="es-ES" w:eastAsia="es-ES"/>
-          <w14:ligatures w14:val="none"/>
+          <ns2:ligatures ns2:val="none"/>
         </w:rPr>
         <w:t xml:space="preserve"/>
       </w:r>
@@ -747,7 +747,7 @@
           <w:color w:val="000000"/>
           <w:kern w:val="0"/>
           <w:lang w:val="es-ES" w:eastAsia="es-ES"/>
-          <w14:ligatures w14:val="none"/>
+          <ns2:ligatures ns2:val="none"/>
         </w:rPr>
         <w:t xml:space="preserve"/>
       </w:r>
@@ -757,7 +757,7 @@
           <w:color w:val="000000"/>
           <w:kern w:val="0"/>
           <w:lang w:val="es-ES" w:eastAsia="es-ES"/>
-          <w14:ligatures w14:val="none"/>
+          <ns2:ligatures ns2:val="none"/>
         </w:rPr>
         <w:t xml:space="preserve"/>
       </w:r>
@@ -767,7 +767,7 @@
           <w:color w:val="000000"/>
           <w:kern w:val="0"/>
           <w:lang w:val="es-ES" w:eastAsia="es-ES"/>
-          <w14:ligatures w14:val="none"/>
+          <ns2:ligatures ns2:val="none"/>
         </w:rPr>
         <w:t/>
       </w:r>
@@ -779,7 +779,7 @@
           <w:kern w:val="0"/>
           <w:vertAlign w:val="superscript"/>
           <w:lang w:val="es-ES" w:eastAsia="es-ES"/>
-          <w14:ligatures w14:val="none"/>
+          <ns2:ligatures ns2:val="none"/>
         </w:rPr>
         <w:footnoteReference w:id="1"/>
       </w:r>
@@ -789,7 +789,7 @@
           <w:color w:val="000000"/>
           <w:kern w:val="0"/>
           <w:lang w:val="es-ES" w:eastAsia="es-ES"/>
-          <w14:ligatures w14:val="none"/>
+          <ns2:ligatures ns2:val="none"/>
         </w:rPr>
         <w:t xml:space="preserve"/>
       </w:r>
@@ -800,12 +800,12 @@
           <w:color w:val="000000"/>
           <w:kern w:val="0"/>
           <w:lang w:val="es-ES" w:eastAsia="es-ES"/>
-          <w14:ligatures w14:val="none"/>
+          <ns2:ligatures ns2:val="none"/>
         </w:rPr>
         <w:t/>
       </w:r>
     </w:p>
-    <w:p>
+    <w:p ns2:paraId="48391C5E" ns2:textId="77777777">
       <w:pPr>
         <w:spacing w:after="0" w:line="240" w:lineRule="auto"/>
         <w:jc w:val="both"/>
@@ -814,11 +814,11 @@
           <w:color w:val="000000"/>
           <w:kern w:val="0"/>
           <w:lang w:val="es-ES" w:eastAsia="es-ES"/>
-          <w14:ligatures w14:val="none"/>
-        </w:rPr>
-      </w:pPr>
-    </w:p>
-    <w:p>
+          <ns2:ligatures ns2:val="none"/>
+        </w:rPr>
+      </w:pPr>
+    </w:p>
+    <w:p ns2:paraId="615398E9" ns2:textId="77777777">
       <w:pPr>
         <w:numPr>
           <w:ilvl w:val="2"/>
@@ -838,7 +838,7 @@
           <w:color w:val="000000"/>
           <w:kern w:val="0"/>
           <w:lang w:eastAsia="es-ES"/>
-          <w14:ligatures w14:val="none"/>
+          <ns2:ligatures ns2:val="none"/>
         </w:rPr>
       </w:pPr>
       <w:r>
@@ -847,12 +847,12 @@
           <w:color w:val="000000"/>
           <w:kern w:val="0"/>
           <w:lang w:eastAsia="es-ES"/>
-          <w14:ligatures w14:val="none"/>
+          <ns2:ligatures ns2:val="none"/>
         </w:rPr>
         <w:t xml:space="preserve">El 23 de febrero de 2023, ingresó al portal web del Banco para solicitar una tarjeta de crédito CMR Falabella, completando el formulario de datos personales. Ese mismo día, el Banco emitió la tarjeta CMR Falabella Visa con una línea de crédito de S/ 9 200,00 y remitió un correo electrónico de bienvenida. Además, contrató el Seguro de Tarjeta Protegida – Póliza 4117220112, emitido por BNP Paribas. </w:t>
       </w:r>
     </w:p>
-    <w:p>
+    <w:p ns2:paraId="1DD062AF" ns2:textId="77777777">
       <w:pPr>
         <w:tabs>
           <w:tab w:val="left" w:pos="567"/>
@@ -867,11 +867,11 @@
           <w:color w:val="000000"/>
           <w:kern w:val="0"/>
           <w:lang w:eastAsia="es-ES"/>
-          <w14:ligatures w14:val="none"/>
-        </w:rPr>
-      </w:pPr>
-    </w:p>
-    <w:p>
+          <ns2:ligatures ns2:val="none"/>
+        </w:rPr>
+      </w:pPr>
+    </w:p>
+    <w:p ns2:paraId="20AABAF6" ns2:textId="77777777">
       <w:pPr>
         <w:numPr>
           <w:ilvl w:val="2"/>
@@ -891,7 +891,7 @@
           <w:color w:val="000000"/>
           <w:kern w:val="0"/>
           <w:lang w:eastAsia="es-ES"/>
-          <w14:ligatures w14:val="none"/>
+          <ns2:ligatures ns2:val="none"/>
         </w:rPr>
       </w:pPr>
       <w:r>
@@ -900,12 +900,12 @@
           <w:color w:val="000000"/>
           <w:kern w:val="0"/>
           <w:lang w:eastAsia="es-ES"/>
-          <w14:ligatures w14:val="none"/>
+          <ns2:ligatures ns2:val="none"/>
         </w:rPr>
         <w:t xml:space="preserve">El 27 de febrero y el 27 de marzo de 2023, se efectuaron cargos mensuales de S/ 14,90 por la prima del Seguro de protección de tarjetas, debitados de la tarjeta de crédito y registrados en los estados de cuenta. Mantuvo vigente la cobertura sin recibir notificación alguna sobre suspensión, resolución o cancelación. </w:t>
       </w:r>
     </w:p>
-    <w:p>
+    <w:p ns2:paraId="50D34469" ns2:textId="77777777">
       <w:pPr>
         <w:pStyle w:val="Prrafodelista"/>
         <w:rPr>
@@ -913,11 +913,11 @@
           <w:color w:val="000000"/>
           <w:kern w:val="0"/>
           <w:lang w:eastAsia="es-ES"/>
-          <w14:ligatures w14:val="none"/>
-        </w:rPr>
-      </w:pPr>
-    </w:p>
-    <w:p>
+          <ns2:ligatures ns2:val="none"/>
+        </w:rPr>
+      </w:pPr>
+    </w:p>
+    <w:p ns2:paraId="3E0C49B1" ns2:textId="77777777">
       <w:pPr>
         <w:numPr>
           <w:ilvl w:val="2"/>
@@ -937,7 +937,7 @@
           <w:color w:val="000000"/>
           <w:kern w:val="0"/>
           <w:lang w:eastAsia="es-ES"/>
-          <w14:ligatures w14:val="none"/>
+          <ns2:ligatures ns2:val="none"/>
         </w:rPr>
       </w:pPr>
       <w:r>
@@ -946,12 +946,12 @@
           <w:color w:val="000000"/>
           <w:kern w:val="0"/>
           <w:lang w:eastAsia="es-ES"/>
-          <w14:ligatures w14:val="none"/>
+          <ns2:ligatures ns2:val="none"/>
         </w:rPr>
         <w:t xml:space="preserve">El 14 de abril de 2023, retiró S/ 21 500,00 en efectivo de su cuenta de ahorros. Aproximadamente una hora después, fue víctima de un robo a mano armada cerca de la loza deportiva “Villa Victoria” en Surquillo, donde le sustrajeron el sobre manila con el dinero. Esa noche formalizó denuncia policial por robo agravado en la comisaría de Surquillo, indicando que el dinero estaba destinado al pago de diversas deudas. Posteriormente, notificó el siniestro a BNP Paribas, donde le informaron que no figuraba su Seguro de protección de tarjetas y no le proporcionaron información ni formularios para activar la cobertura. </w:t>
       </w:r>
     </w:p>
-    <w:p>
+    <w:p ns2:paraId="7873D819" ns2:textId="77777777">
       <w:pPr>
         <w:pStyle w:val="Prrafodelista"/>
         <w:rPr>
@@ -959,11 +959,11 @@
           <w:color w:val="000000"/>
           <w:kern w:val="0"/>
           <w:lang w:eastAsia="es-ES"/>
-          <w14:ligatures w14:val="none"/>
-        </w:rPr>
-      </w:pPr>
-    </w:p>
-    <w:p>
+          <ns2:ligatures ns2:val="none"/>
+        </w:rPr>
+      </w:pPr>
+    </w:p>
+    <w:p ns2:paraId="0A425207" ns2:textId="3F7F627A">
       <w:pPr>
         <w:numPr>
           <w:ilvl w:val="2"/>
@@ -983,7 +983,7 @@
           <w:color w:val="000000"/>
           <w:kern w:val="0"/>
           <w:lang w:eastAsia="es-ES"/>
-          <w14:ligatures w14:val="none"/>
+          <ns2:ligatures ns2:val="none"/>
         </w:rPr>
       </w:pPr>
       <w:r>
@@ -992,12 +992,12 @@
           <w:color w:val="000000"/>
           <w:kern w:val="0"/>
           <w:lang w:eastAsia="es-ES"/>
-          <w14:ligatures w14:val="none"/>
+          <ns2:ligatures ns2:val="none"/>
         </w:rPr>
         <w:t xml:space="preserve">El 15 de abril de 2023, acudió al Banco para solicitar orientación sobre la activación del seguro y presentar observaciones sobre la negativa recibida. Expuso los hechos y presentó copia de la denuncia policial. El personal manifestó desconocimiento del seguro, afirmó que la cobertura era válida solo por dos horas después del retiro y señaló que había superado el plazo para formalizar la denuncia, argumento no previsto en la póliza. No se le entregó documento que acredite el inicio del trámite y hasta la fecha no ha sido contactado. </w:t>
       </w:r>
     </w:p>
-    <w:p>
+    <w:p ns2:paraId="17CF4DF3" ns2:textId="77777777">
       <w:pPr>
         <w:tabs>
           <w:tab w:val="left" w:pos="567"/>
@@ -1011,11 +1011,11 @@
           <w:color w:val="000000"/>
           <w:kern w:val="0"/>
           <w:lang w:eastAsia="es-ES"/>
-          <w14:ligatures w14:val="none"/>
-        </w:rPr>
-      </w:pPr>
-    </w:p>
-    <w:p>
+          <ns2:ligatures ns2:val="none"/>
+        </w:rPr>
+      </w:pPr>
+    </w:p>
+    <w:p ns2:paraId="310C4345" ns2:textId="77777777">
       <w:pPr>
         <w:numPr>
           <w:ilvl w:val="2"/>
@@ -1035,7 +1035,7 @@
           <w:color w:val="000000"/>
           <w:kern w:val="0"/>
           <w:lang w:eastAsia="es-ES"/>
-          <w14:ligatures w14:val="none"/>
+          <ns2:ligatures ns2:val="none"/>
         </w:rPr>
       </w:pPr>
       <w:r>
@@ -1044,12 +1044,12 @@
           <w:color w:val="000000"/>
           <w:kern w:val="0"/>
           <w:lang w:eastAsia="es-ES"/>
-          <w14:ligatures w14:val="none"/>
+          <ns2:ligatures ns2:val="none"/>
         </w:rPr>
         <w:t>Posteriormente, intentó presentar un reclamo a través del portal web de Banco Falabella, donde identificó dificultades para acceder al Libro de Reclamaciones, debido a que el enlace no estaba claramente identificado y el proceso requería completar múltiples formularios con información personal y adicional, lo que dificultó el ejercicio del derecho de reclamación.</w:t>
       </w:r>
     </w:p>
-    <w:p>
+    <w:p ns2:paraId="3E7D8A87" ns2:textId="77777777">
       <w:pPr>
         <w:pStyle w:val="Prrafodelista"/>
         <w:rPr>
@@ -1057,11 +1057,11 @@
           <w:color w:val="000000"/>
           <w:kern w:val="0"/>
           <w:lang w:eastAsia="es-ES"/>
-          <w14:ligatures w14:val="none"/>
-        </w:rPr>
-      </w:pPr>
-    </w:p>
-    <w:p>
+          <ns2:ligatures ns2:val="none"/>
+        </w:rPr>
+      </w:pPr>
+    </w:p>
+    <w:p ns2:paraId="3353F2B9" ns2:textId="26B962B3">
       <w:pPr>
         <w:numPr>
           <w:ilvl w:val="2"/>
@@ -1081,7 +1081,7 @@
           <w:color w:val="000000"/>
           <w:kern w:val="0"/>
           <w:lang w:eastAsia="es-ES"/>
-          <w14:ligatures w14:val="none"/>
+          <ns2:ligatures ns2:val="none"/>
         </w:rPr>
       </w:pPr>
       <w:r>
@@ -1090,12 +1090,12 @@
           <w:color w:val="000000"/>
           <w:kern w:val="0"/>
           <w:lang w:eastAsia="es-ES"/>
-          <w14:ligatures w14:val="none"/>
+          <ns2:ligatures ns2:val="none"/>
         </w:rPr>
         <w:t>Hasta la presentación de la denuncia, no ha recibido comunicación del Banco ni de BNP Paribas sobre el estado del procedimiento de cobertura del Seguro de protección de tarjetas.</w:t>
       </w:r>
     </w:p>
-    <w:p>
+    <w:p ns2:paraId="4F829FCF" ns2:textId="77777777">
       <w:pPr>
         <w:tabs>
           <w:tab w:val="left" w:pos="567"/>
@@ -1109,11 +1109,11 @@
           <w:color w:val="000000"/>
           <w:kern w:val="0"/>
           <w:lang w:eastAsia="es-ES"/>
-          <w14:ligatures w14:val="none"/>
-        </w:rPr>
-      </w:pPr>
-    </w:p>
-    <w:p>
+          <ns2:ligatures ns2:val="none"/>
+        </w:rPr>
+      </w:pPr>
+    </w:p>
+    <w:p ns2:paraId="6DF86CE4" ns2:textId="505EDFE0">
       <w:pPr>
         <w:numPr>
           <w:ilvl w:val="1"/>
@@ -1131,7 +1131,7 @@
           <w:color w:val="000000"/>
           <w:kern w:val="0"/>
           <w:lang w:val="es-ES" w:eastAsia="es-ES"/>
-          <w14:ligatures w14:val="none"/>
+          <ns2:ligatures ns2:val="none"/>
         </w:rPr>
       </w:pPr>
       <w:r>
@@ -1140,7 +1140,7 @@
           <w:color w:val="000000"/>
           <w:kern w:val="0"/>
           <w:lang w:val="es-ES" w:eastAsia="es-ES"/>
-          <w14:ligatures w14:val="none"/>
+          <ns2:ligatures ns2:val="none"/>
         </w:rPr>
         <w:t xml:space="preserve">El señor [APELLIDO] solicitó, en calidad de medida correctiva, que el Banco y BNP Paribas cumplan con lo siguiente: (i) emitir de forma individual o conjunta una carta de disculpas a favor del denunciante, brindando explicaciones técnicas y detalladas, así como el sustento legal correspondiente sobre las políticas aplicables ante hechos como los expuestos en la denuncia; (ii) ejecutar de manera inmediata la cobertura del Seguro de protección de tarjetas a favor del denunciante conforme a las condiciones contractuales pactadas, cubriendo el perjuicio económico por S/ 21 500,00; (iii) devolver íntegramente todos los pagos realizados por el denunciante en concepto de primas del referido seguro; (iv) implementar en todas sus oficinas el Libro de Reclamaciones Virtual y su respectivo aviso conforme a lo dispuesto en el Código de Protección y Defensa del Consumidor y su Reglamento; (v) realizar y acreditar ante Indecopi la capacitación de todo el personal del sobre el uso del Libro de Reclamaciones y demás obligaciones previstas en la Ley 29571 y su Reglamento, presentando certificados suscritos por los capacitadores, videos y demás medios probatorios pertinentes; (vi) realizar y acreditar ante Indecopi la capacitación de todo el personal de BNP Paribas la capacitación de todo el personal del sobre el uso del Libro de Reclamaciones y demás obligaciones previstas en la Ley 29571 y su Reglamento, presentando certificados suscritos por los capacitadores, videos y demás medios probatorios pertinentes; (vii) disponer la inscripción del Banco en el Registro de Infracciones y Sanciones del Indecopi una vez la resolución administrativa que declare fundada la denuncia quede firme; (viii) disponer la inscripción de BNP Paribas una vez la resolución administrativa que declare fundada la denuncia quede firme; y, (ix) entregar al denunciante los datos completos de los trabajadores y/o funcionarios involucrados en los hechos denunciados, indicando si aún laboran en la empresa y qué cargos ostentan, con el fin de posibilitar el ejercicio de las acciones legales correspondientes. Además, requirió el reembolso de costos y costas del presente procedimiento. </w:t>
       </w:r>
@@ -1150,7 +1150,7 @@
           <w:color w:val="000000"/>
           <w:kern w:val="0"/>
           <w:lang w:val="es-ES" w:eastAsia="es-ES"/>
-          <w14:ligatures w14:val="none"/>
+          <ns2:ligatures ns2:val="none"/>
         </w:rPr>
         <w:t xml:space="preserve"/>
       </w:r>
@@ -1160,7 +1160,7 @@
           <w:color w:val="000000"/>
           <w:kern w:val="0"/>
           <w:lang w:val="es-ES" w:eastAsia="es-ES"/>
-          <w14:ligatures w14:val="none"/>
+          <ns2:ligatures ns2:val="none"/>
         </w:rPr>
         <w:t xml:space="preserve"/>
       </w:r>
@@ -1170,7 +1170,7 @@
           <w:color w:val="000000"/>
           <w:kern w:val="0"/>
           <w:lang w:val="es-ES" w:eastAsia="es-ES"/>
-          <w14:ligatures w14:val="none"/>
+          <ns2:ligatures ns2:val="none"/>
         </w:rPr>
         <w:t xml:space="preserve"/>
       </w:r>
@@ -1180,7 +1180,7 @@
           <w:color w:val="000000"/>
           <w:kern w:val="0"/>
           <w:lang w:val="es-ES" w:eastAsia="es-ES"/>
-          <w14:ligatures w14:val="none"/>
+          <ns2:ligatures ns2:val="none"/>
         </w:rPr>
         <w:t/>
       </w:r>
@@ -1190,7 +1190,7 @@
           <w:color w:val="000000"/>
           <w:kern w:val="0"/>
           <w:lang w:val="es-ES" w:eastAsia="es-ES"/>
-          <w14:ligatures w14:val="none"/>
+          <ns2:ligatures ns2:val="none"/>
         </w:rPr>
         <w:t/>
       </w:r>
@@ -1200,7 +1200,7 @@
           <w:color w:val="000000"/>
           <w:kern w:val="0"/>
           <w:lang w:val="es-ES" w:eastAsia="es-ES"/>
-          <w14:ligatures w14:val="none"/>
+          <ns2:ligatures ns2:val="none"/>
         </w:rPr>
         <w:t xml:space="preserve"/>
       </w:r>
@@ -1210,7 +1210,7 @@
           <w:color w:val="000000"/>
           <w:kern w:val="0"/>
           <w:lang w:val="es-ES" w:eastAsia="es-ES"/>
-          <w14:ligatures w14:val="none"/>
+          <ns2:ligatures ns2:val="none"/>
         </w:rPr>
         <w:t xml:space="preserve"/>
       </w:r>
@@ -1220,7 +1220,7 @@
           <w:color w:val="000000"/>
           <w:kern w:val="0"/>
           <w:lang w:val="es-ES" w:eastAsia="es-ES"/>
-          <w14:ligatures w14:val="none"/>
+          <ns2:ligatures ns2:val="none"/>
         </w:rPr>
         <w:t xml:space="preserve"/>
       </w:r>
@@ -1230,7 +1230,7 @@
           <w:color w:val="000000"/>
           <w:kern w:val="0"/>
           <w:lang w:eastAsia="es-ES"/>
-          <w14:ligatures w14:val="none"/>
+          <ns2:ligatures ns2:val="none"/>
         </w:rPr>
         <w:t xml:space="preserve"/>
       </w:r>
@@ -1240,7 +1240,7 @@
           <w:color w:val="000000"/>
           <w:kern w:val="0"/>
           <w:lang w:eastAsia="es-ES"/>
-          <w14:ligatures w14:val="none"/>
+          <ns2:ligatures ns2:val="none"/>
         </w:rPr>
         <w:t xml:space="preserve"/>
       </w:r>
@@ -1250,7 +1250,7 @@
           <w:color w:val="000000"/>
           <w:kern w:val="0"/>
           <w:lang w:eastAsia="es-ES"/>
-          <w14:ligatures w14:val="none"/>
+          <ns2:ligatures ns2:val="none"/>
         </w:rPr>
         <w:t/>
       </w:r>
@@ -1260,7 +1260,7 @@
           <w:color w:val="000000"/>
           <w:kern w:val="0"/>
           <w:lang w:eastAsia="es-ES"/>
-          <w14:ligatures w14:val="none"/>
+          <ns2:ligatures ns2:val="none"/>
         </w:rPr>
         <w:t xml:space="preserve"/>
       </w:r>
@@ -1270,7 +1270,7 @@
           <w:color w:val="000000"/>
           <w:kern w:val="0"/>
           <w:lang w:eastAsia="es-ES"/>
-          <w14:ligatures w14:val="none"/>
+          <ns2:ligatures ns2:val="none"/>
         </w:rPr>
         <w:t/>
       </w:r>
@@ -1280,7 +1280,7 @@
           <w:color w:val="000000"/>
           <w:kern w:val="0"/>
           <w:lang w:eastAsia="es-ES"/>
-          <w14:ligatures w14:val="none"/>
+          <ns2:ligatures ns2:val="none"/>
         </w:rPr>
         <w:t xml:space="preserve"/>
       </w:r>
@@ -1290,7 +1290,7 @@
           <w:color w:val="000000"/>
           <w:kern w:val="0"/>
           <w:lang w:eastAsia="es-ES"/>
-          <w14:ligatures w14:val="none"/>
+          <ns2:ligatures ns2:val="none"/>
         </w:rPr>
         <w:t/>
       </w:r>
@@ -1300,7 +1300,7 @@
           <w:color w:val="000000"/>
           <w:kern w:val="0"/>
           <w:lang w:eastAsia="es-ES"/>
-          <w14:ligatures w14:val="none"/>
+          <ns2:ligatures ns2:val="none"/>
         </w:rPr>
         <w:t/>
       </w:r>
@@ -1310,7 +1310,7 @@
           <w:color w:val="000000"/>
           <w:kern w:val="0"/>
           <w:lang w:eastAsia="es-ES"/>
-          <w14:ligatures w14:val="none"/>
+          <ns2:ligatures ns2:val="none"/>
         </w:rPr>
         <w:t/>
       </w:r>
@@ -1320,7 +1320,7 @@
           <w:color w:val="000000"/>
           <w:kern w:val="0"/>
           <w:lang w:eastAsia="es-ES"/>
-          <w14:ligatures w14:val="none"/>
+          <ns2:ligatures ns2:val="none"/>
         </w:rPr>
         <w:t/>
       </w:r>
@@ -1330,7 +1330,7 @@
           <w:color w:val="000000"/>
           <w:kern w:val="0"/>
           <w:lang w:eastAsia="es-ES"/>
-          <w14:ligatures w14:val="none"/>
+          <ns2:ligatures ns2:val="none"/>
         </w:rPr>
         <w:t xml:space="preserve"/>
       </w:r>
@@ -1340,7 +1340,7 @@
           <w:color w:val="000000"/>
           <w:kern w:val="0"/>
           <w:lang w:eastAsia="es-ES"/>
-          <w14:ligatures w14:val="none"/>
+          <ns2:ligatures ns2:val="none"/>
         </w:rPr>
         <w:t xml:space="preserve"/>
       </w:r>
@@ -1350,7 +1350,7 @@
           <w:color w:val="000000"/>
           <w:kern w:val="0"/>
           <w:lang w:eastAsia="es-ES"/>
-          <w14:ligatures w14:val="none"/>
+          <ns2:ligatures ns2:val="none"/>
         </w:rPr>
         <w:t/>
       </w:r>
@@ -1360,7 +1360,7 @@
           <w:color w:val="000000"/>
           <w:kern w:val="0"/>
           <w:lang w:eastAsia="es-ES"/>
-          <w14:ligatures w14:val="none"/>
+          <ns2:ligatures ns2:val="none"/>
         </w:rPr>
         <w:t xml:space="preserve"/>
       </w:r>
@@ -1370,7 +1370,7 @@
           <w:color w:val="000000"/>
           <w:kern w:val="0"/>
           <w:lang w:eastAsia="es-ES"/>
-          <w14:ligatures w14:val="none"/>
+          <ns2:ligatures ns2:val="none"/>
         </w:rPr>
         <w:t xml:space="preserve"/>
       </w:r>
@@ -1380,7 +1380,7 @@
           <w:color w:val="000000"/>
           <w:kern w:val="0"/>
           <w:lang w:eastAsia="es-ES"/>
-          <w14:ligatures w14:val="none"/>
+          <ns2:ligatures ns2:val="none"/>
         </w:rPr>
         <w:t xml:space="preserve"/>
       </w:r>
@@ -1390,7 +1390,7 @@
           <w:color w:val="000000"/>
           <w:kern w:val="0"/>
           <w:lang w:eastAsia="es-ES"/>
-          <w14:ligatures w14:val="none"/>
+          <ns2:ligatures ns2:val="none"/>
         </w:rPr>
         <w:t xml:space="preserve"/>
       </w:r>
@@ -1400,7 +1400,7 @@
           <w:color w:val="000000"/>
           <w:kern w:val="0"/>
           <w:lang w:eastAsia="es-ES"/>
-          <w14:ligatures w14:val="none"/>
+          <ns2:ligatures ns2:val="none"/>
         </w:rPr>
         <w:t/>
       </w:r>
@@ -1410,7 +1410,7 @@
           <w:color w:val="000000"/>
           <w:kern w:val="0"/>
           <w:lang w:eastAsia="es-ES"/>
-          <w14:ligatures w14:val="none"/>
+          <ns2:ligatures ns2:val="none"/>
         </w:rPr>
         <w:t xml:space="preserve"/>
       </w:r>
@@ -1420,7 +1420,7 @@
           <w:color w:val="000000"/>
           <w:kern w:val="0"/>
           <w:lang w:eastAsia="es-ES"/>
-          <w14:ligatures w14:val="none"/>
+          <ns2:ligatures ns2:val="none"/>
         </w:rPr>
         <w:t/>
       </w:r>
@@ -1430,7 +1430,7 @@
           <w:color w:val="000000"/>
           <w:kern w:val="0"/>
           <w:lang w:eastAsia="es-ES"/>
-          <w14:ligatures w14:val="none"/>
+          <ns2:ligatures ns2:val="none"/>
         </w:rPr>
         <w:t/>
       </w:r>
@@ -1440,7 +1440,7 @@
           <w:color w:val="000000"/>
           <w:kern w:val="0"/>
           <w:lang w:eastAsia="es-ES"/>
-          <w14:ligatures w14:val="none"/>
+          <ns2:ligatures ns2:val="none"/>
         </w:rPr>
         <w:t xml:space="preserve"/>
       </w:r>
@@ -1450,7 +1450,7 @@
           <w:color w:val="000000"/>
           <w:kern w:val="0"/>
           <w:lang w:eastAsia="es-ES"/>
-          <w14:ligatures w14:val="none"/>
+          <ns2:ligatures ns2:val="none"/>
         </w:rPr>
         <w:t xml:space="preserve"/>
       </w:r>
@@ -1460,7 +1460,7 @@
           <w:color w:val="000000"/>
           <w:kern w:val="0"/>
           <w:lang w:eastAsia="es-ES"/>
-          <w14:ligatures w14:val="none"/>
+          <ns2:ligatures ns2:val="none"/>
         </w:rPr>
         <w:t xml:space="preserve"/>
       </w:r>
@@ -1470,7 +1470,7 @@
           <w:color w:val="000000"/>
           <w:kern w:val="0"/>
           <w:lang w:eastAsia="es-ES"/>
-          <w14:ligatures w14:val="none"/>
+          <ns2:ligatures ns2:val="none"/>
         </w:rPr>
         <w:t xml:space="preserve"/>
       </w:r>
@@ -1480,7 +1480,7 @@
           <w:color w:val="000000"/>
           <w:kern w:val="0"/>
           <w:lang w:eastAsia="es-ES"/>
-          <w14:ligatures w14:val="none"/>
+          <ns2:ligatures ns2:val="none"/>
         </w:rPr>
         <w:t/>
       </w:r>
@@ -1490,7 +1490,7 @@
           <w:color w:val="000000"/>
           <w:kern w:val="0"/>
           <w:lang w:eastAsia="es-ES"/>
-          <w14:ligatures w14:val="none"/>
+          <ns2:ligatures ns2:val="none"/>
         </w:rPr>
         <w:t/>
       </w:r>
@@ -1500,7 +1500,7 @@
           <w:color w:val="000000"/>
           <w:kern w:val="0"/>
           <w:lang w:eastAsia="es-ES"/>
-          <w14:ligatures w14:val="none"/>
+          <ns2:ligatures ns2:val="none"/>
         </w:rPr>
         <w:t/>
       </w:r>
@@ -1510,7 +1510,7 @@
           <w:color w:val="000000"/>
           <w:kern w:val="0"/>
           <w:lang w:eastAsia="es-ES"/>
-          <w14:ligatures w14:val="none"/>
+          <ns2:ligatures ns2:val="none"/>
         </w:rPr>
         <w:t xml:space="preserve"/>
       </w:r>
@@ -1520,7 +1520,7 @@
           <w:color w:val="000000"/>
           <w:kern w:val="0"/>
           <w:lang w:eastAsia="es-ES"/>
-          <w14:ligatures w14:val="none"/>
+          <ns2:ligatures ns2:val="none"/>
         </w:rPr>
         <w:t xml:space="preserve"/>
       </w:r>
@@ -1530,7 +1530,7 @@
           <w:color w:val="000000"/>
           <w:kern w:val="0"/>
           <w:lang w:eastAsia="es-ES"/>
-          <w14:ligatures w14:val="none"/>
+          <ns2:ligatures ns2:val="none"/>
         </w:rPr>
         <w:t/>
       </w:r>
@@ -1540,7 +1540,7 @@
           <w:color w:val="000000"/>
           <w:kern w:val="0"/>
           <w:lang w:eastAsia="es-ES"/>
-          <w14:ligatures w14:val="none"/>
+          <ns2:ligatures ns2:val="none"/>
         </w:rPr>
         <w:t xml:space="preserve"/>
       </w:r>
@@ -1550,7 +1550,7 @@
           <w:color w:val="000000"/>
           <w:kern w:val="0"/>
           <w:lang w:eastAsia="es-ES"/>
-          <w14:ligatures w14:val="none"/>
+          <ns2:ligatures ns2:val="none"/>
         </w:rPr>
         <w:t xml:space="preserve"/>
       </w:r>
@@ -1560,7 +1560,7 @@
           <w:color w:val="000000"/>
           <w:kern w:val="0"/>
           <w:lang w:eastAsia="es-ES"/>
-          <w14:ligatures w14:val="none"/>
+          <ns2:ligatures ns2:val="none"/>
         </w:rPr>
         <w:t/>
       </w:r>
@@ -1570,7 +1570,7 @@
           <w:color w:val="000000"/>
           <w:kern w:val="0"/>
           <w:lang w:eastAsia="es-ES"/>
-          <w14:ligatures w14:val="none"/>
+          <ns2:ligatures ns2:val="none"/>
         </w:rPr>
         <w:t/>
       </w:r>
@@ -1580,7 +1580,7 @@
           <w:color w:val="000000"/>
           <w:kern w:val="0"/>
           <w:lang w:eastAsia="es-ES"/>
-          <w14:ligatures w14:val="none"/>
+          <ns2:ligatures ns2:val="none"/>
         </w:rPr>
         <w:t/>
       </w:r>
@@ -1590,7 +1590,7 @@
           <w:color w:val="000000"/>
           <w:kern w:val="0"/>
           <w:lang w:val="es-ES" w:eastAsia="es-ES"/>
-          <w14:ligatures w14:val="none"/>
+          <ns2:ligatures ns2:val="none"/>
         </w:rPr>
         <w:t xml:space="preserve"/>
       </w:r>
@@ -1600,7 +1600,7 @@
           <w:color w:val="000000"/>
           <w:kern w:val="0"/>
           <w:lang w:val="es-ES" w:eastAsia="es-ES"/>
-          <w14:ligatures w14:val="none"/>
+          <ns2:ligatures ns2:val="none"/>
         </w:rPr>
         <w:t/>
       </w:r>
@@ -1610,7 +1610,7 @@
           <w:color w:val="000000"/>
           <w:kern w:val="0"/>
           <w:lang w:val="es-ES" w:eastAsia="es-ES"/>
-          <w14:ligatures w14:val="none"/>
+          <ns2:ligatures ns2:val="none"/>
         </w:rPr>
         <w:t/>
       </w:r>
@@ -1620,7 +1620,7 @@
           <w:color w:val="000000"/>
           <w:kern w:val="0"/>
           <w:lang w:val="es-ES" w:eastAsia="es-ES"/>
-          <w14:ligatures w14:val="none"/>
+          <ns2:ligatures ns2:val="none"/>
         </w:rPr>
         <w:t xml:space="preserve"/>
       </w:r>
@@ -1630,12 +1630,12 @@
           <w:color w:val="000000"/>
           <w:kern w:val="0"/>
           <w:lang w:val="es-ES" w:eastAsia="es-ES"/>
-          <w14:ligatures w14:val="none"/>
+          <ns2:ligatures ns2:val="none"/>
         </w:rPr>
         <w:t xml:space="preserve"/>
       </w:r>
     </w:p>
-    <w:p>
+    <w:p ns2:paraId="7023B030" ns2:textId="77777777">
       <w:pPr>
         <w:spacing w:after="0" w:line="240" w:lineRule="auto"/>
         <w:contextualSpacing/>
@@ -1646,11 +1646,11 @@
           <w:color w:val="000000"/>
           <w:kern w:val="0"/>
           <w:lang w:eastAsia="es-PE"/>
-          <w14:ligatures w14:val="none"/>
-        </w:rPr>
-      </w:pPr>
-    </w:p>
-    <w:p>
+          <ns2:ligatures ns2:val="none"/>
+        </w:rPr>
+      </w:pPr>
+    </w:p>
+    <w:p ns2:paraId="242B2756" ns2:textId="77777777">
       <w:pPr>
         <w:numPr>
           <w:ilvl w:val="0"/>
@@ -1669,22 +1669,22 @@
           <w:color w:val="000000"/>
           <w:kern w:val="0"/>
           <w:lang w:eastAsia="es-PE"/>
-          <w14:ligatures w14:val="none"/>
-        </w:rPr>
-      </w:pPr>
-      <w:r>
-        <w:rPr>
-          <w:rFonts w:ascii="Arial Narrow" w:eastAsia="Arial Narrow" w:hAnsi="Arial Narrow" w:cs="Arial Narrow"/>
-          <w:b/>
-          <w:color w:val="000000"/>
-          <w:kern w:val="0"/>
-          <w:lang w:eastAsia="es-PE"/>
-          <w14:ligatures w14:val="none"/>
+          <ns2:ligatures ns2:val="none"/>
+        </w:rPr>
+      </w:pPr>
+      <w:r>
+        <w:rPr>
+          <w:rFonts w:ascii="Arial Narrow" w:eastAsia="Arial Narrow" w:hAnsi="Arial Narrow" w:cs="Arial Narrow"/>
+          <w:b/>
+          <w:color w:val="000000"/>
+          <w:kern w:val="0"/>
+          <w:lang w:eastAsia="es-PE"/>
+          <ns2:ligatures ns2:val="none"/>
         </w:rPr>
         <w:t>DE LA ADMISIÓN A TRÁMITE DE LA DENUNCIA</w:t>
       </w:r>
     </w:p>
-    <w:p>
+    <w:p ns2:paraId="41E63982" ns2:textId="77777777">
       <w:pPr>
         <w:spacing w:after="0" w:line="240" w:lineRule="auto"/>
         <w:ind w:left="567"/>
@@ -1696,11 +1696,11 @@
           <w:color w:val="000000"/>
           <w:kern w:val="0"/>
           <w:lang w:eastAsia="es-PE"/>
-          <w14:ligatures w14:val="none"/>
-        </w:rPr>
-      </w:pPr>
-    </w:p>
-    <w:p>
+          <ns2:ligatures ns2:val="none"/>
+        </w:rPr>
+      </w:pPr>
+    </w:p>
+    <w:p ns2:paraId="38390DD0" ns2:textId="52DC67B5">
       <w:pPr>
         <w:pStyle w:val="Prrafodelista"/>
         <w:numPr>
@@ -1713,7 +1713,7 @@
         <w:rPr>
           <w:rFonts w:ascii="Arial Narrow" w:eastAsia="Arial Narrow" w:hAnsi="Arial Narrow" w:cs="Arial Narrow"/>
           <w:kern w:val="0"/>
-          <w14:ligatures w14:val="none"/>
+          <ns2:ligatures ns2:val="none"/>
         </w:rPr>
       </w:pPr>
       <w:r>
@@ -1722,7 +1722,7 @@
           <w:color w:val="000000"/>
           <w:kern w:val="0"/>
           <w:lang w:eastAsia="es-PE"/>
-          <w14:ligatures w14:val="none"/>
+          <ns2:ligatures ns2:val="none"/>
         </w:rPr>
         <w:t xml:space="preserve">La Secretaría </w:t>
       </w:r>
@@ -1732,7 +1732,7 @@
           <w:color w:val="000000"/>
           <w:kern w:val="0"/>
           <w:lang w:eastAsia="es-PE"/>
-          <w14:ligatures w14:val="none"/>
+          <ns2:ligatures ns2:val="none"/>
         </w:rPr>
         <w:t>Técnica de la Comisión de Protección al Consumidor 1 (en adelante, la Secretaría Técnica), en ejercicio de sus facultades</w:t>
       </w:r>
@@ -1742,7 +1742,7 @@
           <w:rFonts w:ascii="Arial Narrow" w:eastAsia="Arial Narrow" w:hAnsi="Arial Narrow" w:cs="Arial Narrow"/>
           <w:kern w:val="0"/>
           <w:vertAlign w:val="superscript"/>
-          <w14:ligatures w14:val="none"/>
+          <ns2:ligatures ns2:val="none"/>
         </w:rPr>
         <w:footnoteReference w:id="2"/>
       </w:r>
@@ -1752,7 +1752,7 @@
           <w:color w:val="000000"/>
           <w:kern w:val="0"/>
           <w:lang w:eastAsia="es-PE"/>
-          <w14:ligatures w14:val="none"/>
+          <ns2:ligatures ns2:val="none"/>
         </w:rPr>
         <w:t xml:space="preserve">, considera </w:t>
       </w:r>
@@ -1760,7 +1760,7 @@
         <w:rPr>
           <w:rFonts w:ascii="Arial Narrow" w:eastAsia="Arial Narrow" w:hAnsi="Arial Narrow" w:cs="Arial Narrow"/>
           <w:kern w:val="0"/>
-          <w14:ligatures w14:val="none"/>
+          <ns2:ligatures ns2:val="none"/>
         </w:rPr>
         <w:t xml:space="preserve">que el hecho denunciado, consistente en que </w:t>
       </w:r>
@@ -1775,7 +1775,7 @@
         <w:rPr>
           <w:rFonts w:ascii="Arial Narrow" w:eastAsia="Arial Narrow" w:hAnsi="Arial Narrow" w:cs="Arial Narrow"/>
           <w:kern w:val="0"/>
-          <w14:ligatures w14:val="none"/>
+          <ns2:ligatures ns2:val="none"/>
         </w:rPr>
         <w:t xml:space="preserve">; involucraría una presunta afectación a sus expectativas, quien no habría encontrado una correspondencia entre lo que esperaba recibir de parte del proveedor y lo que </w:t>
       </w:r>
@@ -1783,7 +1783,7 @@
         <w:rPr>
           <w:rFonts w:ascii="Arial Narrow" w:eastAsia="Arial Narrow" w:hAnsi="Arial Narrow" w:cs="Arial Narrow"/>
           <w:kern w:val="0"/>
-          <w14:ligatures w14:val="none"/>
+          <ns2:ligatures ns2:val="none"/>
         </w:rPr>
         <w:lastRenderedPageBreak/>
         <w:t>realmente recibió. Por consiguiente, corresponde calificar el hecho materia de denuncia como una presunta infracción al deber de idoneidad, tipificado en los artículos 18</w:t>
@@ -1794,7 +1794,7 @@
           <w:color w:val="000000"/>
           <w:kern w:val="0"/>
           <w:lang w:eastAsia="es-PE"/>
-          <w14:ligatures w14:val="none"/>
+          <ns2:ligatures ns2:val="none"/>
         </w:rPr>
         <w:t/>
       </w:r>
@@ -1802,7 +1802,7 @@
         <w:rPr>
           <w:rFonts w:ascii="Arial Narrow" w:eastAsia="Arial Narrow" w:hAnsi="Arial Narrow" w:cs="Arial Narrow"/>
           <w:kern w:val="0"/>
-          <w14:ligatures w14:val="none"/>
+          <ns2:ligatures ns2:val="none"/>
         </w:rPr>
         <w:t xml:space="preserve"> y 19</w:t>
       </w:r>
@@ -1812,7 +1812,7 @@
           <w:color w:val="000000"/>
           <w:kern w:val="0"/>
           <w:lang w:eastAsia="es-PE"/>
-          <w14:ligatures w14:val="none"/>
+          <ns2:ligatures ns2:val="none"/>
         </w:rPr>
         <w:t/>
       </w:r>
@@ -1820,7 +1820,7 @@
         <w:rPr>
           <w:rFonts w:ascii="Arial Narrow" w:eastAsia="Arial Narrow" w:hAnsi="Arial Narrow" w:cs="Arial Narrow"/>
           <w:kern w:val="0"/>
-          <w14:ligatures w14:val="none"/>
+          <ns2:ligatures ns2:val="none"/>
         </w:rPr>
         <w:t xml:space="preserve"> del Código</w:t>
       </w:r>
@@ -1830,7 +1830,7 @@
           <w:rFonts w:ascii="Arial Narrow" w:eastAsia="Arial Narrow" w:hAnsi="Arial Narrow" w:cs="Arial"/>
           <w:kern w:val="0"/>
           <w:vertAlign w:val="superscript"/>
-          <w14:ligatures w14:val="none"/>
+          <ns2:ligatures ns2:val="none"/>
         </w:rPr>
         <w:footnoteReference w:id="3"/>
       </w:r>
@@ -1838,22 +1838,22 @@
         <w:rPr>
           <w:rFonts w:ascii="Arial Narrow" w:eastAsia="Arial Narrow" w:hAnsi="Arial Narrow" w:cs="Arial Narrow"/>
           <w:kern w:val="0"/>
-          <w14:ligatures w14:val="none"/>
+          <ns2:ligatures ns2:val="none"/>
         </w:rPr>
         <w:t>.</w:t>
       </w:r>
     </w:p>
-    <w:p>
+    <w:p ns2:paraId="7FD3B961" ns2:textId="77777777">
       <w:pPr>
         <w:pStyle w:val="Prrafodelista"/>
         <w:rPr>
           <w:rFonts w:ascii="Arial Narrow" w:eastAsia="Arial Narrow" w:hAnsi="Arial Narrow" w:cs="Arial Narrow"/>
           <w:kern w:val="0"/>
-          <w14:ligatures w14:val="none"/>
-        </w:rPr>
-      </w:pPr>
-    </w:p>
-    <w:p>
+          <ns2:ligatures ns2:val="none"/>
+        </w:rPr>
+      </w:pPr>
+    </w:p>
+    <w:p ns2:paraId="787BAFC0" ns2:textId="186C0AB6">
       <w:pPr>
         <w:pStyle w:val="Prrafodelista"/>
         <w:numPr>
@@ -1866,14 +1866,14 @@
         <w:rPr>
           <w:rFonts w:ascii="Arial Narrow" w:eastAsia="Arial Narrow" w:hAnsi="Arial Narrow" w:cs="Arial Narrow"/>
           <w:kern w:val="0"/>
-          <w14:ligatures w14:val="none"/>
-        </w:rPr>
-      </w:pPr>
-      <w:r>
-        <w:rPr>
-          <w:rFonts w:ascii="Arial Narrow" w:eastAsia="Arial Narrow" w:hAnsi="Arial Narrow" w:cs="Arial Narrow"/>
-          <w:kern w:val="0"/>
-          <w14:ligatures w14:val="none"/>
+          <ns2:ligatures ns2:val="none"/>
+        </w:rPr>
+      </w:pPr>
+      <w:r>
+        <w:rPr>
+          <w:rFonts w:ascii="Arial Narrow" w:eastAsia="Arial Narrow" w:hAnsi="Arial Narrow" w:cs="Arial Narrow"/>
+          <w:kern w:val="0"/>
+          <ns2:ligatures ns2:val="none"/>
         </w:rPr>
         <w:t xml:space="preserve">Además, la Secretaría Técnica, en ejercicio de sus facultades, </w:t>
       </w:r>
@@ -1883,7 +1883,7 @@
           <w:color w:val="000000"/>
           <w:kern w:val="0"/>
           <w:lang w:eastAsia="es-PE"/>
-          <w14:ligatures w14:val="none"/>
+          <ns2:ligatures ns2:val="none"/>
         </w:rPr>
         <w:t xml:space="preserve">considera </w:t>
       </w:r>
@@ -1891,7 +1891,7 @@
         <w:rPr>
           <w:rFonts w:ascii="Arial Narrow" w:eastAsia="Arial Narrow" w:hAnsi="Arial Narrow" w:cs="Arial"/>
           <w:kern w:val="0"/>
-          <w14:ligatures w14:val="none"/>
+          <ns2:ligatures ns2:val="none"/>
         </w:rPr>
         <w:t xml:space="preserve">que el hecho denunciado, consistente en que </w:t>
       </w:r>
@@ -1915,7 +1915,7 @@
           <w:kern w:val="0"/>
           <w:shd w:val="clear" w:color="auto" w:fill="FFFFFF"/>
           <w:lang w:eastAsia="es-PE"/>
-          <w14:ligatures w14:val="none"/>
+          <ns2:ligatures ns2:val="none"/>
         </w:rPr>
         <w:t xml:space="preserve"> </w:t>
       </w:r>
@@ -1926,7 +1926,7 @@
           <w:color w:val="000000"/>
           <w:kern w:val="0"/>
           <w:lang w:eastAsia="es-PE"/>
-          <w14:ligatures w14:val="none"/>
+          <ns2:ligatures ns2:val="none"/>
         </w:rPr>
         <w:t>Por consiguiente, corresponde calificar el hecho materia de denuncia como una presunta infracción al deber de información, tipificado en el artículo 1, numeral 1, literal b) y al artículo 2 del Código</w:t>
       </w:r>
@@ -1945,22 +1945,22 @@
           <w:color w:val="000000"/>
           <w:kern w:val="0"/>
           <w:lang w:eastAsia="es-PE"/>
-          <w14:ligatures w14:val="none"/>
+          <ns2:ligatures ns2:val="none"/>
         </w:rPr>
         <w:t xml:space="preserve">. </w:t>
       </w:r>
     </w:p>
-    <w:p>
+    <w:p ns2:paraId="6E5B17D6" ns2:textId="77777777">
       <w:pPr>
         <w:pStyle w:val="Prrafodelista"/>
         <w:rPr>
           <w:rFonts w:ascii="Arial Narrow" w:eastAsia="Arial Narrow" w:hAnsi="Arial Narrow" w:cs="Arial Narrow"/>
           <w:kern w:val="0"/>
-          <w14:ligatures w14:val="none"/>
-        </w:rPr>
-      </w:pPr>
-    </w:p>
-    <w:p>
+          <ns2:ligatures ns2:val="none"/>
+        </w:rPr>
+      </w:pPr>
+    </w:p>
+    <w:p ns2:paraId="6AE856E9" ns2:textId="584C92F5">
       <w:pPr>
         <w:pStyle w:val="Prrafodelista"/>
         <w:numPr>
@@ -1973,14 +1973,14 @@
         <w:rPr>
           <w:rFonts w:ascii="Arial Narrow" w:eastAsia="Arial Narrow" w:hAnsi="Arial Narrow" w:cs="Arial Narrow"/>
           <w:kern w:val="0"/>
-          <w14:ligatures w14:val="none"/>
-        </w:rPr>
-      </w:pPr>
-      <w:r>
-        <w:rPr>
-          <w:rFonts w:ascii="Arial Narrow" w:eastAsia="Arial Narrow" w:hAnsi="Arial Narrow" w:cs="Arial Narrow"/>
-          <w:kern w:val="0"/>
-          <w14:ligatures w14:val="none"/>
+          <ns2:ligatures ns2:val="none"/>
+        </w:rPr>
+      </w:pPr>
+      <w:r>
+        <w:rPr>
+          <w:rFonts w:ascii="Arial Narrow" w:eastAsia="Arial Narrow" w:hAnsi="Arial Narrow" w:cs="Arial Narrow"/>
+          <w:kern w:val="0"/>
+          <ns2:ligatures ns2:val="none"/>
         </w:rPr>
         <w:t xml:space="preserve">Asimismo, </w:t>
       </w:r>
@@ -1990,7 +1990,7 @@
           <w:color w:val="000000"/>
           <w:kern w:val="0"/>
           <w:lang w:eastAsia="es-PE"/>
-          <w14:ligatures w14:val="none"/>
+          <ns2:ligatures ns2:val="none"/>
         </w:rPr>
         <w:t xml:space="preserve">la Secretaría Técnica, en ejercicio de sus facultades, considera </w:t>
       </w:r>
@@ -1998,7 +1998,7 @@
         <w:rPr>
           <w:rFonts w:ascii="Arial Narrow" w:eastAsia="Arial Narrow" w:hAnsi="Arial Narrow" w:cs="Arial Narrow"/>
           <w:kern w:val="0"/>
-          <w14:ligatures w14:val="none"/>
+          <ns2:ligatures ns2:val="none"/>
         </w:rPr>
         <w:t xml:space="preserve">que el hecho denunciado, consistente en que </w:t>
       </w:r>
@@ -2006,7 +2006,7 @@
         <w:rPr>
           <w:rFonts w:ascii="Arial Narrow" w:eastAsia="Arial Narrow" w:hAnsi="Arial Narrow" w:cs="Arial Narrow"/>
           <w:kern w:val="0"/>
-          <w14:ligatures w14:val="none"/>
+          <ns2:ligatures ns2:val="none"/>
         </w:rPr>
         <w:t xml:space="preserve">el </w:t>
       </w:r>
@@ -2021,7 +2021,7 @@
         <w:rPr>
           <w:rFonts w:ascii="Arial Narrow" w:eastAsia="Arial Narrow" w:hAnsi="Arial Narrow" w:cs="Arial Narrow"/>
           <w:kern w:val="0"/>
-          <w14:ligatures w14:val="none"/>
+          <ns2:ligatures ns2:val="none"/>
         </w:rPr>
         <w:t>; involucraría una presunta afectación a sus expectativas, quien no habría encontrado una correspondencia entre lo que esperaba recibir de parte del proveedor y lo que realmente recibió. Por consiguiente, corresponde calificar el hecho materia de denuncia como una presunta infracción al deber de idoneidad, tipificado en los artículos 18</w:t>
       </w:r>
@@ -2031,7 +2031,7 @@
           <w:color w:val="000000"/>
           <w:kern w:val="0"/>
           <w:lang w:eastAsia="es-PE"/>
-          <w14:ligatures w14:val="none"/>
+          <ns2:ligatures ns2:val="none"/>
         </w:rPr>
         <w:t/>
       </w:r>
@@ -2039,7 +2039,7 @@
         <w:rPr>
           <w:rFonts w:ascii="Arial Narrow" w:eastAsia="Arial Narrow" w:hAnsi="Arial Narrow" w:cs="Arial Narrow"/>
           <w:kern w:val="0"/>
-          <w14:ligatures w14:val="none"/>
+          <ns2:ligatures ns2:val="none"/>
         </w:rPr>
         <w:t xml:space="preserve"> y 19</w:t>
       </w:r>
@@ -2049,7 +2049,7 @@
           <w:color w:val="000000"/>
           <w:kern w:val="0"/>
           <w:lang w:eastAsia="es-PE"/>
-          <w14:ligatures w14:val="none"/>
+          <ns2:ligatures ns2:val="none"/>
         </w:rPr>
         <w:t/>
       </w:r>
@@ -2057,23 +2057,23 @@
         <w:rPr>
           <w:rFonts w:ascii="Arial Narrow" w:eastAsia="Arial Narrow" w:hAnsi="Arial Narrow" w:cs="Arial Narrow"/>
           <w:kern w:val="0"/>
-          <w14:ligatures w14:val="none"/>
+          <ns2:ligatures ns2:val="none"/>
         </w:rPr>
         <w:t xml:space="preserve"> del Código.</w:t>
       </w:r>
     </w:p>
-    <w:p>
-      <w:pPr>
-        <w:spacing w:after="0" w:line="240" w:lineRule="auto"/>
-        <w:jc w:val="both"/>
-        <w:rPr>
-          <w:rFonts w:ascii="Arial Narrow" w:eastAsia="Arial Narrow" w:hAnsi="Arial Narrow" w:cs="Arial Narrow"/>
-          <w:kern w:val="0"/>
-          <w14:ligatures w14:val="none"/>
-        </w:rPr>
-      </w:pPr>
-    </w:p>
-    <w:p>
+    <w:p ns2:paraId="3C126025" ns2:textId="77777777">
+      <w:pPr>
+        <w:spacing w:after="0" w:line="240" w:lineRule="auto"/>
+        <w:jc w:val="both"/>
+        <w:rPr>
+          <w:rFonts w:ascii="Arial Narrow" w:eastAsia="Arial Narrow" w:hAnsi="Arial Narrow" w:cs="Arial Narrow"/>
+          <w:kern w:val="0"/>
+          <ns2:ligatures ns2:val="none"/>
+        </w:rPr>
+      </w:pPr>
+    </w:p>
+    <w:p ns2:paraId="1D53FDFF" ns2:textId="4A2A0A66">
       <w:pPr>
         <w:pStyle w:val="Prrafodelista"/>
         <w:numPr>
@@ -2086,14 +2086,14 @@
         <w:rPr>
           <w:rFonts w:ascii="Arial Narrow" w:eastAsia="Arial Narrow" w:hAnsi="Arial Narrow" w:cs="Arial Narrow"/>
           <w:kern w:val="0"/>
-          <w14:ligatures w14:val="none"/>
-        </w:rPr>
-      </w:pPr>
-      <w:r>
-        <w:rPr>
-          <w:rFonts w:ascii="Arial Narrow" w:eastAsia="Arial Narrow" w:hAnsi="Arial Narrow" w:cs="Arial Narrow"/>
-          <w:kern w:val="0"/>
-          <w14:ligatures w14:val="none"/>
+          <ns2:ligatures ns2:val="none"/>
+        </w:rPr>
+      </w:pPr>
+      <w:r>
+        <w:rPr>
+          <w:rFonts w:ascii="Arial Narrow" w:eastAsia="Arial Narrow" w:hAnsi="Arial Narrow" w:cs="Arial Narrow"/>
+          <w:kern w:val="0"/>
+          <ns2:ligatures ns2:val="none"/>
         </w:rPr>
         <w:t xml:space="preserve">Así también, la Secretaría Técnica, en ejercicio de sus facultades, </w:t>
       </w:r>
@@ -2103,7 +2103,7 @@
           <w:color w:val="000000"/>
           <w:kern w:val="0"/>
           <w:lang w:eastAsia="es-PE"/>
-          <w14:ligatures w14:val="none"/>
+          <ns2:ligatures ns2:val="none"/>
         </w:rPr>
         <w:t xml:space="preserve">considera </w:t>
       </w:r>
@@ -2111,7 +2111,7 @@
         <w:rPr>
           <w:rFonts w:ascii="Arial Narrow" w:eastAsia="Arial Narrow" w:hAnsi="Arial Narrow" w:cs="Arial Narrow"/>
           <w:kern w:val="0"/>
-          <w14:ligatures w14:val="none"/>
+          <ns2:ligatures ns2:val="none"/>
         </w:rPr>
         <w:t xml:space="preserve">que el hecho denunciado, consistente en que </w:t>
       </w:r>
@@ -2119,7 +2119,7 @@
         <w:rPr>
           <w:rFonts w:ascii="Arial Narrow" w:eastAsia="Arial Narrow" w:hAnsi="Arial Narrow" w:cs="Arial Narrow"/>
           <w:kern w:val="0"/>
-          <w14:ligatures w14:val="none"/>
+          <ns2:ligatures ns2:val="none"/>
         </w:rPr>
         <w:t xml:space="preserve">el </w:t>
       </w:r>
@@ -2127,7 +2127,7 @@
         <w:rPr>
           <w:rFonts w:ascii="Arial Narrow" w:eastAsia="Arial Narrow" w:hAnsi="Arial Narrow" w:cs="Arial Narrow"/>
           <w:kern w:val="0"/>
-          <w14:ligatures w14:val="none"/>
+          <ns2:ligatures ns2:val="none"/>
         </w:rPr>
         <w:t>Banco Falabella Perú S.A. no habría cumplido con contar con un Libro de Reclamaciones en formato virtual implementado de manera accesible y conforme lo establece la normativa vigente</w:t>
       </w:r>
@@ -2135,7 +2135,7 @@
         <w:rPr>
           <w:rFonts w:ascii="Arial Narrow" w:eastAsia="Arial Narrow" w:hAnsi="Arial Narrow" w:cs="Arial Narrow"/>
           <w:kern w:val="0"/>
-          <w14:ligatures w14:val="none"/>
+          <ns2:ligatures ns2:val="none"/>
         </w:rPr>
         <w:t xml:space="preserve">. Por consiguiente, corresponde calificar el hecho materia de denuncia </w:t>
       </w:r>
@@ -2143,7 +2143,7 @@
         <w:rPr>
           <w:rFonts w:ascii="Arial Narrow" w:eastAsia="Arial Narrow" w:hAnsi="Arial Narrow" w:cs="Arial Narrow"/>
           <w:kern w:val="0"/>
-          <w14:ligatures w14:val="none"/>
+          <ns2:ligatures ns2:val="none"/>
         </w:rPr>
         <w:lastRenderedPageBreak/>
         <w:t>como una presunta infracción al uso del libro de reclamaciones, tipificado en el artículo 150</w:t>
@@ -2154,7 +2154,7 @@
           <w:color w:val="000000"/>
           <w:kern w:val="0"/>
           <w:lang w:eastAsia="es-PE"/>
-          <w14:ligatures w14:val="none"/>
+          <ns2:ligatures ns2:val="none"/>
         </w:rPr>
         <w:t/>
       </w:r>
@@ -2162,7 +2162,7 @@
         <w:rPr>
           <w:rFonts w:ascii="Arial Narrow" w:eastAsia="Arial Narrow" w:hAnsi="Arial Narrow" w:cs="Arial Narrow"/>
           <w:kern w:val="0"/>
-          <w14:ligatures w14:val="none"/>
+          <ns2:ligatures ns2:val="none"/>
         </w:rPr>
         <w:t xml:space="preserve"> del Código</w:t>
       </w:r>
@@ -2181,7 +2181,7 @@
           <w:color w:val="000000"/>
           <w:kern w:val="0"/>
           <w:lang w:eastAsia="es-PE"/>
-          <w14:ligatures w14:val="none"/>
+          <ns2:ligatures ns2:val="none"/>
         </w:rPr>
         <w:t>.</w:t>
       </w:r>
@@ -2192,23 +2192,23 @@
           <w:color w:val="000000"/>
           <w:kern w:val="0"/>
           <w:lang w:eastAsia="es-PE"/>
-          <w14:ligatures w14:val="none"/>
+          <ns2:ligatures ns2:val="none"/>
         </w:rPr>
         <w:t xml:space="preserve"> </w:t>
       </w:r>
     </w:p>
-    <w:p>
-      <w:pPr>
-        <w:spacing w:after="0" w:line="240" w:lineRule="auto"/>
-        <w:jc w:val="both"/>
-        <w:rPr>
-          <w:rFonts w:ascii="Arial Narrow" w:eastAsia="Arial Narrow" w:hAnsi="Arial Narrow" w:cs="Arial Narrow"/>
-          <w:kern w:val="0"/>
-          <w14:ligatures w14:val="none"/>
-        </w:rPr>
-      </w:pPr>
-    </w:p>
-    <w:p>
+    <w:p ns2:paraId="41C49564" ns2:textId="77777777">
+      <w:pPr>
+        <w:spacing w:after="0" w:line="240" w:lineRule="auto"/>
+        <w:jc w:val="both"/>
+        <w:rPr>
+          <w:rFonts w:ascii="Arial Narrow" w:eastAsia="Arial Narrow" w:hAnsi="Arial Narrow" w:cs="Arial Narrow"/>
+          <w:kern w:val="0"/>
+          <ns2:ligatures ns2:val="none"/>
+        </w:rPr>
+      </w:pPr>
+    </w:p>
+    <w:p ns2:paraId="63A001D5" ns2:textId="3E0F069B">
       <w:pPr>
         <w:pStyle w:val="Prrafodelista"/>
         <w:numPr>
@@ -2222,7 +2222,7 @@
           <w:rFonts w:ascii="Arial Narrow" w:eastAsia="Calibri" w:hAnsi="Arial Narrow" w:cs="Arial Narrow"/>
           <w:kern w:val="0"/>
           <w:lang w:eastAsia="es-PE"/>
-          <w14:ligatures w14:val="none"/>
+          <ns2:ligatures ns2:val="none"/>
         </w:rPr>
       </w:pPr>
       <w:r>
@@ -2231,12 +2231,12 @@
           <w:color w:val="000000"/>
           <w:kern w:val="0"/>
           <w:lang w:eastAsia="es-PE"/>
-          <w14:ligatures w14:val="none"/>
+          <ns2:ligatures ns2:val="none"/>
         </w:rPr>
         <w:t>En tanto la denuncia reúne los requisitos establecidos por la norma citada, corresponde admitirla a trámite.</w:t>
       </w:r>
     </w:p>
-    <w:p>
+    <w:p ns2:paraId="0C733E18" ns2:textId="77777777">
       <w:pPr>
         <w:spacing w:after="0" w:line="240" w:lineRule="auto"/>
         <w:ind w:left="567"/>
@@ -2247,50 +2247,50 @@
           <w:color w:val="000000"/>
           <w:kern w:val="0"/>
           <w:lang w:eastAsia="es-PE"/>
-          <w14:ligatures w14:val="none"/>
-        </w:rPr>
-      </w:pPr>
-    </w:p>
-    <w:p>
-      <w:pPr>
-        <w:spacing w:after="0" w:line="240" w:lineRule="auto"/>
-        <w:jc w:val="both"/>
-        <w:rPr>
-          <w:rFonts w:ascii="Arial Narrow" w:eastAsia="Arial Narrow" w:hAnsi="Arial Narrow" w:cs="Arial Narrow"/>
-          <w:b/>
-          <w:color w:val="000000"/>
-          <w:kern w:val="0"/>
-          <w:lang w:eastAsia="es-PE"/>
-          <w14:ligatures w14:val="none"/>
-        </w:rPr>
-      </w:pPr>
-      <w:r>
-        <w:rPr>
-          <w:rFonts w:ascii="Arial Narrow" w:eastAsia="Arial Narrow" w:hAnsi="Arial Narrow" w:cs="Arial Narrow"/>
-          <w:b/>
-          <w:color w:val="000000"/>
-          <w:kern w:val="0"/>
-          <w:lang w:eastAsia="es-PE"/>
-          <w14:ligatures w14:val="none"/>
+          <ns2:ligatures ns2:val="none"/>
+        </w:rPr>
+      </w:pPr>
+    </w:p>
+    <w:p ns2:paraId="3C21DFE8" ns2:textId="77777777">
+      <w:pPr>
+        <w:spacing w:after="0" w:line="240" w:lineRule="auto"/>
+        <w:jc w:val="both"/>
+        <w:rPr>
+          <w:rFonts w:ascii="Arial Narrow" w:eastAsia="Arial Narrow" w:hAnsi="Arial Narrow" w:cs="Arial Narrow"/>
+          <w:b/>
+          <w:color w:val="000000"/>
+          <w:kern w:val="0"/>
+          <w:lang w:eastAsia="es-PE"/>
+          <ns2:ligatures ns2:val="none"/>
+        </w:rPr>
+      </w:pPr>
+      <w:r>
+        <w:rPr>
+          <w:rFonts w:ascii="Arial Narrow" w:eastAsia="Arial Narrow" w:hAnsi="Arial Narrow" w:cs="Arial Narrow"/>
+          <w:b/>
+          <w:color w:val="000000"/>
+          <w:kern w:val="0"/>
+          <w:lang w:eastAsia="es-PE"/>
+          <ns2:ligatures ns2:val="none"/>
         </w:rPr>
         <w:t>III. REQUERIMIENTO DE INFORMACION</w:t>
       </w:r>
     </w:p>
-    <w:p>
-      <w:pPr>
-        <w:spacing w:after="0" w:line="240" w:lineRule="auto"/>
-        <w:jc w:val="both"/>
-        <w:rPr>
-          <w:rFonts w:ascii="Arial Narrow" w:eastAsia="Arial Narrow" w:hAnsi="Arial Narrow" w:cs="Arial Narrow"/>
-          <w:b/>
-          <w:color w:val="000000"/>
-          <w:kern w:val="0"/>
-          <w:lang w:eastAsia="es-PE"/>
-          <w14:ligatures w14:val="none"/>
-        </w:rPr>
-      </w:pPr>
-    </w:p>
-    <w:p>
+    <w:p ns2:paraId="7A97A22B" ns2:textId="77777777">
+      <w:pPr>
+        <w:spacing w:after="0" w:line="240" w:lineRule="auto"/>
+        <w:jc w:val="both"/>
+        <w:rPr>
+          <w:rFonts w:ascii="Arial Narrow" w:eastAsia="Arial Narrow" w:hAnsi="Arial Narrow" w:cs="Arial Narrow"/>
+          <w:b/>
+          <w:color w:val="000000"/>
+          <w:kern w:val="0"/>
+          <w:lang w:eastAsia="es-PE"/>
+          <ns2:ligatures ns2:val="none"/>
+        </w:rPr>
+      </w:pPr>
+    </w:p>
+    <w:p ns2:paraId="2F6DF7DB" ns2:textId="77777777">
       <w:pPr>
         <w:pStyle w:val="Prrafodelista"/>
         <w:numPr>
@@ -2305,7 +2305,7 @@
           <w:color w:val="000000"/>
           <w:kern w:val="0"/>
           <w:lang w:val="es-ES" w:eastAsia="es-ES"/>
-          <w14:ligatures w14:val="none"/>
+          <ns2:ligatures ns2:val="none"/>
         </w:rPr>
       </w:pPr>
       <w:r>
@@ -2314,7 +2314,7 @@
           <w:color w:val="000000"/>
           <w:kern w:val="0"/>
           <w:lang w:val="es-ES" w:eastAsia="es-ES"/>
-          <w14:ligatures w14:val="none"/>
+          <ns2:ligatures ns2:val="none"/>
         </w:rPr>
         <w:t xml:space="preserve">A efectos de tener mayores elementos que sirvan para la resolución definitiva del presente caso, la Secretaría Técnica, en ejercicio de las facultades que la ley le confiere, conviene requerir a los proveedores </w:t>
       </w:r>
@@ -2324,7 +2324,7 @@
           <w:color w:val="000000"/>
           <w:kern w:val="0"/>
           <w:lang w:val="es-ES" w:eastAsia="es-ES"/>
-          <w14:ligatures w14:val="none"/>
+          <ns2:ligatures ns2:val="none"/>
         </w:rPr>
         <w:t xml:space="preserve">denunciados que, en un plazo no mayor de cinco (5) días hábiles contado a partir del día siguiente de la notificación de la presente resolución, </w:t>
       </w:r>
@@ -2334,12 +2334,12 @@
           <w:color w:val="000000"/>
           <w:kern w:val="0"/>
           <w:lang w:val="es-ES" w:eastAsia="es-ES"/>
-          <w14:ligatures w14:val="none"/>
+          <ns2:ligatures ns2:val="none"/>
         </w:rPr>
         <w:t>cumplan con lo siguiente:</w:t>
       </w:r>
     </w:p>
-    <w:p>
+    <w:p ns2:paraId="28CA5EFB" ns2:textId="77777777">
       <w:pPr>
         <w:spacing w:after="0" w:line="240" w:lineRule="auto"/>
         <w:jc w:val="both"/>
@@ -2349,11 +2349,11 @@
           <w:kern w:val="0"/>
           <w:u w:val="single"/>
           <w:lang w:val="es-ES" w:eastAsia="es-ES"/>
-          <w14:ligatures w14:val="none"/>
-        </w:rPr>
-      </w:pPr>
-    </w:p>
-    <w:p>
+          <ns2:ligatures ns2:val="none"/>
+        </w:rPr>
+      </w:pPr>
+    </w:p>
+    <w:p ns2:paraId="76AA9587" ns2:textId="31AD6A6A">
       <w:pPr>
         <w:pStyle w:val="Prrafodelista"/>
         <w:spacing w:after="0" w:line="240" w:lineRule="auto"/>
@@ -2365,7 +2365,7 @@
           <w:kern w:val="0"/>
           <w:u w:val="single"/>
           <w:lang w:val="es-ES" w:eastAsia="es-ES"/>
-          <w14:ligatures w14:val="none"/>
+          <ns2:ligatures ns2:val="none"/>
         </w:rPr>
       </w:pPr>
       <w:r>
@@ -2375,7 +2375,7 @@
           <w:kern w:val="0"/>
           <w:u w:val="single"/>
           <w:lang w:val="es-ES" w:eastAsia="es-ES"/>
-          <w14:ligatures w14:val="none"/>
+          <ns2:ligatures ns2:val="none"/>
         </w:rPr>
         <w:t>Al Banco</w:t>
       </w:r>
@@ -2385,7 +2385,7 @@
           <w:color w:val="000000"/>
           <w:kern w:val="0"/>
           <w:lang w:val="es-ES" w:eastAsia="es-ES"/>
-          <w14:ligatures w14:val="none"/>
+          <ns2:ligatures ns2:val="none"/>
         </w:rPr>
         <w:t>:</w:t>
       </w:r>
@@ -2395,7 +2395,7 @@
           <w:color w:val="000000"/>
           <w:kern w:val="0"/>
           <w:lang w:eastAsia="es-ES"/>
-          <w14:ligatures w14:val="none"/>
+          <ns2:ligatures ns2:val="none"/>
         </w:rPr>
         <w:t xml:space="preserve"> </w:t>
       </w:r>
@@ -2405,7 +2405,7 @@
           <w:color w:val="000000"/>
           <w:kern w:val="0"/>
           <w:lang w:val="es-ES" w:eastAsia="es-ES"/>
-          <w14:ligatures w14:val="none"/>
+          <ns2:ligatures ns2:val="none"/>
         </w:rPr>
         <w:t xml:space="preserve">(i) presentar una copia debidamente suscrita de la </w:t>
       </w:r>
@@ -2415,7 +2415,7 @@
           <w:color w:val="000000"/>
           <w:kern w:val="0"/>
           <w:lang w:eastAsia="es-ES"/>
-          <w14:ligatures w14:val="none"/>
+          <ns2:ligatures ns2:val="none"/>
         </w:rPr>
         <w:t>Póliza Soles 4117220112</w:t>
       </w:r>
@@ -2425,7 +2425,7 @@
           <w:color w:val="000000"/>
           <w:kern w:val="0"/>
           <w:lang w:eastAsia="es-ES"/>
-          <w14:ligatures w14:val="none"/>
+          <ns2:ligatures ns2:val="none"/>
         </w:rPr>
         <w:t xml:space="preserve"> del Seguro de protección de tarjetas</w:t>
       </w:r>
@@ -2435,7 +2435,7 @@
           <w:color w:val="000000"/>
           <w:kern w:val="0"/>
           <w:lang w:val="es-ES" w:eastAsia="es-ES"/>
-          <w14:ligatures w14:val="none"/>
+          <ns2:ligatures ns2:val="none"/>
         </w:rPr>
         <w:t xml:space="preserve"> materia de denuncia; (ii) presentar los medios probatorios que sustenten que se proporcionó información específica sobre el procedimiento a seguir para activar la cobertura del seguro antirrobos a la parte denunciante; y, (iii) presentar todas las comunicaciones cursadas con el denunciante en virtud del hecho materia de denuncia</w:t>
       </w:r>
@@ -2445,12 +2445,12 @@
           <w:color w:val="000000"/>
           <w:kern w:val="0"/>
           <w:lang w:val="es-ES" w:eastAsia="es-ES"/>
-          <w14:ligatures w14:val="none"/>
+          <ns2:ligatures ns2:val="none"/>
         </w:rPr>
         <w:t>.</w:t>
       </w:r>
     </w:p>
-    <w:p>
+    <w:p ns2:paraId="09374DCA" ns2:textId="77777777">
       <w:pPr>
         <w:pStyle w:val="Prrafodelista"/>
         <w:spacing w:after="0" w:line="240" w:lineRule="auto"/>
@@ -2462,11 +2462,11 @@
           <w:kern w:val="0"/>
           <w:u w:val="single"/>
           <w:lang w:val="es-ES" w:eastAsia="es-ES"/>
-          <w14:ligatures w14:val="none"/>
-        </w:rPr>
-      </w:pPr>
-    </w:p>
-    <w:p>
+          <ns2:ligatures ns2:val="none"/>
+        </w:rPr>
+      </w:pPr>
+    </w:p>
+    <w:p ns2:paraId="29AFE7AC" ns2:textId="55774129">
       <w:pPr>
         <w:pStyle w:val="Prrafodelista"/>
         <w:spacing w:after="0" w:line="240" w:lineRule="auto"/>
@@ -2477,7 +2477,7 @@
           <w:color w:val="000000"/>
           <w:kern w:val="0"/>
           <w:lang w:val="es-ES" w:eastAsia="es-ES"/>
-          <w14:ligatures w14:val="none"/>
+          <ns2:ligatures ns2:val="none"/>
         </w:rPr>
       </w:pPr>
       <w:r>
@@ -2487,7 +2487,7 @@
           <w:kern w:val="0"/>
           <w:u w:val="single"/>
           <w:lang w:val="es-ES" w:eastAsia="es-ES"/>
-          <w14:ligatures w14:val="none"/>
+          <ns2:ligatures ns2:val="none"/>
         </w:rPr>
         <w:t xml:space="preserve">A </w:t>
       </w:r>
@@ -2498,7 +2498,7 @@
           <w:kern w:val="0"/>
           <w:u w:val="single"/>
           <w:lang w:val="es-ES" w:eastAsia="es-ES"/>
-          <w14:ligatures w14:val="none"/>
+          <ns2:ligatures ns2:val="none"/>
         </w:rPr>
         <w:t xml:space="preserve">BNP </w:t>
       </w:r>
@@ -2509,7 +2509,7 @@
           <w:kern w:val="0"/>
           <w:u w:val="single"/>
           <w:lang w:val="es-ES" w:eastAsia="es-ES"/>
-          <w14:ligatures w14:val="none"/>
+          <ns2:ligatures ns2:val="none"/>
         </w:rPr>
         <w:t>Paribas</w:t>
       </w:r>
@@ -2519,7 +2519,7 @@
           <w:color w:val="000000"/>
           <w:kern w:val="0"/>
           <w:lang w:val="es-ES" w:eastAsia="es-ES"/>
-          <w14:ligatures w14:val="none"/>
+          <ns2:ligatures ns2:val="none"/>
         </w:rPr>
         <w:t xml:space="preserve">: </w:t>
       </w:r>
@@ -2529,7 +2529,7 @@
           <w:color w:val="000000"/>
           <w:kern w:val="0"/>
           <w:lang w:val="es-ES" w:eastAsia="es-ES"/>
-          <w14:ligatures w14:val="none"/>
+          <ns2:ligatures ns2:val="none"/>
         </w:rPr>
         <w:t xml:space="preserve">(i) presentar una copia debidamente suscrita de la </w:t>
       </w:r>
@@ -2539,7 +2539,7 @@
           <w:color w:val="000000"/>
           <w:kern w:val="0"/>
           <w:lang w:eastAsia="es-ES"/>
-          <w14:ligatures w14:val="none"/>
+          <ns2:ligatures ns2:val="none"/>
         </w:rPr>
         <w:t>como Póliza Soles 4117220112</w:t>
       </w:r>
@@ -2549,7 +2549,7 @@
           <w:color w:val="000000"/>
           <w:kern w:val="0"/>
           <w:lang w:val="es-ES" w:eastAsia="es-ES"/>
-          <w14:ligatures w14:val="none"/>
+          <ns2:ligatures ns2:val="none"/>
         </w:rPr>
         <w:t xml:space="preserve"> materia de denuncia; y, (ii) presentar todas las comunicaciones cursadas con el denunciante en virtud del hecho materia de denuncia</w:t>
       </w:r>
@@ -2559,12 +2559,12 @@
           <w:color w:val="000000"/>
           <w:kern w:val="0"/>
           <w:lang w:val="es-ES" w:eastAsia="es-ES"/>
-          <w14:ligatures w14:val="none"/>
+          <ns2:ligatures ns2:val="none"/>
         </w:rPr>
         <w:t>.</w:t>
       </w:r>
     </w:p>
-    <w:p>
+    <w:p ns2:paraId="7BC8766F" ns2:textId="5C57682E">
       <w:pPr>
         <w:pStyle w:val="Prrafodelista"/>
         <w:spacing w:after="0" w:line="240" w:lineRule="auto"/>
@@ -2575,11 +2575,11 @@
           <w:color w:val="000000"/>
           <w:kern w:val="0"/>
           <w:lang w:val="es-ES" w:eastAsia="es-ES"/>
-          <w14:ligatures w14:val="none"/>
-        </w:rPr>
-      </w:pPr>
-    </w:p>
-    <w:p>
+          <ns2:ligatures ns2:val="none"/>
+        </w:rPr>
+      </w:pPr>
+    </w:p>
+    <w:p ns2:paraId="54746ADF" ns2:textId="77777777">
       <w:pPr>
         <w:numPr>
           <w:ilvl w:val="0"/>
@@ -2595,36 +2595,36 @@
           <w:color w:val="000000"/>
           <w:kern w:val="0"/>
           <w:lang w:eastAsia="es-PE"/>
-          <w14:ligatures w14:val="none"/>
-        </w:rPr>
-      </w:pPr>
-      <w:r>
-        <w:rPr>
-          <w:rFonts w:ascii="Arial Narrow" w:eastAsia="Arial Narrow" w:hAnsi="Arial Narrow" w:cs="Arial Narrow"/>
-          <w:b/>
-          <w:color w:val="000000"/>
-          <w:kern w:val="0"/>
-          <w:lang w:eastAsia="es-PE"/>
-          <w14:ligatures w14:val="none"/>
+          <ns2:ligatures ns2:val="none"/>
+        </w:rPr>
+      </w:pPr>
+      <w:r>
+        <w:rPr>
+          <w:rFonts w:ascii="Arial Narrow" w:eastAsia="Arial Narrow" w:hAnsi="Arial Narrow" w:cs="Arial Narrow"/>
+          <w:b/>
+          <w:color w:val="000000"/>
+          <w:kern w:val="0"/>
+          <w:lang w:eastAsia="es-PE"/>
+          <ns2:ligatures ns2:val="none"/>
         </w:rPr>
         <w:t xml:space="preserve">RESOLUCIÓN DE LA SECRETARÍA TÉCNICA </w:t>
       </w:r>
     </w:p>
-    <w:p>
-      <w:pPr>
-        <w:spacing w:after="0" w:line="240" w:lineRule="auto"/>
-        <w:jc w:val="both"/>
-        <w:rPr>
-          <w:rFonts w:ascii="Arial Narrow" w:eastAsia="Arial Narrow" w:hAnsi="Arial Narrow" w:cs="Arial Narrow"/>
-          <w:b/>
-          <w:color w:val="000000"/>
-          <w:kern w:val="0"/>
-          <w:lang w:eastAsia="es-PE"/>
-          <w14:ligatures w14:val="none"/>
-        </w:rPr>
-      </w:pPr>
-    </w:p>
-    <w:p>
+    <w:p ns2:paraId="1134D23E" ns2:textId="77777777">
+      <w:pPr>
+        <w:spacing w:after="0" w:line="240" w:lineRule="auto"/>
+        <w:jc w:val="both"/>
+        <w:rPr>
+          <w:rFonts w:ascii="Arial Narrow" w:eastAsia="Arial Narrow" w:hAnsi="Arial Narrow" w:cs="Arial Narrow"/>
+          <w:b/>
+          <w:color w:val="000000"/>
+          <w:kern w:val="0"/>
+          <w:lang w:eastAsia="es-PE"/>
+          <ns2:ligatures ns2:val="none"/>
+        </w:rPr>
+      </w:pPr>
+    </w:p>
+    <w:p ns2:paraId="37C080CB" ns2:textId="6D1AA1D2">
       <w:pPr>
         <w:spacing w:after="0" w:line="240" w:lineRule="auto"/>
         <w:jc w:val="both"/>
@@ -2633,17 +2633,17 @@
           <w:color w:val="000000"/>
           <w:kern w:val="0"/>
           <w:lang w:eastAsia="es-PE"/>
-          <w14:ligatures w14:val="none"/>
-        </w:rPr>
-      </w:pPr>
-      <w:r>
-        <w:rPr>
-          <w:rFonts w:ascii="Arial Narrow" w:eastAsia="Arial Narrow" w:hAnsi="Arial Narrow" w:cs="Arial Narrow"/>
-          <w:b/>
-          <w:color w:val="000000"/>
-          <w:kern w:val="0"/>
-          <w:lang w:eastAsia="es-PE"/>
-          <w14:ligatures w14:val="none"/>
+          <ns2:ligatures ns2:val="none"/>
+        </w:rPr>
+      </w:pPr>
+      <w:r>
+        <w:rPr>
+          <w:rFonts w:ascii="Arial Narrow" w:eastAsia="Arial Narrow" w:hAnsi="Arial Narrow" w:cs="Arial Narrow"/>
+          <w:b/>
+          <w:color w:val="000000"/>
+          <w:kern w:val="0"/>
+          <w:lang w:eastAsia="es-PE"/>
+          <ns2:ligatures ns2:val="none"/>
         </w:rPr>
         <w:t xml:space="preserve">PRIMERO: admitir a trámite la denuncia del 14 de abril de 2025, interpuesta por el señor [DENUNCIANTE] contra Banco Falabella Perú S.A. y BNP Paribas Cardif S.A. Compañía de Seguros y Reaseguros, por lo siguiente: </w:t>
       </w:r>
@@ -2654,7 +2654,7 @@
           <w:kern w:val="0"/>
           <w:shd w:val="clear" w:color="auto" w:fill="FFFFFF"/>
           <w:lang w:eastAsia="es-PE"/>
-          <w14:ligatures w14:val="none"/>
+          <ns2:ligatures ns2:val="none"/>
         </w:rPr>
         <w:t xml:space="preserve"/>
       </w:r>
@@ -2664,7 +2664,7 @@
           <w:color w:val="000000"/>
           <w:kern w:val="0"/>
           <w:lang w:val="es-ES" w:eastAsia="es-ES"/>
-          <w14:ligatures w14:val="none"/>
+          <ns2:ligatures ns2:val="none"/>
         </w:rPr>
         <w:t xml:space="preserve"/>
       </w:r>
@@ -2674,7 +2674,7 @@
           <w:color w:val="000000"/>
           <w:kern w:val="0"/>
           <w:lang w:val="es-ES" w:eastAsia="es-ES"/>
-          <w14:ligatures w14:val="none"/>
+          <ns2:ligatures ns2:val="none"/>
         </w:rPr>
         <w:t/>
       </w:r>
@@ -2682,7 +2682,7 @@
         <w:rPr>
           <w:rFonts w:ascii="Arial Narrow" w:eastAsia="Calibri" w:hAnsi="Arial Narrow" w:cs="Arial"/>
           <w:kern w:val="0"/>
-          <w14:ligatures w14:val="none"/>
+          <ns2:ligatures ns2:val="none"/>
         </w:rPr>
         <w:t/>
       </w:r>
@@ -2692,7 +2692,7 @@
           <w:color w:val="000000"/>
           <w:kern w:val="0"/>
           <w:lang w:val="es-ES" w:eastAsia="es-ES"/>
-          <w14:ligatures w14:val="none"/>
+          <ns2:ligatures ns2:val="none"/>
         </w:rPr>
         <w:t xml:space="preserve"/>
       </w:r>
@@ -2703,7 +2703,7 @@
           <w:kern w:val="0"/>
           <w:shd w:val="clear" w:color="auto" w:fill="FFFFFF"/>
           <w:lang w:eastAsia="es-PE"/>
-          <w14:ligatures w14:val="none"/>
+          <ns2:ligatures ns2:val="none"/>
         </w:rPr>
         <w:t xml:space="preserve"/>
       </w:r>
@@ -2711,7 +2711,7 @@
         <w:rPr>
           <w:rFonts w:ascii="Arial Narrow" w:eastAsia="Calibri" w:hAnsi="Arial Narrow" w:cs="Arial"/>
           <w:kern w:val="0"/>
-          <w14:ligatures w14:val="none"/>
+          <ns2:ligatures ns2:val="none"/>
         </w:rPr>
         <w:t/>
       </w:r>
@@ -2719,7 +2719,7 @@
         <w:rPr>
           <w:rFonts w:ascii="Arial Narrow" w:eastAsia="Calibri" w:hAnsi="Arial Narrow" w:cs="Arial"/>
           <w:kern w:val="0"/>
-          <w14:ligatures w14:val="none"/>
+          <ns2:ligatures ns2:val="none"/>
         </w:rPr>
         <w:t xml:space="preserve"/>
       </w:r>
@@ -2727,7 +2727,7 @@
         <w:rPr>
           <w:rFonts w:ascii="Arial Narrow" w:eastAsia="Calibri" w:hAnsi="Arial Narrow" w:cs="Arial"/>
           <w:kern w:val="0"/>
-          <w14:ligatures w14:val="none"/>
+          <ns2:ligatures ns2:val="none"/>
         </w:rPr>
         <w:t xml:space="preserve"/>
       </w:r>
@@ -2738,7 +2738,7 @@
           <w:kern w:val="0"/>
           <w:shd w:val="clear" w:color="auto" w:fill="FFFFFF"/>
           <w:lang w:eastAsia="es-PE"/>
-          <w14:ligatures w14:val="none"/>
+          <ns2:ligatures ns2:val="none"/>
         </w:rPr>
         <w:t xml:space="preserve"/>
       </w:r>
@@ -2749,7 +2749,7 @@
           <w:kern w:val="0"/>
           <w:shd w:val="clear" w:color="auto" w:fill="FFFFFF"/>
           <w:lang w:eastAsia="es-PE"/>
-          <w14:ligatures w14:val="none"/>
+          <ns2:ligatures ns2:val="none"/>
         </w:rPr>
         <w:t/>
       </w:r>
@@ -2761,7 +2761,7 @@
           <w:kern w:val="0"/>
           <w:shd w:val="clear" w:color="auto" w:fill="FFFFFF"/>
           <w:lang w:eastAsia="es-PE"/>
-          <w14:ligatures w14:val="none"/>
+          <ns2:ligatures ns2:val="none"/>
         </w:rPr>
         <w:t xml:space="preserve"/>
       </w:r>
@@ -2779,7 +2779,7 @@
           <w:color w:val="000000"/>
           <w:kern w:val="0"/>
           <w:lang w:eastAsia="es-PE"/>
-          <w14:ligatures w14:val="none"/>
+          <ns2:ligatures ns2:val="none"/>
         </w:rPr>
         <w:t xml:space="preserve"/>
       </w:r>
@@ -2789,7 +2789,7 @@
           <w:color w:val="000000"/>
           <w:kern w:val="0"/>
           <w:lang w:eastAsia="es-PE"/>
-          <w14:ligatures w14:val="none"/>
+          <ns2:ligatures ns2:val="none"/>
         </w:rPr>
         <w:t/>
       </w:r>
@@ -2800,7 +2800,7 @@
           <w:color w:val="000000"/>
           <w:kern w:val="0"/>
           <w:lang w:eastAsia="es-PE"/>
-          <w14:ligatures w14:val="none"/>
+          <ns2:ligatures ns2:val="none"/>
         </w:rPr>
         <w:t xml:space="preserve"/>
       </w:r>
@@ -2810,12 +2810,12 @@
           <w:color w:val="000000"/>
           <w:kern w:val="0"/>
           <w:lang w:eastAsia="es-PE"/>
-          <w14:ligatures w14:val="none"/>
+          <ns2:ligatures ns2:val="none"/>
         </w:rPr>
         <w:t xml:space="preserve"/>
       </w:r>
     </w:p>
-    <w:p>
+    <w:p ns2:paraId="6F19B386" ns2:textId="77777777">
       <w:pPr>
         <w:spacing w:after="0" w:line="240" w:lineRule="auto"/>
         <w:jc w:val="both"/>
@@ -2824,11 +2824,11 @@
           <w:color w:val="000000"/>
           <w:kern w:val="0"/>
           <w:lang w:eastAsia="es-PE"/>
-          <w14:ligatures w14:val="none"/>
-        </w:rPr>
-      </w:pPr>
-    </w:p>
-    <w:p>
+          <ns2:ligatures ns2:val="none"/>
+        </w:rPr>
+      </w:pPr>
+    </w:p>
+    <w:p ns2:paraId="48091C55" ns2:textId="25EBE314">
       <w:pPr>
         <w:pStyle w:val="Prrafodelista"/>
         <w:numPr>
@@ -2846,7 +2846,7 @@
           <w:rFonts w:ascii="Arial Narrow" w:eastAsia="Calibri" w:hAnsi="Arial Narrow" w:cs="Arial Narrow"/>
           <w:kern w:val="0"/>
           <w:lang w:eastAsia="es-PE"/>
-          <w14:ligatures w14:val="none"/>
+          <ns2:ligatures ns2:val="none"/>
         </w:rPr>
       </w:pPr>
       <w:r>
@@ -2855,7 +2855,7 @@
           <w:color w:val="000000"/>
           <w:kern w:val="0"/>
           <w:lang w:eastAsia="es-PE"/>
-          <w14:ligatures w14:val="none"/>
+          <ns2:ligatures ns2:val="none"/>
         </w:rPr>
         <w:t>Presunta</w:t>
       </w:r>
@@ -2865,7 +2865,7 @@
           <w:kern w:val="0"/>
           <w:shd w:val="clear" w:color="auto" w:fill="FFFFFF"/>
           <w:lang w:eastAsia="es-PE"/>
-          <w14:ligatures w14:val="none"/>
+          <ns2:ligatures ns2:val="none"/>
         </w:rPr>
         <w:t xml:space="preserve"> infracción a los artículos 18 y 19</w:t>
       </w:r>
@@ -2874,7 +2874,7 @@
           <w:rFonts w:ascii="Arial Narrow" w:eastAsia="Calibri" w:hAnsi="Arial Narrow" w:cs="Arial Narrow"/>
           <w:kern w:val="0"/>
           <w:lang w:eastAsia="es-PE"/>
-          <w14:ligatures w14:val="none"/>
+          <ns2:ligatures ns2:val="none"/>
         </w:rPr>
         <w:t xml:space="preserve"> de </w:t>
       </w:r>
@@ -2884,7 +2884,7 @@
           <w:kern w:val="0"/>
           <w:shd w:val="clear" w:color="auto" w:fill="FFFFFF"/>
           <w:lang w:eastAsia="es-PE"/>
-          <w14:ligatures w14:val="none"/>
+          <ns2:ligatures ns2:val="none"/>
         </w:rPr>
         <w:t xml:space="preserve">la Ley 29571, Código de Protección y Defensa del Consumidor, en tanto </w:t>
       </w:r>
@@ -2908,7 +2908,7 @@
           <w:kern w:val="0"/>
           <w:shd w:val="clear" w:color="auto" w:fill="FFFFFF"/>
           <w:lang w:eastAsia="es-PE"/>
-          <w14:ligatures w14:val="none"/>
+          <ns2:ligatures ns2:val="none"/>
         </w:rPr>
         <w:t xml:space="preserve"> del </w:t>
       </w:r>
@@ -2918,7 +2918,7 @@
           <w:color w:val="000000"/>
           <w:kern w:val="0"/>
           <w:lang w:eastAsia="es-ES"/>
-          <w14:ligatures w14:val="none"/>
+          <ns2:ligatures ns2:val="none"/>
         </w:rPr>
         <w:t>Seguro de Tarjeta Protegida - Póliza Soles 4117220112</w:t>
       </w:r>
@@ -2928,7 +2928,7 @@
           <w:kern w:val="0"/>
           <w:shd w:val="clear" w:color="auto" w:fill="FFFFFF"/>
           <w:lang w:eastAsia="es-PE"/>
-          <w14:ligatures w14:val="none"/>
+          <ns2:ligatures ns2:val="none"/>
         </w:rPr>
         <w:t xml:space="preserve"> por el siniestro del 14 de abril de 2023</w:t>
       </w:r>
@@ -2938,23 +2938,23 @@
           <w:kern w:val="0"/>
           <w:shd w:val="clear" w:color="auto" w:fill="FFFFFF"/>
           <w:lang w:eastAsia="es-PE"/>
-          <w14:ligatures w14:val="none"/>
+          <ns2:ligatures ns2:val="none"/>
         </w:rPr>
         <w:t>.</w:t>
       </w:r>
     </w:p>
-    <w:p>
-      <w:pPr>
-        <w:spacing w:after="0" w:line="240" w:lineRule="auto"/>
-        <w:jc w:val="both"/>
-        <w:rPr>
-          <w:rFonts w:ascii="Arial Narrow" w:eastAsia="Arial Narrow" w:hAnsi="Arial Narrow" w:cs="Arial Narrow"/>
-          <w:kern w:val="0"/>
-          <w14:ligatures w14:val="none"/>
-        </w:rPr>
-      </w:pPr>
-    </w:p>
-    <w:p>
+    <w:p ns2:paraId="2090BE13" ns2:textId="77777777">
+      <w:pPr>
+        <w:spacing w:after="0" w:line="240" w:lineRule="auto"/>
+        <w:jc w:val="both"/>
+        <w:rPr>
+          <w:rFonts w:ascii="Arial Narrow" w:eastAsia="Arial Narrow" w:hAnsi="Arial Narrow" w:cs="Arial Narrow"/>
+          <w:kern w:val="0"/>
+          <ns2:ligatures ns2:val="none"/>
+        </w:rPr>
+      </w:pPr>
+    </w:p>
+    <w:p ns2:paraId="6BD8A688" ns2:textId="3A666730">
       <w:pPr>
         <w:pStyle w:val="Prrafodelista"/>
         <w:numPr>
@@ -2971,7 +2971,7 @@
         <w:rPr>
           <w:rFonts w:ascii="Arial Narrow" w:eastAsia="Arial Narrow" w:hAnsi="Arial Narrow" w:cs="Arial Narrow"/>
           <w:kern w:val="0"/>
-          <w14:ligatures w14:val="none"/>
+          <ns2:ligatures ns2:val="none"/>
         </w:rPr>
       </w:pPr>
       <w:r>
@@ -2980,7 +2980,7 @@
           <w:kern w:val="0"/>
           <w:shd w:val="clear" w:color="auto" w:fill="FFFFFF"/>
           <w:lang w:eastAsia="es-PE"/>
-          <w14:ligatures w14:val="none"/>
+          <ns2:ligatures ns2:val="none"/>
         </w:rPr>
         <w:t xml:space="preserve">Presunta infracción al artículo 1, numeral 1, literal b) y al artículo 2 de la Ley 29571, Código de Protección y Defensa del Consumidor, en tanto </w:t>
       </w:r>
@@ -2998,7 +2998,7 @@
           <w:kern w:val="0"/>
           <w:shd w:val="clear" w:color="auto" w:fill="FFFFFF"/>
           <w:lang w:eastAsia="es-PE"/>
-          <w14:ligatures w14:val="none"/>
+          <ns2:ligatures ns2:val="none"/>
         </w:rPr>
         <w:t xml:space="preserve">. </w:t>
       </w:r>
@@ -3008,7 +3008,7 @@
           <w:kern w:val="0"/>
           <w:shd w:val="clear" w:color="auto" w:fill="FFFFFF"/>
           <w:lang w:eastAsia="es-PE"/>
-          <w14:ligatures w14:val="none"/>
+          <ns2:ligatures ns2:val="none"/>
         </w:rPr>
         <w:t xml:space="preserve">habrían brindado información </w:t>
       </w:r>
@@ -3018,7 +3018,7 @@
           <w:kern w:val="0"/>
           <w:shd w:val="clear" w:color="auto" w:fill="FFFFFF"/>
           <w:lang w:eastAsia="es-PE"/>
-          <w14:ligatures w14:val="none"/>
+          <ns2:ligatures ns2:val="none"/>
         </w:rPr>
         <w:t>incorrecta sobre las condiciones de la</w:t>
       </w:r>
@@ -3028,7 +3028,7 @@
           <w:kern w:val="0"/>
           <w:shd w:val="clear" w:color="auto" w:fill="FFFFFF"/>
           <w:lang w:eastAsia="es-PE"/>
-          <w14:ligatures w14:val="none"/>
+          <ns2:ligatures ns2:val="none"/>
         </w:rPr>
         <w:t xml:space="preserve"> </w:t>
       </w:r>
@@ -3038,7 +3038,7 @@
           <w:color w:val="000000"/>
           <w:kern w:val="0"/>
           <w:lang w:eastAsia="es-ES"/>
-          <w14:ligatures w14:val="none"/>
+          <ns2:ligatures ns2:val="none"/>
         </w:rPr>
         <w:t xml:space="preserve">Póliza 4117220112 </w:t>
       </w:r>
@@ -3048,7 +3048,7 @@
           <w:color w:val="000000"/>
           <w:kern w:val="0"/>
           <w:lang w:eastAsia="es-ES"/>
-          <w14:ligatures w14:val="none"/>
+          <ns2:ligatures ns2:val="none"/>
         </w:rPr>
         <w:t>respecto a la vigencia de la cobertura, la forma y el plazo para su activación</w:t>
       </w:r>
@@ -3058,23 +3058,23 @@
           <w:color w:val="000000"/>
           <w:kern w:val="0"/>
           <w:lang w:eastAsia="es-ES"/>
-          <w14:ligatures w14:val="none"/>
+          <ns2:ligatures ns2:val="none"/>
         </w:rPr>
         <w:t>.</w:t>
       </w:r>
     </w:p>
-    <w:p>
-      <w:pPr>
-        <w:spacing w:after="0" w:line="240" w:lineRule="auto"/>
-        <w:jc w:val="both"/>
-        <w:rPr>
-          <w:rFonts w:ascii="Arial Narrow" w:eastAsia="Arial Narrow" w:hAnsi="Arial Narrow" w:cs="Arial Narrow"/>
-          <w:kern w:val="0"/>
-          <w14:ligatures w14:val="none"/>
-        </w:rPr>
-      </w:pPr>
-    </w:p>
-    <w:p>
+    <w:p ns2:paraId="7179A21E" ns2:textId="77777777">
+      <w:pPr>
+        <w:spacing w:after="0" w:line="240" w:lineRule="auto"/>
+        <w:jc w:val="both"/>
+        <w:rPr>
+          <w:rFonts w:ascii="Arial Narrow" w:eastAsia="Arial Narrow" w:hAnsi="Arial Narrow" w:cs="Arial Narrow"/>
+          <w:kern w:val="0"/>
+          <ns2:ligatures ns2:val="none"/>
+        </w:rPr>
+      </w:pPr>
+    </w:p>
+    <w:p ns2:paraId="434824CD" ns2:textId="064C5059">
       <w:pPr>
         <w:pStyle w:val="Prrafodelista"/>
         <w:numPr>
@@ -3092,7 +3092,7 @@
           <w:rFonts w:ascii="Arial Narrow" w:eastAsia="Calibri" w:hAnsi="Arial Narrow" w:cs="Arial Narrow"/>
           <w:kern w:val="0"/>
           <w:lang w:eastAsia="es-PE"/>
-          <w14:ligatures w14:val="none"/>
+          <ns2:ligatures ns2:val="none"/>
         </w:rPr>
       </w:pPr>
       <w:r>
@@ -3101,7 +3101,7 @@
           <w:color w:val="000000"/>
           <w:kern w:val="0"/>
           <w:lang w:eastAsia="es-PE"/>
-          <w14:ligatures w14:val="none"/>
+          <ns2:ligatures ns2:val="none"/>
         </w:rPr>
         <w:t>Presunta</w:t>
       </w:r>
@@ -3111,7 +3111,7 @@
           <w:kern w:val="0"/>
           <w:shd w:val="clear" w:color="auto" w:fill="FFFFFF"/>
           <w:lang w:eastAsia="es-PE"/>
-          <w14:ligatures w14:val="none"/>
+          <ns2:ligatures ns2:val="none"/>
         </w:rPr>
         <w:t xml:space="preserve"> infracción a los artículos 18 y 19</w:t>
       </w:r>
@@ -3120,7 +3120,7 @@
           <w:rFonts w:ascii="Arial Narrow" w:eastAsia="Calibri" w:hAnsi="Arial Narrow" w:cs="Arial Narrow"/>
           <w:kern w:val="0"/>
           <w:lang w:eastAsia="es-PE"/>
-          <w14:ligatures w14:val="none"/>
+          <ns2:ligatures ns2:val="none"/>
         </w:rPr>
         <w:t xml:space="preserve"> de </w:t>
       </w:r>
@@ -3130,7 +3130,7 @@
           <w:kern w:val="0"/>
           <w:shd w:val="clear" w:color="auto" w:fill="FFFFFF"/>
           <w:lang w:eastAsia="es-PE"/>
-          <w14:ligatures w14:val="none"/>
+          <ns2:ligatures ns2:val="none"/>
         </w:rPr>
         <w:t xml:space="preserve">la Ley 29571, Código de Protección y Defensa del Consumidor, en tanto </w:t>
       </w:r>
@@ -3147,7 +3147,7 @@
           <w:kern w:val="0"/>
           <w:shd w:val="clear" w:color="auto" w:fill="FFFFFF"/>
           <w:lang w:eastAsia="es-PE"/>
-          <w14:ligatures w14:val="none"/>
+          <ns2:ligatures ns2:val="none"/>
         </w:rPr>
         <w:t xml:space="preserve">habrían negado la existencia de la </w:t>
       </w:r>
@@ -3157,7 +3157,7 @@
           <w:color w:val="000000"/>
           <w:kern w:val="0"/>
           <w:lang w:eastAsia="es-ES"/>
-          <w14:ligatures w14:val="none"/>
+          <ns2:ligatures ns2:val="none"/>
         </w:rPr>
         <w:t>Póliza Soles 4117220112 al denunciante, omitieron brindar</w:t>
       </w:r>
@@ -3167,7 +3167,7 @@
           <w:color w:val="000000"/>
           <w:kern w:val="0"/>
           <w:lang w:eastAsia="es-ES"/>
-          <w14:ligatures w14:val="none"/>
+          <ns2:ligatures ns2:val="none"/>
         </w:rPr>
         <w:t>le</w:t>
       </w:r>
@@ -3177,7 +3177,7 @@
           <w:color w:val="000000"/>
           <w:kern w:val="0"/>
           <w:lang w:eastAsia="es-ES"/>
-          <w14:ligatures w14:val="none"/>
+          <ns2:ligatures ns2:val="none"/>
         </w:rPr>
         <w:t xml:space="preserve"> los canales y evitaron procesar el siniestro del 14 de marzo de 2023</w:t>
       </w:r>
@@ -3187,23 +3187,23 @@
           <w:color w:val="000000"/>
           <w:kern w:val="0"/>
           <w:lang w:eastAsia="es-ES"/>
-          <w14:ligatures w14:val="none"/>
+          <ns2:ligatures ns2:val="none"/>
         </w:rPr>
         <w:t>.</w:t>
       </w:r>
     </w:p>
-    <w:p>
-      <w:pPr>
-        <w:spacing w:after="0" w:line="240" w:lineRule="auto"/>
-        <w:jc w:val="both"/>
-        <w:rPr>
-          <w:rFonts w:ascii="Arial Narrow" w:eastAsia="Arial Narrow" w:hAnsi="Arial Narrow" w:cs="Arial Narrow"/>
-          <w:kern w:val="0"/>
-          <w14:ligatures w14:val="none"/>
-        </w:rPr>
-      </w:pPr>
-    </w:p>
-    <w:p>
+    <w:p ns2:paraId="783A0492" ns2:textId="77777777">
+      <w:pPr>
+        <w:spacing w:after="0" w:line="240" w:lineRule="auto"/>
+        <w:jc w:val="both"/>
+        <w:rPr>
+          <w:rFonts w:ascii="Arial Narrow" w:eastAsia="Arial Narrow" w:hAnsi="Arial Narrow" w:cs="Arial Narrow"/>
+          <w:kern w:val="0"/>
+          <ns2:ligatures ns2:val="none"/>
+        </w:rPr>
+      </w:pPr>
+    </w:p>
+    <w:p ns2:paraId="102C3CC4" ns2:textId="0F4A8326">
       <w:pPr>
         <w:pStyle w:val="Prrafodelista"/>
         <w:numPr>
@@ -3220,7 +3220,7 @@
         <w:rPr>
           <w:rFonts w:ascii="Arial Narrow" w:eastAsia="Arial Narrow" w:hAnsi="Arial Narrow" w:cs="Arial Narrow"/>
           <w:kern w:val="0"/>
-          <w14:ligatures w14:val="none"/>
+          <ns2:ligatures ns2:val="none"/>
         </w:rPr>
       </w:pPr>
       <w:r>
@@ -3229,7 +3229,7 @@
           <w:color w:val="000000"/>
           <w:kern w:val="0"/>
           <w:lang w:eastAsia="es-PE"/>
-          <w14:ligatures w14:val="none"/>
+          <ns2:ligatures ns2:val="none"/>
         </w:rPr>
         <w:lastRenderedPageBreak/>
         <w:t>Presunta</w:t>
@@ -3240,7 +3240,7 @@
           <w:kern w:val="0"/>
           <w:shd w:val="clear" w:color="auto" w:fill="FFFFFF"/>
           <w:lang w:eastAsia="es-PE"/>
-          <w14:ligatures w14:val="none"/>
+          <ns2:ligatures ns2:val="none"/>
         </w:rPr>
         <w:t xml:space="preserve"> infracción </w:t>
       </w:r>
@@ -3250,7 +3250,7 @@
           <w:kern w:val="0"/>
           <w:shd w:val="clear" w:color="auto" w:fill="FFFFFF"/>
           <w:lang w:eastAsia="es-PE"/>
-          <w14:ligatures w14:val="none"/>
+          <ns2:ligatures ns2:val="none"/>
         </w:rPr>
         <w:t>al artículo 150</w:t>
       </w:r>
@@ -3259,7 +3259,7 @@
           <w:rFonts w:ascii="Arial Narrow" w:eastAsia="Calibri" w:hAnsi="Arial Narrow" w:cs="Arial Narrow"/>
           <w:kern w:val="0"/>
           <w:lang w:eastAsia="es-PE"/>
-          <w14:ligatures w14:val="none"/>
+          <ns2:ligatures ns2:val="none"/>
         </w:rPr>
         <w:t xml:space="preserve"> </w:t>
       </w:r>
@@ -3269,7 +3269,7 @@
           <w:kern w:val="0"/>
           <w:shd w:val="clear" w:color="auto" w:fill="FFFFFF"/>
           <w:lang w:eastAsia="es-PE"/>
-          <w14:ligatures w14:val="none"/>
+          <ns2:ligatures ns2:val="none"/>
         </w:rPr>
         <w:t>la Ley 29571, Código de Protección y Defensa del Consumidor, en tanto</w:t>
       </w:r>
@@ -3277,7 +3277,7 @@
         <w:rPr>
           <w:rFonts w:ascii="Arial Narrow" w:eastAsia="Arial Narrow" w:hAnsi="Arial Narrow" w:cs="Arial Narrow"/>
           <w:kern w:val="0"/>
-          <w14:ligatures w14:val="none"/>
+          <ns2:ligatures ns2:val="none"/>
         </w:rPr>
         <w:t xml:space="preserve"> </w:t>
       </w:r>
@@ -3285,7 +3285,7 @@
         <w:rPr>
           <w:rFonts w:ascii="Arial Narrow" w:eastAsia="Arial Narrow" w:hAnsi="Arial Narrow" w:cs="Arial Narrow"/>
           <w:kern w:val="0"/>
-          <w14:ligatures w14:val="none"/>
+          <ns2:ligatures ns2:val="none"/>
         </w:rPr>
         <w:t xml:space="preserve">el </w:t>
       </w:r>
@@ -3314,7 +3314,7 @@
         <w:rPr>
           <w:rFonts w:ascii="Arial Narrow" w:eastAsia="Arial Narrow" w:hAnsi="Arial Narrow" w:cs="Arial Narrow"/>
           <w:kern w:val="0"/>
-          <w14:ligatures w14:val="none"/>
+          <ns2:ligatures ns2:val="none"/>
         </w:rPr>
         <w:t xml:space="preserve">cumplido </w:t>
       </w:r>
@@ -3322,7 +3322,7 @@
         <w:rPr>
           <w:rFonts w:ascii="Arial Narrow" w:eastAsia="Arial Narrow" w:hAnsi="Arial Narrow" w:cs="Arial Narrow"/>
           <w:kern w:val="0"/>
-          <w14:ligatures w14:val="none"/>
+          <ns2:ligatures ns2:val="none"/>
         </w:rPr>
         <w:t>con</w:t>
       </w:r>
@@ -3330,7 +3330,7 @@
         <w:rPr>
           <w:rFonts w:ascii="Arial Narrow" w:eastAsia="Arial Narrow" w:hAnsi="Arial Narrow" w:cs="Arial Narrow"/>
           <w:kern w:val="0"/>
-          <w14:ligatures w14:val="none"/>
+          <ns2:ligatures ns2:val="none"/>
         </w:rPr>
         <w:t xml:space="preserve"> contar con un Libro de Reclamaciones en formato virtual implementado de manera accesible</w:t>
       </w:r>
@@ -3338,7 +3338,7 @@
         <w:rPr>
           <w:rFonts w:ascii="Arial Narrow" w:eastAsia="Arial Narrow" w:hAnsi="Arial Narrow" w:cs="Arial Narrow"/>
           <w:kern w:val="0"/>
-          <w14:ligatures w14:val="none"/>
+          <ns2:ligatures ns2:val="none"/>
         </w:rPr>
         <w:t xml:space="preserve"> y conforme lo establece la normativa vigente</w:t>
       </w:r>
@@ -3346,12 +3346,12 @@
         <w:rPr>
           <w:rFonts w:ascii="Arial Narrow" w:eastAsia="Arial Narrow" w:hAnsi="Arial Narrow" w:cs="Arial Narrow"/>
           <w:kern w:val="0"/>
-          <w14:ligatures w14:val="none"/>
+          <ns2:ligatures ns2:val="none"/>
         </w:rPr>
         <w:t>.</w:t>
       </w:r>
     </w:p>
-    <w:p>
+    <w:p ns2:paraId="3F98F8BD" ns2:textId="77777777">
       <w:pPr>
         <w:tabs>
           <w:tab w:val="left" w:pos="567"/>
@@ -3363,11 +3363,11 @@
           <w:color w:val="000000"/>
           <w:kern w:val="0"/>
           <w:lang w:eastAsia="es-PE"/>
-          <w14:ligatures w14:val="none"/>
-        </w:rPr>
-      </w:pPr>
-    </w:p>
-    <w:p>
+          <ns2:ligatures ns2:val="none"/>
+        </w:rPr>
+      </w:pPr>
+    </w:p>
+    <w:p ns2:paraId="0C23DEAF" ns2:textId="0DFE4950">
       <w:pPr>
         <w:spacing w:line="240" w:lineRule="auto"/>
         <w:contextualSpacing/>
@@ -3375,7 +3375,7 @@
         <w:rPr>
           <w:rFonts w:ascii="Arial Narrow" w:eastAsia="Calibri" w:hAnsi="Arial Narrow" w:cs="Arial"/>
           <w:kern w:val="0"/>
-          <w14:ligatures w14:val="none"/>
+          <ns2:ligatures ns2:val="none"/>
         </w:rPr>
       </w:pPr>
       <w:r>
@@ -3386,7 +3386,7 @@
           <w:color w:val="000000"/>
           <w:kern w:val="0"/>
           <w:lang w:eastAsia="es-PE"/>
-          <w14:ligatures w14:val="none"/>
+          <ns2:ligatures ns2:val="none"/>
         </w:rPr>
         <w:t>SEGUNDO:</w:t>
       </w:r>
@@ -3396,7 +3396,7 @@
           <w:color w:val="000000"/>
           <w:kern w:val="0"/>
           <w:lang w:eastAsia="es-PE"/>
-          <w14:ligatures w14:val="none"/>
+          <ns2:ligatures ns2:val="none"/>
         </w:rPr>
         <w:t xml:space="preserve"> tener por ofrecidos los medios probatorios presentados en el escrito de denuncia </w:t>
       </w:r>
@@ -3406,7 +3406,7 @@
           <w:color w:val="000000"/>
           <w:kern w:val="0"/>
           <w:lang w:val="es-ES" w:eastAsia="es-ES"/>
-          <w14:ligatures w14:val="none"/>
+          <ns2:ligatures ns2:val="none"/>
         </w:rPr>
         <w:t xml:space="preserve">del </w:t>
       </w:r>
@@ -3417,7 +3417,7 @@
           <w:color w:val="000000"/>
           <w:kern w:val="0"/>
           <w:lang w:val="es-ES" w:eastAsia="es-ES"/>
-          <w14:ligatures w14:val="none"/>
+          <ns2:ligatures ns2:val="none"/>
         </w:rPr>
         <w:t>14 de abril de 2025</w:t>
       </w:r>
@@ -3425,13 +3425,13 @@
         <w:rPr>
           <w:rFonts w:ascii="Arial Narrow" w:eastAsia="Calibri" w:hAnsi="Arial Narrow" w:cs="Arial"/>
           <w:kern w:val="0"/>
-          <w14:ligatures w14:val="none"/>
+          <ns2:ligatures ns2:val="none"/>
         </w:rPr>
         <w:t>.</w:t>
       </w:r>
       <w:bookmarkEnd w:id="2"/>
     </w:p>
-    <w:p>
+    <w:p ns2:paraId="57228AE2" ns2:textId="77777777">
       <w:pPr>
         <w:spacing w:line="240" w:lineRule="auto"/>
         <w:contextualSpacing/>
@@ -3441,30 +3441,30 @@
           <w:color w:val="000000"/>
           <w:kern w:val="0"/>
           <w:lang w:eastAsia="es-PE"/>
-          <w14:ligatures w14:val="none"/>
-        </w:rPr>
-      </w:pPr>
-    </w:p>
-    <w:p>
-      <w:pPr>
-        <w:spacing w:after="0" w:line="240" w:lineRule="auto"/>
-        <w:jc w:val="both"/>
-        <w:rPr>
-          <w:rFonts w:ascii="Arial Narrow" w:eastAsia="Arial Narrow" w:hAnsi="Arial Narrow" w:cs="Arial Narrow"/>
-          <w:color w:val="000000"/>
-          <w:kern w:val="0"/>
-          <w:lang w:eastAsia="es-PE"/>
-          <w14:ligatures w14:val="none"/>
-        </w:rPr>
-      </w:pPr>
-      <w:r>
-        <w:rPr>
-          <w:rFonts w:ascii="Arial Narrow" w:eastAsia="Arial Narrow" w:hAnsi="Arial Narrow" w:cs="Arial Narrow"/>
-          <w:b/>
-          <w:color w:val="000000"/>
-          <w:kern w:val="0"/>
-          <w:lang w:eastAsia="es-PE"/>
-          <w14:ligatures w14:val="none"/>
+          <ns2:ligatures ns2:val="none"/>
+        </w:rPr>
+      </w:pPr>
+    </w:p>
+    <w:p ns2:paraId="6336D97D" ns2:textId="10CCBD4A">
+      <w:pPr>
+        <w:spacing w:after="0" w:line="240" w:lineRule="auto"/>
+        <w:jc w:val="both"/>
+        <w:rPr>
+          <w:rFonts w:ascii="Arial Narrow" w:eastAsia="Arial Narrow" w:hAnsi="Arial Narrow" w:cs="Arial Narrow"/>
+          <w:color w:val="000000"/>
+          <w:kern w:val="0"/>
+          <w:lang w:eastAsia="es-PE"/>
+          <ns2:ligatures ns2:val="none"/>
+        </w:rPr>
+      </w:pPr>
+      <w:r>
+        <w:rPr>
+          <w:rFonts w:ascii="Arial Narrow" w:eastAsia="Arial Narrow" w:hAnsi="Arial Narrow" w:cs="Arial Narrow"/>
+          <w:b/>
+          <w:color w:val="000000"/>
+          <w:kern w:val="0"/>
+          <w:lang w:eastAsia="es-PE"/>
+          <ns2:ligatures ns2:val="none"/>
         </w:rPr>
         <w:t xml:space="preserve">TERCERO: </w:t>
       </w:r>
@@ -3474,7 +3474,7 @@
           <w:color w:val="000000"/>
           <w:kern w:val="0"/>
           <w:lang w:eastAsia="es-PE"/>
-          <w14:ligatures w14:val="none"/>
+          <ns2:ligatures ns2:val="none"/>
         </w:rPr>
         <w:t xml:space="preserve">requerir </w:t>
       </w:r>
@@ -3485,7 +3485,7 @@
           <w:kern w:val="0"/>
           <w:shd w:val="clear" w:color="auto" w:fill="FFFFFF"/>
           <w:lang w:eastAsia="es-PE"/>
-          <w14:ligatures w14:val="none"/>
+          <ns2:ligatures ns2:val="none"/>
         </w:rPr>
         <w:t xml:space="preserve">al </w:t>
       </w:r>
@@ -3510,7 +3510,7 @@
           <w:color w:val="000000"/>
           <w:kern w:val="0"/>
           <w:lang w:eastAsia="es-PE"/>
-          <w14:ligatures w14:val="none"/>
+          <ns2:ligatures ns2:val="none"/>
         </w:rPr>
         <w:t>que cumplan con lo siguiente</w:t>
       </w:r>
@@ -3521,12 +3521,12 @@
           <w:color w:val="000000"/>
           <w:kern w:val="0"/>
           <w:lang w:eastAsia="es-PE"/>
-          <w14:ligatures w14:val="none"/>
+          <ns2:ligatures ns2:val="none"/>
         </w:rPr>
         <w:t>:</w:t>
       </w:r>
     </w:p>
-    <w:p>
+    <w:p ns2:paraId="4A428500" ns2:textId="77777777">
       <w:pPr>
         <w:spacing w:after="0" w:line="240" w:lineRule="auto"/>
         <w:jc w:val="both"/>
@@ -3535,11 +3535,11 @@
           <w:color w:val="000000"/>
           <w:kern w:val="0"/>
           <w:lang w:eastAsia="es-PE"/>
-          <w14:ligatures w14:val="none"/>
-        </w:rPr>
-      </w:pPr>
-    </w:p>
-    <w:p>
+          <ns2:ligatures ns2:val="none"/>
+        </w:rPr>
+      </w:pPr>
+    </w:p>
+    <w:p ns2:paraId="74F51CC0" ns2:textId="77777777">
       <w:pPr>
         <w:numPr>
           <w:ilvl w:val="0"/>
@@ -3553,21 +3553,21 @@
           <w:color w:val="000000"/>
           <w:kern w:val="0"/>
           <w:lang w:eastAsia="es-PE"/>
-          <w14:ligatures w14:val="none"/>
-        </w:rPr>
-      </w:pPr>
-      <w:r>
-        <w:rPr>
-          <w:rFonts w:ascii="Arial Narrow" w:eastAsia="Arial Narrow" w:hAnsi="Arial Narrow" w:cs="Arial Narrow"/>
-          <w:color w:val="000000"/>
-          <w:kern w:val="0"/>
-          <w:lang w:eastAsia="es-PE"/>
-          <w14:ligatures w14:val="none"/>
+          <ns2:ligatures ns2:val="none"/>
+        </w:rPr>
+      </w:pPr>
+      <w:r>
+        <w:rPr>
+          <w:rFonts w:ascii="Arial Narrow" w:eastAsia="Arial Narrow" w:hAnsi="Arial Narrow" w:cs="Arial Narrow"/>
+          <w:color w:val="000000"/>
+          <w:kern w:val="0"/>
+          <w:lang w:eastAsia="es-PE"/>
+          <ns2:ligatures ns2:val="none"/>
         </w:rPr>
         <w:t>presentar documentos que acrediten su inscripción en los Registros Públicos o una declaración jurada que indique que cuenta con dicha inscripción;</w:t>
       </w:r>
     </w:p>
-    <w:p>
+    <w:p ns2:paraId="7A5CE416" ns2:textId="77777777">
       <w:pPr>
         <w:numPr>
           <w:ilvl w:val="0"/>
@@ -3581,21 +3581,21 @@
           <w:color w:val="000000"/>
           <w:kern w:val="0"/>
           <w:lang w:eastAsia="es-PE"/>
-          <w14:ligatures w14:val="none"/>
-        </w:rPr>
-      </w:pPr>
-      <w:r>
-        <w:rPr>
-          <w:rFonts w:ascii="Arial Narrow" w:eastAsia="Arial Narrow" w:hAnsi="Arial Narrow" w:cs="Arial Narrow"/>
-          <w:color w:val="000000"/>
-          <w:kern w:val="0"/>
-          <w:lang w:eastAsia="es-PE"/>
-          <w14:ligatures w14:val="none"/>
+          <ns2:ligatures ns2:val="none"/>
+        </w:rPr>
+      </w:pPr>
+      <w:r>
+        <w:rPr>
+          <w:rFonts w:ascii="Arial Narrow" w:eastAsia="Arial Narrow" w:hAnsi="Arial Narrow" w:cs="Arial Narrow"/>
+          <w:color w:val="000000"/>
+          <w:kern w:val="0"/>
+          <w:lang w:eastAsia="es-PE"/>
+          <ns2:ligatures ns2:val="none"/>
         </w:rPr>
         <w:t>presentar copia simple de las facultades de representación de su representante legal en el presente procedimiento o la declaración jurada que indique que cuenta con dichas facultades y que estas se encuentran vigentes;</w:t>
       </w:r>
     </w:p>
-    <w:p>
+    <w:p ns2:paraId="58A72763" ns2:textId="77777777">
       <w:pPr>
         <w:numPr>
           <w:ilvl w:val="0"/>
@@ -3609,21 +3609,21 @@
           <w:color w:val="000000"/>
           <w:kern w:val="0"/>
           <w:lang w:eastAsia="es-PE"/>
-          <w14:ligatures w14:val="none"/>
-        </w:rPr>
-      </w:pPr>
-      <w:r>
-        <w:rPr>
-          <w:rFonts w:ascii="Arial Narrow" w:eastAsia="Arial Narrow" w:hAnsi="Arial Narrow" w:cs="Arial Narrow"/>
-          <w:color w:val="000000"/>
-          <w:kern w:val="0"/>
-          <w:lang w:eastAsia="es-PE"/>
-          <w14:ligatures w14:val="none"/>
+          <ns2:ligatures ns2:val="none"/>
+        </w:rPr>
+      </w:pPr>
+      <w:r>
+        <w:rPr>
+          <w:rFonts w:ascii="Arial Narrow" w:eastAsia="Arial Narrow" w:hAnsi="Arial Narrow" w:cs="Arial Narrow"/>
+          <w:color w:val="000000"/>
+          <w:kern w:val="0"/>
+          <w:lang w:eastAsia="es-PE"/>
+          <ns2:ligatures ns2:val="none"/>
         </w:rPr>
         <w:t>consignar el Número de Registro Único de Contribuyentes (RUC); y,</w:t>
       </w:r>
     </w:p>
-    <w:p>
+    <w:p ns2:paraId="1F9EE37F" ns2:textId="336801D6">
       <w:pPr>
         <w:numPr>
           <w:ilvl w:val="0"/>
@@ -3635,16 +3635,16 @@
         <w:rPr>
           <w:rFonts w:ascii="Arial Narrow" w:eastAsia="Calibri" w:hAnsi="Arial Narrow" w:cs="Arial"/>
           <w:kern w:val="0"/>
-          <w14:ligatures w14:val="none"/>
-        </w:rPr>
-      </w:pPr>
-      <w:r>
-        <w:rPr>
-          <w:rFonts w:ascii="Arial Narrow" w:eastAsia="Arial Narrow" w:hAnsi="Arial Narrow" w:cs="Arial Narrow"/>
-          <w:color w:val="000000"/>
-          <w:kern w:val="0"/>
-          <w:lang w:eastAsia="es-PE"/>
-          <w14:ligatures w14:val="none"/>
+          <ns2:ligatures ns2:val="none"/>
+        </w:rPr>
+      </w:pPr>
+      <w:r>
+        <w:rPr>
+          <w:rFonts w:ascii="Arial Narrow" w:eastAsia="Arial Narrow" w:hAnsi="Arial Narrow" w:cs="Arial Narrow"/>
+          <w:color w:val="000000"/>
+          <w:kern w:val="0"/>
+          <w:lang w:eastAsia="es-PE"/>
+          <ns2:ligatures ns2:val="none"/>
         </w:rPr>
         <w:t>fijar domicilio procesal para el procedimiento, de conformidad con el numeral 1 del artículo 442</w:t>
       </w:r>
@@ -3654,7 +3654,7 @@
           <w:color w:val="000000"/>
           <w:kern w:val="0"/>
           <w:lang w:eastAsia="es-PE"/>
-          <w14:ligatures w14:val="none"/>
+          <ns2:ligatures ns2:val="none"/>
         </w:rPr>
         <w:t/>
       </w:r>
@@ -3664,7 +3664,7 @@
           <w:color w:val="000000"/>
           <w:kern w:val="0"/>
           <w:lang w:eastAsia="es-PE"/>
-          <w14:ligatures w14:val="none"/>
+          <ns2:ligatures ns2:val="none"/>
         </w:rPr>
         <w:t xml:space="preserve"> del Código Procesal Civil</w:t>
       </w:r>
@@ -3674,7 +3674,7 @@
           <w:rFonts w:ascii="Arial Narrow" w:eastAsia="Arial Narrow" w:hAnsi="Arial Narrow" w:cs="Arial Narrow"/>
           <w:kern w:val="0"/>
           <w:vertAlign w:val="superscript"/>
-          <w14:ligatures w14:val="none"/>
+          <ns2:ligatures ns2:val="none"/>
         </w:rPr>
         <w:footnoteReference w:id="6"/>
       </w:r>
@@ -3684,7 +3684,7 @@
           <w:color w:val="000000"/>
           <w:kern w:val="0"/>
           <w:lang w:eastAsia="es-PE"/>
-          <w14:ligatures w14:val="none"/>
+          <ns2:ligatures ns2:val="none"/>
         </w:rPr>
         <w:t xml:space="preserve">. </w:t>
       </w:r>
@@ -3692,7 +3692,7 @@
         <w:rPr>
           <w:rFonts w:ascii="Arial Narrow" w:eastAsia="Calibri" w:hAnsi="Arial Narrow" w:cs="Arial"/>
           <w:kern w:val="0"/>
-          <w14:ligatures w14:val="none"/>
+          <ns2:ligatures ns2:val="none"/>
         </w:rPr>
         <w:t>Para ello podrá señalar domicilio físico o una dirección electrónica a la que pueda remitirse las notificaciones</w:t>
       </w:r>
@@ -3701,12 +3701,12 @@
           <w:rFonts w:ascii="Arial Narrow" w:eastAsia="Arial" w:hAnsi="Arial Narrow" w:cs="Arial"/>
           <w:kern w:val="0"/>
           <w:lang w:val="es"/>
-          <w14:ligatures w14:val="none"/>
+          <ns2:ligatures ns2:val="none"/>
         </w:rPr>
         <w:t>;</w:t>
       </w:r>
     </w:p>
-    <w:p>
+    <w:p ns2:paraId="2D8A5382" ns2:textId="77777777">
       <w:pPr>
         <w:numPr>
           <w:ilvl w:val="0"/>
@@ -3718,14 +3718,14 @@
         <w:rPr>
           <w:rFonts w:ascii="Arial Narrow" w:eastAsia="Calibri" w:hAnsi="Arial Narrow" w:cs="Arial"/>
           <w:kern w:val="0"/>
-          <w14:ligatures w14:val="none"/>
+          <ns2:ligatures ns2:val="none"/>
         </w:rPr>
       </w:pPr>
       <w:r>
         <w:rPr>
           <w:rFonts w:ascii="Arial Narrow" w:eastAsia="Calibri" w:hAnsi="Arial Narrow" w:cs="Arial"/>
           <w:kern w:val="0"/>
-          <w14:ligatures w14:val="none"/>
+          <ns2:ligatures ns2:val="none"/>
         </w:rPr>
         <w:t>en caso califique como micro empresa o pequeña empresa, presentar los documentos que acrediten su volumen de ventas o ingresos brutos percibidos el año anterior relativo a todas sus actividades económicas y el número de trabajadores con el que cuenta</w:t>
       </w:r>
@@ -3735,7 +3735,7 @@
           <w:rFonts w:ascii="Arial Narrow" w:eastAsia="Calibri" w:hAnsi="Arial Narrow" w:cs="Arial"/>
           <w:kern w:val="0"/>
           <w:vertAlign w:val="superscript"/>
-          <w14:ligatures w14:val="none"/>
+          <ns2:ligatures ns2:val="none"/>
         </w:rPr>
         <w:footnoteReference w:id="7"/>
       </w:r>
@@ -3743,7 +3743,7 @@
         <w:rPr>
           <w:rFonts w:ascii="Arial Narrow" w:eastAsia="Calibri" w:hAnsi="Arial Narrow" w:cs="Arial"/>
           <w:kern w:val="0"/>
-          <w14:ligatures w14:val="none"/>
+          <ns2:ligatures ns2:val="none"/>
         </w:rPr>
         <w:t xml:space="preserve">. Ello, a fin de que la Comisión pueda meritar dicha documentación, conforme lo establece el artículo 110 del </w:t>
       </w:r>
@@ -3752,7 +3752,7 @@
           <w:rFonts w:ascii="Arial Narrow" w:eastAsia="Calibri" w:hAnsi="Arial Narrow" w:cs="Arial"/>
           <w:spacing w:val="-2"/>
           <w:kern w:val="0"/>
-          <w14:ligatures w14:val="none"/>
+          <ns2:ligatures ns2:val="none"/>
         </w:rPr>
         <w:t>Código</w:t>
       </w:r>
@@ -3763,7 +3763,7 @@
           <w:spacing w:val="-2"/>
           <w:kern w:val="0"/>
           <w:vertAlign w:val="superscript"/>
-          <w14:ligatures w14:val="none"/>
+          <ns2:ligatures ns2:val="none"/>
         </w:rPr>
         <w:footnoteReference w:id="8"/>
       </w:r>
@@ -3772,12 +3772,12 @@
           <w:rFonts w:ascii="Arial Narrow" w:eastAsia="Calibri" w:hAnsi="Arial Narrow" w:cs="Arial"/>
           <w:spacing w:val="-2"/>
           <w:kern w:val="0"/>
-          <w14:ligatures w14:val="none"/>
+          <ns2:ligatures ns2:val="none"/>
         </w:rPr>
         <w:t>.</w:t>
       </w:r>
     </w:p>
-    <w:p>
+    <w:p ns2:paraId="2EB269EF" ns2:textId="77777777">
       <w:pPr>
         <w:spacing w:after="0" w:line="240" w:lineRule="auto"/>
         <w:ind w:left="567"/>
@@ -3787,7 +3787,7 @@
           <w:color w:val="000000"/>
           <w:kern w:val="0"/>
           <w:lang w:eastAsia="es-PE"/>
-          <w14:ligatures w14:val="none"/>
+          <ns2:ligatures ns2:val="none"/>
         </w:rPr>
       </w:pPr>
     </w:p>
@@ -3798,41 +3798,86 @@
         <w:rPr>
           <w:rFonts w:ascii="Arial Narrow" w:eastAsia="Calibri" w:hAnsi="Arial Narrow" w:cs="Arial"/>
           <w:kern w:val="0"/>
-          <w14:ligatures w14:val="none"/>
-        </w:rPr>
-      </w:pPr>
-      <w:r>
-        <w:rPr>
-          <w:rFonts w:ascii="Arial Narrow" w:eastAsia="Arial Narrow" w:hAnsi="Arial Narrow" w:cs="Arial Narrow"/>
-          <w:b/>
-          <w:color w:val="000000"/>
-          <w:kern w:val="0"/>
-          <w:lang w:eastAsia="es-PE"/>
-          <w14:ligatures w14:val="none"/>
-        </w:rPr>
-        <w:t>CUARTO</w:t>
-      </w:r>
-      <w:r>
-        <w:rPr>
-          <w:rFonts w:ascii="Arial Narrow" w:eastAsia="Arial Narrow" w:hAnsi="Arial Narrow" w:cs="Arial Narrow"/>
-          <w:b/>
-          <w:color w:val="000000"/>
-          <w:kern w:val="0"/>
-          <w:lang w:eastAsia="es-PE"/>
-          <w14:ligatures w14:val="none"/>
+          <ns2:ligatures ns2:val="none"/>
+        </w:rPr>
+      </w:pPr>
+      <w:r>
+        <w:rPr>
+          <w:rFonts w:ascii="Arial Narrow" w:hAnsi="Arial Narrow" w:cs="Arial Narrow"/>
+          <w:b w:val="1"/>
+          <w:bCs w:val="1"/>
+          <w:sz w:val="20"/>
+          <w:szCs w:val="20"/>
+        </w:rPr>
+        <w:t xml:space="preserve">CUARTO: </w:t>
+      </w:r>
+      <w:r>
+        <w:rPr>
+          <w:rFonts w:ascii="Arial Narrow" w:hAnsi="Arial Narrow" w:cs="Arial Narrow"/>
+          <w:sz w:val="20"/>
+          <w:szCs w:val="20"/>
+        </w:rPr>
+        <w:t xml:space="preserve">correr traslado de la presente resolución a Banco Falabella Perú S.A. y BNP Paribas Cardif S.A. Compañía de Seguros y Reaseguros para que, de conformidad con lo dispuesto por el artículo 26° de la Ley sobre Facultades, Normas y Organización del Indecopi, aprobado por Decreto Legislativo N° 8079, presenten sus descargos sobre la imputación de cargos realizada en un plazo no mayor a cinco (5) días hábiles contado a partir del día siguiente de la notificación de la presente resolución, vencido el cual, el Secretario Técnico declarará en rebeldía a los denunciados que no lo hubieran presentado. Debe precisarse que de conformidad con lo establecido por el artículo 223° del Texto Único Ordenado de la Ley N° 27444, Ley del Procedimiento Administrativo General, las alegaciones y los hechos relevantes de la reclamación, salvo que hayan sido específicamente negadas en la contestación, se tendrán por aceptadas o meritadas como ciertas.</w:t>
+      </w:r>
+    </w:p>
+    <w:p ns2:paraId="6CAF69AE" ns2:textId="77777777">
+      <w:pPr>
+        <w:spacing w:after="0" w:line="240" w:lineRule="auto"/>
+        <w:jc w:val="both"/>
+        <w:rPr>
+          <w:rFonts w:ascii="Arial Narrow" w:eastAsia="Arial Narrow" w:hAnsi="Arial Narrow" w:cs="Arial Narrow"/>
+          <w:color w:val="000000"/>
+          <w:kern w:val="0"/>
+          <w:lang w:eastAsia="es-PE"/>
+          <ns2:ligatures ns2:val="none"/>
+        </w:rPr>
+      </w:pPr>
+    </w:p>
+    <w:p ns2:paraId="20761EDD" ns2:textId="34DF292E">
+      <w:pPr>
+        <w:spacing w:after="0" w:line="240" w:lineRule="auto"/>
+        <w:contextualSpacing/>
+        <w:jc w:val="both"/>
+        <w:rPr>
+          <w:rFonts w:ascii="Arial Narrow" w:eastAsia="Times New Roman" w:hAnsi="Arial Narrow" w:cs="Arial"/>
+          <w:color w:val="000000"/>
+          <w:kern w:val="0"/>
+          <w:lang w:eastAsia="es-ES"/>
+          <ns2:ligatures ns2:val="none"/>
+        </w:rPr>
+      </w:pPr>
+      <w:r>
+        <w:rPr>
+          <w:rFonts w:ascii="Arial Narrow" w:eastAsia="Arial Narrow" w:hAnsi="Arial Narrow" w:cs="Arial Narrow"/>
+          <w:b/>
+          <w:color w:val="000000"/>
+          <w:kern w:val="0"/>
+          <w:lang w:eastAsia="es-PE"/>
+          <ns2:ligatures ns2:val="none"/>
+        </w:rPr>
+        <w:t>QUINTO</w:t>
+      </w:r>
+      <w:r>
+        <w:rPr>
+          <w:rFonts w:ascii="Arial Narrow" w:eastAsia="Arial Narrow" w:hAnsi="Arial Narrow" w:cs="Arial Narrow"/>
+          <w:b/>
+          <w:color w:val="000000"/>
+          <w:kern w:val="0"/>
+          <w:lang w:eastAsia="es-PE"/>
+          <ns2:ligatures ns2:val="none"/>
         </w:rPr>
         <w:t xml:space="preserve">: </w:t>
       </w:r>
-      <w:bookmarkStart w:id="4" w:name="_Hlk182351769"/>
-      <w:r>
-        <w:rPr>
-          <w:rFonts w:ascii="Arial Narrow" w:eastAsia="Arial Narrow" w:hAnsi="Arial Narrow" w:cs="Arial Narrow"/>
-          <w:color w:val="000000"/>
-          <w:kern w:val="0"/>
-          <w:lang w:eastAsia="es-PE"/>
-          <w14:ligatures w14:val="none"/>
-        </w:rPr>
-        <w:t xml:space="preserve">correr traslado de la denuncia interpuesta </w:t>
+      <w:bookmarkStart w:id="5" w:name="_Hlk182351777"/>
+      <w:r>
+        <w:rPr>
+          <w:rFonts w:ascii="Arial Narrow" w:eastAsia="Arial Narrow" w:hAnsi="Arial Narrow" w:cs="Arial Narrow"/>
+          <w:color w:val="000000"/>
+          <w:kern w:val="0"/>
+          <w:lang w:eastAsia="es-PE"/>
+          <ns2:ligatures ns2:val="none"/>
+        </w:rPr>
+        <w:t xml:space="preserve">requerir </w:t>
       </w:r>
       <w:r>
         <w:rPr>
@@ -3840,234 +3885,292 @@
           <w:color w:val="000000"/>
           <w:kern w:val="0"/>
           <w:lang w:val="es-ES" w:eastAsia="es-ES"/>
-          <w14:ligatures w14:val="none"/>
+          <ns2:ligatures ns2:val="none"/>
+        </w:rPr>
+        <w:t xml:space="preserve">que, en un </w:t>
+      </w:r>
+      <w:r>
+        <w:rPr>
+          <w:rFonts w:ascii="Arial Narrow" w:eastAsia="Arial Narrow" w:hAnsi="Arial Narrow" w:cs="Arial Narrow"/>
+          <w:color w:val="000000"/>
+          <w:kern w:val="0"/>
+          <w:lang w:eastAsia="es-PE"/>
+          <ns2:ligatures ns2:val="none"/>
+        </w:rPr>
+        <w:t>plazo no mayor de cinco (5</w:t>
+      </w:r>
+      <w:r>
+        <w:rPr>
+          <w:rFonts w:ascii="Arial Narrow" w:eastAsia="Arial Narrow" w:hAnsi="Arial Narrow" w:cs="Arial Narrow"/>
+          <w:color w:val="000000"/>
+          <w:kern w:val="0"/>
+          <w:lang w:eastAsia="es-PE"/>
+          <ns2:ligatures ns2:val="none"/>
+        </w:rPr>
+        <w:t xml:space="preserve">) días hábiles contado a partir del día siguiente de la notificación de la presente </w:t>
+      </w:r>
+      <w:r>
+        <w:rPr>
+          <w:rFonts w:ascii="Arial Narrow" w:eastAsia="Arial Narrow" w:hAnsi="Arial Narrow" w:cs="Arial Narrow"/>
+          <w:kern w:val="0"/>
+          <w:lang w:eastAsia="es-PE"/>
+          <ns2:ligatures ns2:val="none"/>
+        </w:rPr>
+        <w:t xml:space="preserve">resolución, </w:t>
+      </w:r>
+      <w:r>
+        <w:rPr>
+          <w:rFonts w:ascii="Arial Narrow" w:eastAsia="Times New Roman" w:hAnsi="Arial Narrow" w:cs="Times New Roman"/>
+          <w:color w:val="000000"/>
+          <w:kern w:val="0"/>
+          <w:shd w:val="clear" w:color="auto" w:fill="FFFFFF"/>
+          <w:lang w:eastAsia="es-PE"/>
+          <ns2:ligatures ns2:val="none"/>
         </w:rPr>
         <w:t xml:space="preserve">el </w:t>
       </w:r>
       <w:r>
         <w:rPr>
-          <w:rFonts w:ascii="Arial Narrow" w:eastAsia="Times New Roman" w:hAnsi="Arial Narrow" w:cs="Arial"/>
-          <w:color w:val="000000"/>
+          <w:rFonts w:ascii="Arial Narrow" w:eastAsia="Arial Narrow" w:hAnsi="Arial Narrow" w:cs="Arial Narrow"/>
+          <w:bCs/>
+        </w:rPr>
+        <w:t>Banco Falabella Perú S.A.</w:t>
+      </w:r>
+      <w:r>
+        <w:rPr>
+          <w:rFonts w:ascii="Arial Narrow" w:eastAsia="Times New Roman" w:hAnsi="Arial Narrow" w:cs="Times New Roman"/>
+          <w:kern w:val="0"/>
+          <w:shd w:val="clear" w:color="auto" w:fill="FFFFFF"/>
+          <w:lang w:eastAsia="es-PE"/>
+          <ns2:ligatures ns2:val="none"/>
+        </w:rPr>
+        <w:t xml:space="preserve">, </w:t>
+      </w:r>
+      <w:r>
+        <w:rPr>
+          <w:rFonts w:ascii="Arial Narrow" w:eastAsia="Times New Roman" w:hAnsi="Arial Narrow" w:cs="Arial"/>
           <w:kern w:val="0"/>
           <w:lang w:val="es-ES" w:eastAsia="es-ES"/>
-          <w14:ligatures w14:val="none"/>
-        </w:rPr>
-        <w:t>14 de abril de 2025</w:t>
-      </w:r>
+          <ns2:ligatures ns2:val="none"/>
+        </w:rPr>
+        <w:t xml:space="preserve">cumpla con lo siguiente: </w:t>
+      </w:r>
+      <w:bookmarkEnd w:id="5"/>
       <w:r>
         <w:rPr>
           <w:rFonts w:ascii="Arial Narrow" w:eastAsia="Times New Roman" w:hAnsi="Arial Narrow" w:cs="Arial"/>
           <w:color w:val="000000"/>
           <w:kern w:val="0"/>
           <w:lang w:val="es-ES" w:eastAsia="es-ES"/>
-          <w14:ligatures w14:val="none"/>
+          <ns2:ligatures ns2:val="none"/>
+        </w:rPr>
+        <w:t xml:space="preserve">(i) presentar una copia debidamente suscrita de la </w:t>
+      </w:r>
+      <w:r>
+        <w:rPr>
+          <w:rFonts w:ascii="Arial Narrow" w:eastAsia="Times New Roman" w:hAnsi="Arial Narrow" w:cs="Arial"/>
+          <w:color w:val="000000"/>
+          <w:kern w:val="0"/>
+          <w:lang w:eastAsia="es-ES"/>
+          <ns2:ligatures ns2:val="none"/>
+        </w:rPr>
+        <w:t>Póliza Soles 4117220112</w:t>
+      </w:r>
+      <w:r>
+        <w:rPr>
+          <w:rFonts w:ascii="Arial Narrow" w:eastAsia="Times New Roman" w:hAnsi="Arial Narrow" w:cs="Arial"/>
+          <w:color w:val="000000"/>
+          <w:kern w:val="0"/>
+          <w:lang w:eastAsia="es-ES"/>
+          <ns2:ligatures ns2:val="none"/>
+        </w:rPr>
+        <w:t xml:space="preserve"> del Seguro de protección de tarjetas</w:t>
+      </w:r>
+      <w:r>
+        <w:rPr>
+          <w:rFonts w:ascii="Arial Narrow" w:eastAsia="Times New Roman" w:hAnsi="Arial Narrow" w:cs="Arial"/>
+          <w:color w:val="000000"/>
+          <w:kern w:val="0"/>
+          <w:lang w:val="es-ES" w:eastAsia="es-ES"/>
+          <ns2:ligatures ns2:val="none"/>
+        </w:rPr>
+        <w:t xml:space="preserve"> materia de denuncia; (ii) presentar los medios probatorios que sustenten que se proporcionó información específica sobre el procedimiento a seguir para activar la cobertura del seguro antirrobos a la parte denunciante; y, (iii) presentar todas las comunicaciones cursadas con el denunciante en virtud del hecho materia de denuncia</w:t>
+      </w:r>
+      <w:r>
+        <w:rPr>
+          <w:rFonts w:ascii="Arial Narrow" w:eastAsia="Times New Roman" w:hAnsi="Arial Narrow" w:cs="Arial"/>
+          <w:color w:val="000000"/>
+          <w:kern w:val="0"/>
+          <w:lang w:val="es-ES" w:eastAsia="es-ES"/>
+          <ns2:ligatures ns2:val="none"/>
+        </w:rPr>
+        <w:t>.</w:t>
+      </w:r>
+    </w:p>
+    <w:p ns2:paraId="6E8AD86D" ns2:textId="77777777">
+      <w:pPr>
+        <w:spacing w:after="0" w:line="240" w:lineRule="auto"/>
+        <w:contextualSpacing/>
+        <w:jc w:val="both"/>
+        <w:rPr>
+          <w:rFonts w:ascii="Arial Narrow" w:eastAsia="Times New Roman" w:hAnsi="Arial Narrow" w:cs="Arial"/>
+          <w:color w:val="000000"/>
+          <w:kern w:val="0"/>
+          <w:lang w:val="es-ES" w:eastAsia="es-ES"/>
+          <ns2:ligatures ns2:val="none"/>
+        </w:rPr>
+      </w:pPr>
+    </w:p>
+    <w:p ns2:paraId="5F9DCD20" ns2:textId="53CC5A7F">
+      <w:pPr>
+        <w:spacing w:after="0" w:line="240" w:lineRule="auto"/>
+        <w:jc w:val="both"/>
+        <w:rPr>
+          <w:rFonts w:ascii="Arial Narrow" w:eastAsia="Times New Roman" w:hAnsi="Arial Narrow" w:cs="Arial"/>
+          <w:color w:val="000000"/>
+          <w:kern w:val="0"/>
+          <w:lang w:eastAsia="es-ES"/>
+          <ns2:ligatures ns2:val="none"/>
+        </w:rPr>
+      </w:pPr>
+      <w:r>
+        <w:rPr>
+          <w:rFonts w:ascii="Arial Narrow" w:eastAsia="Arial Narrow" w:hAnsi="Arial Narrow" w:cs="Arial Narrow"/>
+          <w:b/>
+          <w:color w:val="000000"/>
+          <w:kern w:val="0"/>
+          <w:lang w:val="es-ES" w:eastAsia="es-PE"/>
+          <ns2:ligatures ns2:val="none"/>
+        </w:rPr>
+        <w:t>SEXTO</w:t>
+      </w:r>
+      <w:r>
+        <w:rPr>
+          <w:rFonts w:ascii="Arial Narrow" w:eastAsia="Arial Narrow" w:hAnsi="Arial Narrow" w:cs="Arial Narrow"/>
+          <w:b/>
+          <w:color w:val="000000"/>
+          <w:kern w:val="0"/>
+          <w:lang w:eastAsia="es-PE"/>
+          <ns2:ligatures ns2:val="none"/>
+        </w:rPr>
+        <w:t>:</w:t>
+      </w:r>
+      <w:r>
+        <w:rPr>
+          <w:rFonts w:ascii="Arial Narrow" w:eastAsia="Arial Narrow" w:hAnsi="Arial Narrow" w:cs="Arial Narrow"/>
+          <w:color w:val="000000"/>
+          <w:kern w:val="0"/>
+          <w:lang w:eastAsia="es-PE"/>
+          <ns2:ligatures ns2:val="none"/>
         </w:rPr>
         <w:t xml:space="preserve"> </w:t>
       </w:r>
-      <w:r>
-        <w:rPr>
-          <w:rFonts w:ascii="Arial Narrow" w:eastAsia="Arial Narrow" w:hAnsi="Arial Narrow" w:cs="Arial Narrow"/>
-          <w:color w:val="000000"/>
-          <w:kern w:val="0"/>
-          <w:lang w:eastAsia="es-PE"/>
-          <w14:ligatures w14:val="none"/>
-        </w:rPr>
-        <w:t>a</w:t>
+      <w:bookmarkStart w:id="6" w:name="_Hlk182351813"/>
+      <w:r>
+        <w:rPr>
+          <w:rFonts w:ascii="Arial Narrow" w:eastAsia="Arial Narrow" w:hAnsi="Arial Narrow" w:cs="Arial Narrow"/>
+          <w:color w:val="000000"/>
+          <w:kern w:val="0"/>
+          <w:lang w:eastAsia="es-PE"/>
+          <ns2:ligatures ns2:val="none"/>
+        </w:rPr>
+        <w:t xml:space="preserve">requerir </w:t>
+      </w:r>
+      <w:r>
+        <w:rPr>
+          <w:rFonts w:ascii="Arial Narrow" w:eastAsia="Times New Roman" w:hAnsi="Arial Narrow" w:cs="Arial"/>
+          <w:color w:val="000000"/>
+          <w:kern w:val="0"/>
+          <w:lang w:val="es-ES" w:eastAsia="es-ES"/>
+          <ns2:ligatures ns2:val="none"/>
+        </w:rPr>
+        <w:t xml:space="preserve">que, en un </w:t>
+      </w:r>
+      <w:r>
+        <w:rPr>
+          <w:rFonts w:ascii="Arial Narrow" w:eastAsia="Arial Narrow" w:hAnsi="Arial Narrow" w:cs="Arial Narrow"/>
+          <w:color w:val="000000"/>
+          <w:kern w:val="0"/>
+          <w:lang w:eastAsia="es-PE"/>
+          <ns2:ligatures ns2:val="none"/>
+        </w:rPr>
+        <w:t xml:space="preserve">plazo no </w:t>
+      </w:r>
+      <w:r>
+        <w:rPr>
+          <w:rFonts w:ascii="Arial Narrow" w:eastAsia="Arial Narrow" w:hAnsi="Arial Narrow" w:cs="Arial Narrow"/>
+          <w:color w:val="000000"/>
+          <w:kern w:val="0"/>
+          <w:lang w:eastAsia="es-PE"/>
+          <ns2:ligatures ns2:val="none"/>
+        </w:rPr>
+        <w:t xml:space="preserve">mayor de cinco (5) días hábiles contado </w:t>
+      </w:r>
+      <w:r>
+        <w:rPr>
+          <w:rFonts w:ascii="Arial Narrow" w:eastAsia="Arial Narrow" w:hAnsi="Arial Narrow" w:cs="Arial Narrow"/>
+          <w:color w:val="000000"/>
+          <w:kern w:val="0"/>
+          <w:lang w:eastAsia="es-PE"/>
+          <ns2:ligatures ns2:val="none"/>
+        </w:rPr>
+        <w:t xml:space="preserve">a partir del día siguiente de la notificación de la presente </w:t>
+      </w:r>
+      <w:r>
+        <w:rPr>
+          <w:rFonts w:ascii="Arial Narrow" w:eastAsia="Arial Narrow" w:hAnsi="Arial Narrow" w:cs="Arial Narrow"/>
+          <w:kern w:val="0"/>
+          <w:lang w:eastAsia="es-PE"/>
+          <ns2:ligatures ns2:val="none"/>
+        </w:rPr>
+        <w:t xml:space="preserve">resolución, </w:t>
+      </w:r>
+      <w:r>
+        <w:rPr>
+          <w:rFonts w:ascii="Arial Narrow" w:eastAsia="Arial Narrow" w:hAnsi="Arial Narrow" w:cs="Arial Narrow"/>
+          <w:bCs/>
+        </w:rPr>
+        <w:t>BNP Paribas Cardif S.A.</w:t>
       </w:r>
       <w:r>
         <w:rPr>
           <w:rFonts w:ascii="Arial Narrow" w:eastAsia="Times New Roman" w:hAnsi="Arial Narrow" w:cs="Times New Roman"/>
-          <w:color w:val="000000"/>
           <w:kern w:val="0"/>
           <w:shd w:val="clear" w:color="auto" w:fill="FFFFFF"/>
           <w:lang w:eastAsia="es-PE"/>
-          <w14:ligatures w14:val="none"/>
-        </w:rPr>
-        <w:t xml:space="preserve">l </w:t>
-      </w:r>
-      <w:r>
-        <w:rPr>
-          <w:rFonts w:ascii="Arial Narrow" w:eastAsia="Arial Narrow" w:hAnsi="Arial Narrow" w:cs="Arial Narrow"/>
-          <w:bCs/>
-        </w:rPr>
-        <w:t xml:space="preserve">Banco </w:t>
-      </w:r>
-      <w:r>
-        <w:rPr>
-          <w:rFonts w:ascii="Arial Narrow" w:eastAsia="Arial Narrow" w:hAnsi="Arial Narrow" w:cs="Arial Narrow"/>
-          <w:bCs/>
-        </w:rPr>
-        <w:t xml:space="preserve">Falabella Perú S.A. y BNP Paribas Cardif S.A. Compañía de Seguros y </w:t>
-      </w:r>
-      <w:r>
-        <w:rPr>
-          <w:rFonts w:ascii="Arial Narrow" w:eastAsia="Arial Narrow" w:hAnsi="Arial Narrow" w:cs="Arial Narrow"/>
-          <w:bCs/>
-        </w:rPr>
-        <w:t>Reaseguros</w:t>
-      </w:r>
-      <w:r>
-        <w:rPr>
-          <w:rFonts w:ascii="Arial Narrow" w:eastAsia="Arial Narrow" w:hAnsi="Arial Narrow" w:cs="Arial Narrow"/>
-          <w:color w:val="000000"/>
-          <w:kern w:val="0"/>
-          <w:lang w:eastAsia="es-PE"/>
-          <w14:ligatures w14:val="none"/>
-        </w:rPr>
-        <w:t>,</w:t>
-      </w:r>
-      <w:r>
-        <w:rPr>
-          <w:rFonts w:ascii="Arial Narrow" w:eastAsia="Arial Narrow" w:hAnsi="Arial Narrow" w:cs="Arial Narrow"/>
-          <w:color w:val="000000"/>
-          <w:kern w:val="0"/>
-          <w:lang w:eastAsia="es-PE"/>
-          <w14:ligatures w14:val="none"/>
-        </w:rPr>
-        <w:t xml:space="preserve"> para que, de conformidad con lo dispuesto por el artículo 26</w:t>
-      </w:r>
-      <w:r>
-        <w:rPr>
-          <w:rFonts w:ascii="Arial Narrow" w:eastAsia="Arial Narrow" w:hAnsi="Arial Narrow" w:cs="Arial Narrow"/>
-          <w:color w:val="000000"/>
-          <w:kern w:val="0"/>
-          <w:lang w:eastAsia="es-PE"/>
-          <w14:ligatures w14:val="none"/>
-        </w:rPr>
-        <w:t/>
-      </w:r>
-      <w:r>
-        <w:rPr>
-          <w:rFonts w:ascii="Arial Narrow" w:eastAsia="Arial Narrow" w:hAnsi="Arial Narrow" w:cs="Arial Narrow"/>
-          <w:color w:val="000000"/>
-          <w:kern w:val="0"/>
-          <w:lang w:eastAsia="es-PE"/>
-          <w14:ligatures w14:val="none"/>
-        </w:rPr>
-        <w:t xml:space="preserve"> de la Ley sobre Facultades, Normas y Organización</w:t>
-      </w:r>
-      <w:r>
-        <w:rPr>
-          <w:rFonts w:ascii="Arial Narrow" w:eastAsia="Arial Narrow" w:hAnsi="Arial Narrow" w:cs="Arial Narrow"/>
-          <w:color w:val="000000"/>
-          <w:kern w:val="0"/>
-          <w:lang w:eastAsia="es-PE"/>
-          <w14:ligatures w14:val="none"/>
-        </w:rPr>
-        <w:t xml:space="preserve"> del Indecopi, aprobada por Decreto </w:t>
-      </w:r>
-      <w:r>
-        <w:rPr>
-          <w:rFonts w:ascii="Arial Narrow" w:eastAsia="Arial Narrow" w:hAnsi="Arial Narrow" w:cs="Arial Narrow"/>
-          <w:color w:val="000000"/>
-          <w:kern w:val="0"/>
-          <w:lang w:eastAsia="es-PE"/>
-          <w14:ligatures w14:val="none"/>
-        </w:rPr>
-        <w:lastRenderedPageBreak/>
-        <w:t>Legislativo 807</w:t>
-      </w:r>
-      <w:r>
-        <w:rPr>
-          <w:rStyle w:val="Refdenotaalpie"/>
-          <w:rFonts w:ascii="Arial Narrow" w:eastAsia="Calibri" w:hAnsi="Arial Narrow" w:cs="Arial"/>
-          <w:spacing w:val="-2"/>
-          <w:kern w:val="0"/>
-          <w:vertAlign w:val="superscript"/>
-          <w14:ligatures w14:val="none"/>
-        </w:rPr>
-        <w:footnoteReference w:id="9"/>
-      </w:r>
-      <w:r>
-        <w:rPr>
-          <w:rFonts w:ascii="Arial Narrow" w:eastAsia="Arial Narrow" w:hAnsi="Arial Narrow" w:cs="Arial Narrow"/>
-          <w:color w:val="000000"/>
-          <w:kern w:val="0"/>
-          <w:lang w:eastAsia="es-PE"/>
-          <w14:ligatures w14:val="none"/>
-        </w:rPr>
-        <w:t>, presente</w:t>
-      </w:r>
-      <w:r>
-        <w:rPr>
-          <w:rFonts w:ascii="Arial Narrow" w:eastAsia="Arial Narrow" w:hAnsi="Arial Narrow" w:cs="Arial Narrow"/>
-          <w:color w:val="000000"/>
-          <w:kern w:val="0"/>
-          <w:lang w:eastAsia="es-PE"/>
-          <w14:ligatures w14:val="none"/>
-        </w:rPr>
-        <w:t>n</w:t>
-      </w:r>
-      <w:r>
-        <w:rPr>
-          <w:rFonts w:ascii="Arial Narrow" w:eastAsia="Arial Narrow" w:hAnsi="Arial Narrow" w:cs="Arial Narrow"/>
-          <w:color w:val="000000"/>
-          <w:kern w:val="0"/>
-          <w:lang w:eastAsia="es-PE"/>
-          <w14:ligatures w14:val="none"/>
-        </w:rPr>
-        <w:t xml:space="preserve"> sus descargos en un plazo no mayor de cinco (5) días hábiles contados desde la notificación. </w:t>
-      </w:r>
-      <w:bookmarkEnd w:id="4"/>
-    </w:p>
-    <w:p>
-      <w:pPr>
-        <w:spacing w:after="0" w:line="240" w:lineRule="auto"/>
-        <w:jc w:val="both"/>
-        <w:rPr>
-          <w:rFonts w:ascii="Arial Narrow" w:eastAsia="Arial Narrow" w:hAnsi="Arial Narrow" w:cs="Arial Narrow"/>
-          <w:color w:val="000000"/>
-          <w:kern w:val="0"/>
-          <w:lang w:eastAsia="es-PE"/>
-          <w14:ligatures w14:val="none"/>
-        </w:rPr>
-      </w:pPr>
-    </w:p>
-    <w:p>
-      <w:pPr>
-        <w:spacing w:after="0" w:line="240" w:lineRule="auto"/>
-        <w:contextualSpacing/>
-        <w:jc w:val="both"/>
+          <ns2:ligatures ns2:val="none"/>
+        </w:rPr>
+        <w:t xml:space="preserve">, </w:t>
+      </w:r>
+      <w:r>
+        <w:rPr>
+          <w:rFonts w:ascii="Arial Narrow" w:eastAsia="Times New Roman" w:hAnsi="Arial Narrow" w:cs="Arial"/>
+          <w:kern w:val="0"/>
+          <w:lang w:val="es-ES" w:eastAsia="es-ES"/>
+          <ns2:ligatures ns2:val="none"/>
+        </w:rPr>
+        <w:t xml:space="preserve">cumpla con lo siguiente: </w:t>
+      </w:r>
+      <w:bookmarkEnd w:id="6"/>
+      <w:r>
+        <w:rPr>
+          <w:rFonts w:ascii="Arial Narrow" w:eastAsia="Times New Roman" w:hAnsi="Arial Narrow" w:cs="Arial"/>
+          <w:color w:val="000000"/>
+          <w:kern w:val="0"/>
+          <w:lang w:val="es-ES" w:eastAsia="es-ES"/>
+          <ns2:ligatures ns2:val="none"/>
+        </w:rPr>
+        <w:t xml:space="preserve">(i) presentar una copia debidamente suscrita de la </w:t>
+      </w:r>
+      <w:r>
         <w:rPr>
           <w:rFonts w:ascii="Arial Narrow" w:eastAsia="Times New Roman" w:hAnsi="Arial Narrow" w:cs="Arial"/>
           <w:color w:val="000000"/>
           <w:kern w:val="0"/>
           <w:lang w:eastAsia="es-ES"/>
-          <w14:ligatures w14:val="none"/>
-        </w:rPr>
-      </w:pPr>
-      <w:r>
-        <w:rPr>
-          <w:rFonts w:ascii="Arial Narrow" w:eastAsia="Arial Narrow" w:hAnsi="Arial Narrow" w:cs="Arial Narrow"/>
-          <w:b/>
-          <w:color w:val="000000"/>
-          <w:kern w:val="0"/>
-          <w:lang w:eastAsia="es-PE"/>
-          <w14:ligatures w14:val="none"/>
-        </w:rPr>
-        <w:t>QUINTO</w:t>
-      </w:r>
-      <w:r>
-        <w:rPr>
-          <w:rFonts w:ascii="Arial Narrow" w:eastAsia="Arial Narrow" w:hAnsi="Arial Narrow" w:cs="Arial Narrow"/>
-          <w:b/>
-          <w:color w:val="000000"/>
-          <w:kern w:val="0"/>
-          <w:lang w:eastAsia="es-PE"/>
-          <w14:ligatures w14:val="none"/>
-        </w:rPr>
-        <w:t xml:space="preserve">: </w:t>
-      </w:r>
-      <w:bookmarkStart w:id="5" w:name="_Hlk182351777"/>
-      <w:r>
-        <w:rPr>
-          <w:rFonts w:ascii="Arial Narrow" w:eastAsia="Arial Narrow" w:hAnsi="Arial Narrow" w:cs="Arial Narrow"/>
-          <w:color w:val="000000"/>
-          <w:kern w:val="0"/>
-          <w:lang w:eastAsia="es-PE"/>
-          <w14:ligatures w14:val="none"/>
-        </w:rPr>
-        <w:t xml:space="preserve">requerir </w:t>
+          <ns2:ligatures ns2:val="none"/>
+        </w:rPr>
+        <w:t>como Póliza Soles 4117220112</w:t>
       </w:r>
       <w:r>
         <w:rPr>
@@ -4075,86 +4178,9 @@
           <w:color w:val="000000"/>
           <w:kern w:val="0"/>
           <w:lang w:val="es-ES" w:eastAsia="es-ES"/>
-          <w14:ligatures w14:val="none"/>
-        </w:rPr>
-        <w:t xml:space="preserve">que, en un </w:t>
-      </w:r>
-      <w:r>
-        <w:rPr>
-          <w:rFonts w:ascii="Arial Narrow" w:eastAsia="Arial Narrow" w:hAnsi="Arial Narrow" w:cs="Arial Narrow"/>
-          <w:color w:val="000000"/>
-          <w:kern w:val="0"/>
-          <w:lang w:eastAsia="es-PE"/>
-          <w14:ligatures w14:val="none"/>
-        </w:rPr>
-        <w:t>plazo no mayor de cinco (5</w:t>
-      </w:r>
-      <w:r>
-        <w:rPr>
-          <w:rFonts w:ascii="Arial Narrow" w:eastAsia="Arial Narrow" w:hAnsi="Arial Narrow" w:cs="Arial Narrow"/>
-          <w:color w:val="000000"/>
-          <w:kern w:val="0"/>
-          <w:lang w:eastAsia="es-PE"/>
-          <w14:ligatures w14:val="none"/>
-        </w:rPr>
-        <w:t xml:space="preserve">) días hábiles contado a partir del día siguiente de la notificación de la presente </w:t>
-      </w:r>
-      <w:r>
-        <w:rPr>
-          <w:rFonts w:ascii="Arial Narrow" w:eastAsia="Arial Narrow" w:hAnsi="Arial Narrow" w:cs="Arial Narrow"/>
-          <w:kern w:val="0"/>
-          <w:lang w:eastAsia="es-PE"/>
-          <w14:ligatures w14:val="none"/>
-        </w:rPr>
-        <w:t xml:space="preserve">resolución, </w:t>
-      </w:r>
-      <w:r>
-        <w:rPr>
-          <w:rFonts w:ascii="Arial Narrow" w:eastAsia="Times New Roman" w:hAnsi="Arial Narrow" w:cs="Times New Roman"/>
-          <w:color w:val="000000"/>
-          <w:kern w:val="0"/>
-          <w:shd w:val="clear" w:color="auto" w:fill="FFFFFF"/>
-          <w:lang w:eastAsia="es-PE"/>
-          <w14:ligatures w14:val="none"/>
-        </w:rPr>
-        <w:t xml:space="preserve">el </w:t>
-      </w:r>
-      <w:r>
-        <w:rPr>
-          <w:rFonts w:ascii="Arial Narrow" w:eastAsia="Arial Narrow" w:hAnsi="Arial Narrow" w:cs="Arial Narrow"/>
-          <w:bCs/>
-        </w:rPr>
-        <w:t>Banco Falabella Perú S.A.</w:t>
-      </w:r>
-      <w:r>
-        <w:rPr>
-          <w:rFonts w:ascii="Arial Narrow" w:eastAsia="Times New Roman" w:hAnsi="Arial Narrow" w:cs="Times New Roman"/>
-          <w:kern w:val="0"/>
-          <w:shd w:val="clear" w:color="auto" w:fill="FFFFFF"/>
-          <w:lang w:eastAsia="es-PE"/>
-          <w14:ligatures w14:val="none"/>
-        </w:rPr>
-        <w:t xml:space="preserve">, </w:t>
-      </w:r>
-      <w:r>
-        <w:rPr>
-          <w:rFonts w:ascii="Arial Narrow" w:eastAsia="Times New Roman" w:hAnsi="Arial Narrow" w:cs="Arial"/>
-          <w:kern w:val="0"/>
-          <w:lang w:val="es-ES" w:eastAsia="es-ES"/>
-          <w14:ligatures w14:val="none"/>
-        </w:rPr>
-        <w:t xml:space="preserve">cumpla con lo siguiente: </w:t>
-      </w:r>
-      <w:bookmarkEnd w:id="5"/>
-      <w:r>
-        <w:rPr>
-          <w:rFonts w:ascii="Arial Narrow" w:eastAsia="Times New Roman" w:hAnsi="Arial Narrow" w:cs="Arial"/>
-          <w:color w:val="000000"/>
-          <w:kern w:val="0"/>
-          <w:lang w:val="es-ES" w:eastAsia="es-ES"/>
-          <w14:ligatures w14:val="none"/>
-        </w:rPr>
-        <w:t xml:space="preserve">(i) presentar una copia debidamente suscrita de la </w:t>
+          <ns2:ligatures ns2:val="none"/>
+        </w:rPr>
+        <w:t xml:space="preserve"> materia de denuncia; y, (ii) presentar todas las comunicaciones cursadas con el denunciante en virtud del hecho materia de denuncia</w:t>
       </w:r>
       <w:r>
         <w:rPr>
@@ -4162,241 +4188,25 @@
           <w:color w:val="000000"/>
           <w:kern w:val="0"/>
           <w:lang w:eastAsia="es-ES"/>
-          <w14:ligatures w14:val="none"/>
-        </w:rPr>
-        <w:t>Póliza Soles 4117220112</w:t>
-      </w:r>
-      <w:r>
+          <ns2:ligatures ns2:val="none"/>
+        </w:rPr>
+        <w:t>.</w:t>
+      </w:r>
+    </w:p>
+    <w:p ns2:paraId="71EFB5EB" ns2:textId="77777777">
+      <w:pPr>
+        <w:spacing w:after="0" w:line="240" w:lineRule="auto"/>
+        <w:jc w:val="both"/>
         <w:rPr>
           <w:rFonts w:ascii="Arial Narrow" w:eastAsia="Times New Roman" w:hAnsi="Arial Narrow" w:cs="Arial"/>
           <w:color w:val="000000"/>
           <w:kern w:val="0"/>
           <w:lang w:eastAsia="es-ES"/>
-          <w14:ligatures w14:val="none"/>
-        </w:rPr>
-        <w:t xml:space="preserve"> del Seguro de protección de tarjetas</w:t>
-      </w:r>
-      <w:r>
-        <w:rPr>
-          <w:rFonts w:ascii="Arial Narrow" w:eastAsia="Times New Roman" w:hAnsi="Arial Narrow" w:cs="Arial"/>
-          <w:color w:val="000000"/>
-          <w:kern w:val="0"/>
-          <w:lang w:val="es-ES" w:eastAsia="es-ES"/>
-          <w14:ligatures w14:val="none"/>
-        </w:rPr>
-        <w:t xml:space="preserve"> materia de denuncia; (ii) presentar los medios probatorios que sustenten que se proporcionó información específica sobre el procedimiento a seguir para activar la cobertura del seguro antirrobos a la parte denunciante; y, (iii) presentar todas las comunicaciones cursadas con el denunciante en virtud del hecho materia de denuncia</w:t>
-      </w:r>
-      <w:r>
-        <w:rPr>
-          <w:rFonts w:ascii="Arial Narrow" w:eastAsia="Times New Roman" w:hAnsi="Arial Narrow" w:cs="Arial"/>
-          <w:color w:val="000000"/>
-          <w:kern w:val="0"/>
-          <w:lang w:val="es-ES" w:eastAsia="es-ES"/>
-          <w14:ligatures w14:val="none"/>
-        </w:rPr>
-        <w:t>.</w:t>
-      </w:r>
-    </w:p>
-    <w:p>
-      <w:pPr>
-        <w:spacing w:after="0" w:line="240" w:lineRule="auto"/>
-        <w:contextualSpacing/>
-        <w:jc w:val="both"/>
-        <w:rPr>
-          <w:rFonts w:ascii="Arial Narrow" w:eastAsia="Times New Roman" w:hAnsi="Arial Narrow" w:cs="Arial"/>
-          <w:color w:val="000000"/>
-          <w:kern w:val="0"/>
-          <w:lang w:val="es-ES" w:eastAsia="es-ES"/>
-          <w14:ligatures w14:val="none"/>
-        </w:rPr>
-      </w:pPr>
-    </w:p>
-    <w:p>
-      <w:pPr>
-        <w:spacing w:after="0" w:line="240" w:lineRule="auto"/>
-        <w:jc w:val="both"/>
-        <w:rPr>
-          <w:rFonts w:ascii="Arial Narrow" w:eastAsia="Times New Roman" w:hAnsi="Arial Narrow" w:cs="Arial"/>
-          <w:color w:val="000000"/>
-          <w:kern w:val="0"/>
-          <w:lang w:eastAsia="es-ES"/>
-          <w14:ligatures w14:val="none"/>
-        </w:rPr>
-      </w:pPr>
-      <w:r>
-        <w:rPr>
-          <w:rFonts w:ascii="Arial Narrow" w:eastAsia="Arial Narrow" w:hAnsi="Arial Narrow" w:cs="Arial Narrow"/>
-          <w:b/>
-          <w:color w:val="000000"/>
-          <w:kern w:val="0"/>
-          <w:lang w:val="es-ES" w:eastAsia="es-PE"/>
-          <w14:ligatures w14:val="none"/>
-        </w:rPr>
-        <w:t>SEXTO</w:t>
-      </w:r>
-      <w:r>
-        <w:rPr>
-          <w:rFonts w:ascii="Arial Narrow" w:eastAsia="Arial Narrow" w:hAnsi="Arial Narrow" w:cs="Arial Narrow"/>
-          <w:b/>
-          <w:color w:val="000000"/>
-          <w:kern w:val="0"/>
-          <w:lang w:eastAsia="es-PE"/>
-          <w14:ligatures w14:val="none"/>
-        </w:rPr>
-        <w:t>:</w:t>
-      </w:r>
-      <w:r>
-        <w:rPr>
-          <w:rFonts w:ascii="Arial Narrow" w:eastAsia="Arial Narrow" w:hAnsi="Arial Narrow" w:cs="Arial Narrow"/>
-          <w:color w:val="000000"/>
-          <w:kern w:val="0"/>
-          <w:lang w:eastAsia="es-PE"/>
-          <w14:ligatures w14:val="none"/>
-        </w:rPr>
-        <w:t xml:space="preserve"> </w:t>
-      </w:r>
-      <w:bookmarkStart w:id="6" w:name="_Hlk182351813"/>
-      <w:r>
-        <w:rPr>
-          <w:rFonts w:ascii="Arial Narrow" w:eastAsia="Arial Narrow" w:hAnsi="Arial Narrow" w:cs="Arial Narrow"/>
-          <w:color w:val="000000"/>
-          <w:kern w:val="0"/>
-          <w:lang w:eastAsia="es-PE"/>
-          <w14:ligatures w14:val="none"/>
-        </w:rPr>
-        <w:t xml:space="preserve">requerir </w:t>
-      </w:r>
-      <w:r>
-        <w:rPr>
-          <w:rFonts w:ascii="Arial Narrow" w:eastAsia="Times New Roman" w:hAnsi="Arial Narrow" w:cs="Arial"/>
-          <w:color w:val="000000"/>
-          <w:kern w:val="0"/>
-          <w:lang w:val="es-ES" w:eastAsia="es-ES"/>
-          <w14:ligatures w14:val="none"/>
-        </w:rPr>
-        <w:t xml:space="preserve">que, en un </w:t>
-      </w:r>
-      <w:r>
-        <w:rPr>
-          <w:rFonts w:ascii="Arial Narrow" w:eastAsia="Arial Narrow" w:hAnsi="Arial Narrow" w:cs="Arial Narrow"/>
-          <w:color w:val="000000"/>
-          <w:kern w:val="0"/>
-          <w:lang w:eastAsia="es-PE"/>
-          <w14:ligatures w14:val="none"/>
-        </w:rPr>
-        <w:t xml:space="preserve">plazo no </w:t>
-      </w:r>
-      <w:r>
-        <w:rPr>
-          <w:rFonts w:ascii="Arial Narrow" w:eastAsia="Arial Narrow" w:hAnsi="Arial Narrow" w:cs="Arial Narrow"/>
-          <w:color w:val="000000"/>
-          <w:kern w:val="0"/>
-          <w:lang w:eastAsia="es-PE"/>
-          <w14:ligatures w14:val="none"/>
-        </w:rPr>
-        <w:t xml:space="preserve">mayor de cinco (5) días hábiles contado </w:t>
-      </w:r>
-      <w:r>
-        <w:rPr>
-          <w:rFonts w:ascii="Arial Narrow" w:eastAsia="Arial Narrow" w:hAnsi="Arial Narrow" w:cs="Arial Narrow"/>
-          <w:color w:val="000000"/>
-          <w:kern w:val="0"/>
-          <w:lang w:eastAsia="es-PE"/>
-          <w14:ligatures w14:val="none"/>
-        </w:rPr>
-        <w:t xml:space="preserve">a partir del día siguiente de la notificación de la presente </w:t>
-      </w:r>
-      <w:r>
-        <w:rPr>
-          <w:rFonts w:ascii="Arial Narrow" w:eastAsia="Arial Narrow" w:hAnsi="Arial Narrow" w:cs="Arial Narrow"/>
-          <w:kern w:val="0"/>
-          <w:lang w:eastAsia="es-PE"/>
-          <w14:ligatures w14:val="none"/>
-        </w:rPr>
-        <w:t xml:space="preserve">resolución, </w:t>
-      </w:r>
-      <w:r>
-        <w:rPr>
-          <w:rFonts w:ascii="Arial Narrow" w:eastAsia="Arial Narrow" w:hAnsi="Arial Narrow" w:cs="Arial Narrow"/>
-          <w:bCs/>
-        </w:rPr>
-        <w:t>BNP Paribas Cardif S.A.</w:t>
-      </w:r>
-      <w:r>
-        <w:rPr>
-          <w:rFonts w:ascii="Arial Narrow" w:eastAsia="Times New Roman" w:hAnsi="Arial Narrow" w:cs="Times New Roman"/>
-          <w:kern w:val="0"/>
-          <w:shd w:val="clear" w:color="auto" w:fill="FFFFFF"/>
-          <w:lang w:eastAsia="es-PE"/>
-          <w14:ligatures w14:val="none"/>
-        </w:rPr>
-        <w:t xml:space="preserve">, </w:t>
-      </w:r>
-      <w:r>
-        <w:rPr>
-          <w:rFonts w:ascii="Arial Narrow" w:eastAsia="Times New Roman" w:hAnsi="Arial Narrow" w:cs="Arial"/>
-          <w:kern w:val="0"/>
-          <w:lang w:val="es-ES" w:eastAsia="es-ES"/>
-          <w14:ligatures w14:val="none"/>
-        </w:rPr>
-        <w:t xml:space="preserve">cumpla con lo siguiente: </w:t>
-      </w:r>
-      <w:bookmarkEnd w:id="6"/>
-      <w:r>
-        <w:rPr>
-          <w:rFonts w:ascii="Arial Narrow" w:eastAsia="Times New Roman" w:hAnsi="Arial Narrow" w:cs="Arial"/>
-          <w:color w:val="000000"/>
-          <w:kern w:val="0"/>
-          <w:lang w:val="es-ES" w:eastAsia="es-ES"/>
-          <w14:ligatures w14:val="none"/>
-        </w:rPr>
-        <w:t xml:space="preserve">(i) presentar una copia debidamente suscrita de la </w:t>
-      </w:r>
-      <w:r>
-        <w:rPr>
-          <w:rFonts w:ascii="Arial Narrow" w:eastAsia="Times New Roman" w:hAnsi="Arial Narrow" w:cs="Arial"/>
-          <w:color w:val="000000"/>
-          <w:kern w:val="0"/>
-          <w:lang w:eastAsia="es-ES"/>
-          <w14:ligatures w14:val="none"/>
-        </w:rPr>
-        <w:t>como Póliza Soles 4117220112</w:t>
-      </w:r>
-      <w:r>
-        <w:rPr>
-          <w:rFonts w:ascii="Arial Narrow" w:eastAsia="Times New Roman" w:hAnsi="Arial Narrow" w:cs="Arial"/>
-          <w:color w:val="000000"/>
-          <w:kern w:val="0"/>
-          <w:lang w:val="es-ES" w:eastAsia="es-ES"/>
-          <w14:ligatures w14:val="none"/>
-        </w:rPr>
-        <w:t xml:space="preserve"> materia de denuncia; y, (ii) presentar todas las comunicaciones cursadas con el denunciante en virtud del hecho materia de denuncia</w:t>
-      </w:r>
-      <w:r>
-        <w:rPr>
-          <w:rFonts w:ascii="Arial Narrow" w:eastAsia="Times New Roman" w:hAnsi="Arial Narrow" w:cs="Arial"/>
-          <w:color w:val="000000"/>
-          <w:kern w:val="0"/>
-          <w:lang w:eastAsia="es-ES"/>
-          <w14:ligatures w14:val="none"/>
-        </w:rPr>
-        <w:t>.</w:t>
-      </w:r>
-    </w:p>
-    <w:p>
-      <w:pPr>
-        <w:spacing w:after="0" w:line="240" w:lineRule="auto"/>
-        <w:jc w:val="both"/>
-        <w:rPr>
-          <w:rFonts w:ascii="Arial Narrow" w:eastAsia="Times New Roman" w:hAnsi="Arial Narrow" w:cs="Arial"/>
-          <w:color w:val="000000"/>
-          <w:kern w:val="0"/>
-          <w:lang w:eastAsia="es-ES"/>
-          <w14:ligatures w14:val="none"/>
-        </w:rPr>
-      </w:pPr>
-    </w:p>
-    <w:p>
+          <ns2:ligatures ns2:val="none"/>
+        </w:rPr>
+      </w:pPr>
+    </w:p>
+    <w:p ns2:paraId="162A828F" ns2:textId="45958FE6">
       <w:pPr>
         <w:shd w:val="clear" w:color="auto" w:fill="FFFFFF"/>
         <w:tabs>
@@ -4409,7 +4219,7 @@
         <w:rPr>
           <w:rFonts w:ascii="Arial Narrow" w:eastAsia="Calibri" w:hAnsi="Arial Narrow" w:cs="Arial"/>
           <w:kern w:val="0"/>
-          <w14:ligatures w14:val="none"/>
+          <ns2:ligatures ns2:val="none"/>
         </w:rPr>
       </w:pPr>
       <w:r>
@@ -4419,7 +4229,7 @@
           <w:bCs/>
           <w:kern w:val="0"/>
           <w:lang w:val="es-ES" w:eastAsia="es-ES"/>
-          <w14:ligatures w14:val="none"/>
+          <ns2:ligatures ns2:val="none"/>
         </w:rPr>
         <w:t>SÉTIMO:</w:t>
       </w:r>
@@ -4428,7 +4238,7 @@
           <w:rFonts w:ascii="Arial Narrow" w:eastAsia="Times New Roman" w:hAnsi="Arial Narrow" w:cs="Arial"/>
           <w:kern w:val="0"/>
           <w:lang w:val="es-ES" w:eastAsia="es-ES"/>
-          <w14:ligatures w14:val="none"/>
+          <ns2:ligatures ns2:val="none"/>
         </w:rPr>
         <w:t xml:space="preserve"> </w:t>
       </w:r>
@@ -4438,7 +4248,7 @@
           <w:color w:val="000000"/>
           <w:kern w:val="0"/>
           <w:lang w:eastAsia="es-PE"/>
-          <w14:ligatures w14:val="none"/>
+          <ns2:ligatures ns2:val="none"/>
         </w:rPr>
         <w:t>informar a las partes que el artículo 110</w:t>
       </w:r>
@@ -4448,7 +4258,7 @@
           <w:color w:val="000000"/>
           <w:kern w:val="0"/>
           <w:lang w:eastAsia="es-PE"/>
-          <w14:ligatures w14:val="none"/>
+          <ns2:ligatures ns2:val="none"/>
         </w:rPr>
         <w:t/>
       </w:r>
@@ -4458,7 +4268,7 @@
           <w:color w:val="000000"/>
           <w:kern w:val="0"/>
           <w:lang w:eastAsia="es-PE"/>
-          <w14:ligatures w14:val="none"/>
+          <ns2:ligatures ns2:val="none"/>
         </w:rPr>
         <w:t xml:space="preserve"> de la Ley 29571, Código de Protección y Defensa del Consumidor</w:t>
       </w:r>
@@ -4470,7 +4280,7 @@
           <w:kern w:val="0"/>
           <w:vertAlign w:val="superscript"/>
           <w:lang w:eastAsia="es-PE"/>
-          <w14:ligatures w14:val="none"/>
+          <ns2:ligatures ns2:val="none"/>
         </w:rPr>
         <w:footnoteReference w:id="10"/>
       </w:r>
@@ -4480,7 +4290,7 @@
           <w:color w:val="000000"/>
           <w:kern w:val="0"/>
           <w:lang w:eastAsia="es-PE"/>
-          <w14:ligatures w14:val="none"/>
+          <ns2:ligatures ns2:val="none"/>
         </w:rPr>
         <w:t>, faculta a la Comisión a calificar las infracciones de la referida norma como leves, graves o muy graves e imponer sanciones que van desde una amonestación hasta una multa por un máximo de 450 Unidades Impositivas Tributarias, sin perjuicio de las medidas correctivas, reparadoras y complementarias, que puedan ordenarse de acuerdo a lo estipulado en los artículos 114</w:t>
       </w:r>
@@ -4490,7 +4300,7 @@
           <w:color w:val="000000"/>
           <w:kern w:val="0"/>
           <w:lang w:eastAsia="es-PE"/>
-          <w14:ligatures w14:val="none"/>
+          <ns2:ligatures ns2:val="none"/>
         </w:rPr>
         <w:t/>
       </w:r>
@@ -4500,7 +4310,7 @@
           <w:color w:val="000000"/>
           <w:kern w:val="0"/>
           <w:lang w:eastAsia="es-PE"/>
-          <w14:ligatures w14:val="none"/>
+          <ns2:ligatures ns2:val="none"/>
         </w:rPr>
         <w:t>, 115</w:t>
       </w:r>
@@ -4510,7 +4320,7 @@
           <w:color w:val="000000"/>
           <w:kern w:val="0"/>
           <w:lang w:eastAsia="es-PE"/>
-          <w14:ligatures w14:val="none"/>
+          <ns2:ligatures ns2:val="none"/>
         </w:rPr>
         <w:t/>
       </w:r>
@@ -4520,7 +4330,7 @@
           <w:color w:val="000000"/>
           <w:kern w:val="0"/>
           <w:lang w:eastAsia="es-PE"/>
-          <w14:ligatures w14:val="none"/>
+          <ns2:ligatures ns2:val="none"/>
         </w:rPr>
         <w:t xml:space="preserve"> y 116</w:t>
       </w:r>
@@ -4530,7 +4340,7 @@
           <w:color w:val="000000"/>
           <w:kern w:val="0"/>
           <w:lang w:eastAsia="es-PE"/>
-          <w14:ligatures w14:val="none"/>
+          <ns2:ligatures ns2:val="none"/>
         </w:rPr>
         <w:t/>
       </w:r>
@@ -4540,7 +4350,7 @@
           <w:color w:val="000000"/>
           <w:kern w:val="0"/>
           <w:lang w:eastAsia="es-PE"/>
-          <w14:ligatures w14:val="none"/>
+          <ns2:ligatures ns2:val="none"/>
         </w:rPr>
         <w:t xml:space="preserve"> de la referida norma</w:t>
       </w:r>
@@ -4552,7 +4362,7 @@
           <w:kern w:val="0"/>
           <w:vertAlign w:val="superscript"/>
           <w:lang w:eastAsia="es-PE"/>
-          <w14:ligatures w14:val="none"/>
+          <ns2:ligatures ns2:val="none"/>
         </w:rPr>
         <w:footnoteReference w:id="11"/>
       </w:r>
@@ -4562,7 +4372,7 @@
           <w:color w:val="000000"/>
           <w:kern w:val="0"/>
           <w:lang w:eastAsia="es-PE"/>
-          <w14:ligatures w14:val="none"/>
+          <ns2:ligatures ns2:val="none"/>
         </w:rPr>
         <w:t xml:space="preserve">. </w:t>
       </w:r>
@@ -4572,7 +4382,7 @@
           <w:color w:val="000000"/>
           <w:kern w:val="0"/>
           <w:lang w:eastAsia="es-PE"/>
-          <w14:ligatures w14:val="none"/>
+          <ns2:ligatures ns2:val="none"/>
         </w:rPr>
         <w:lastRenderedPageBreak/>
         <w:t>Asimismo, se consideran circunstancias atenuantes para la graduación de la sanción, el allanamiento de la denuncia o el reconocimiento de las pretensiones en ella contenidas, de acuerdo con el artículo 112</w:t>
@@ -4583,7 +4393,7 @@
           <w:color w:val="000000"/>
           <w:kern w:val="0"/>
           <w:lang w:eastAsia="es-PE"/>
-          <w14:ligatures w14:val="none"/>
+          <ns2:ligatures ns2:val="none"/>
         </w:rPr>
         <w:t/>
       </w:r>
@@ -4593,7 +4403,7 @@
           <w:color w:val="000000"/>
           <w:kern w:val="0"/>
           <w:lang w:eastAsia="es-PE"/>
-          <w14:ligatures w14:val="none"/>
+          <ns2:ligatures ns2:val="none"/>
         </w:rPr>
         <w:t xml:space="preserve"> del Código</w:t>
       </w:r>
@@ -4605,7 +4415,7 @@
           <w:kern w:val="0"/>
           <w:vertAlign w:val="superscript"/>
           <w:lang w:eastAsia="es-PE"/>
-          <w14:ligatures w14:val="none"/>
+          <ns2:ligatures ns2:val="none"/>
         </w:rPr>
         <w:footnoteReference w:id="12"/>
       </w:r>
@@ -4615,12 +4425,12 @@
           <w:color w:val="000000"/>
           <w:kern w:val="0"/>
           <w:lang w:eastAsia="es-PE"/>
-          <w14:ligatures w14:val="none"/>
+          <ns2:ligatures ns2:val="none"/>
         </w:rPr>
         <w:t>.</w:t>
       </w:r>
     </w:p>
-    <w:p>
+    <w:p ns2:paraId="77DF6A8F" ns2:textId="77777777">
       <w:pPr>
         <w:shd w:val="clear" w:color="auto" w:fill="FFFFFF"/>
         <w:spacing w:after="0" w:line="240" w:lineRule="auto"/>
@@ -4631,11 +4441,11 @@
           <w:color w:val="000000"/>
           <w:kern w:val="0"/>
           <w:lang w:eastAsia="es-PE"/>
-          <w14:ligatures w14:val="none"/>
-        </w:rPr>
-      </w:pPr>
-    </w:p>
-    <w:p>
+          <ns2:ligatures ns2:val="none"/>
+        </w:rPr>
+      </w:pPr>
+    </w:p>
+    <w:p ns2:paraId="5107DC25" ns2:textId="29AA2D37">
       <w:pPr>
         <w:shd w:val="clear" w:color="auto" w:fill="FFFFFF"/>
         <w:spacing w:after="0" w:line="240" w:lineRule="auto"/>
@@ -4645,17 +4455,17 @@
           <w:color w:val="000000"/>
           <w:kern w:val="0"/>
           <w:lang w:eastAsia="es-PE"/>
-          <w14:ligatures w14:val="none"/>
-        </w:rPr>
-      </w:pPr>
-      <w:r>
-        <w:rPr>
-          <w:rFonts w:ascii="Arial Narrow" w:eastAsia="Arial Narrow" w:hAnsi="Arial Narrow" w:cs="Arial Narrow"/>
-          <w:b/>
-          <w:color w:val="000000"/>
-          <w:kern w:val="0"/>
-          <w:lang w:eastAsia="es-PE"/>
-          <w14:ligatures w14:val="none"/>
+          <ns2:ligatures ns2:val="none"/>
+        </w:rPr>
+      </w:pPr>
+      <w:r>
+        <w:rPr>
+          <w:rFonts w:ascii="Arial Narrow" w:eastAsia="Arial Narrow" w:hAnsi="Arial Narrow" w:cs="Arial Narrow"/>
+          <w:b/>
+          <w:color w:val="000000"/>
+          <w:kern w:val="0"/>
+          <w:lang w:eastAsia="es-PE"/>
+          <ns2:ligatures ns2:val="none"/>
         </w:rPr>
         <w:t>OCTAVO</w:t>
       </w:r>
@@ -4666,7 +4476,7 @@
           <w:color w:val="000000"/>
           <w:kern w:val="0"/>
           <w:lang w:eastAsia="es-PE"/>
-          <w14:ligatures w14:val="none"/>
+          <ns2:ligatures ns2:val="none"/>
         </w:rPr>
         <w:t>:</w:t>
       </w:r>
@@ -4676,7 +4486,7 @@
           <w:color w:val="000000"/>
           <w:kern w:val="0"/>
           <w:lang w:eastAsia="es-PE"/>
-          <w14:ligatures w14:val="none"/>
+          <ns2:ligatures ns2:val="none"/>
         </w:rPr>
         <w:t xml:space="preserve"> informar a las partes que conforme a lo establecido en el artículo 39</w:t>
       </w:r>
@@ -4686,7 +4496,7 @@
           <w:color w:val="000000"/>
           <w:kern w:val="0"/>
           <w:lang w:eastAsia="es-PE"/>
-          <w14:ligatures w14:val="none"/>
+          <ns2:ligatures ns2:val="none"/>
         </w:rPr>
         <w:t/>
       </w:r>
@@ -4696,7 +4506,7 @@
           <w:color w:val="000000"/>
           <w:kern w:val="0"/>
           <w:lang w:eastAsia="es-PE"/>
-          <w14:ligatures w14:val="none"/>
+          <ns2:ligatures ns2:val="none"/>
         </w:rPr>
         <w:t xml:space="preserve"> de la Ley sobre Facultades, Normas y Organización del Indecopi, aprobada por Decreto Legislativo 807</w:t>
       </w:r>
@@ -4708,7 +4518,7 @@
           <w:kern w:val="0"/>
           <w:vertAlign w:val="superscript"/>
           <w:lang w:eastAsia="es-PE"/>
-          <w14:ligatures w14:val="none"/>
+          <ns2:ligatures ns2:val="none"/>
         </w:rPr>
         <w:footnoteReference w:id="13"/>
       </w:r>
@@ -4718,12 +4528,12 @@
           <w:color w:val="000000"/>
           <w:kern w:val="0"/>
           <w:lang w:eastAsia="es-PE"/>
-          <w14:ligatures w14:val="none"/>
+          <ns2:ligatures ns2:val="none"/>
         </w:rPr>
         <w:t xml:space="preserve">, los gastos por los peritajes realizados, actuación de pruebas, inspecciones y otros derivados de la tramitación del proceso serán de cargo de la parte que solicita la prueba, salvo pacto en contrario. En todos los casos, la resolución final determinará si los gastos deben ser asumidos por alguna de las partes, o reembolsados a la otra parte o al Indecopi, según sea el caso, de manera adicional a la sanción que haya podido imponerse. </w:t>
       </w:r>
     </w:p>
-    <w:p>
+    <w:p ns2:paraId="35955C5F" ns2:textId="77777777">
       <w:pPr>
         <w:shd w:val="clear" w:color="auto" w:fill="FFFFFF"/>
         <w:spacing w:after="0" w:line="240" w:lineRule="auto"/>
@@ -4733,11 +4543,11 @@
           <w:color w:val="000000"/>
           <w:kern w:val="0"/>
           <w:lang w:eastAsia="es-PE"/>
-          <w14:ligatures w14:val="none"/>
-        </w:rPr>
-      </w:pPr>
-    </w:p>
-    <w:p>
+          <ns2:ligatures ns2:val="none"/>
+        </w:rPr>
+      </w:pPr>
+    </w:p>
+    <w:p ns2:paraId="3E0575B0" ns2:textId="5081B42E">
       <w:pPr>
         <w:suppressAutoHyphens/>
         <w:spacing w:after="0" w:line="240" w:lineRule="auto"/>
@@ -4746,7 +4556,7 @@
           <w:rFonts w:ascii="Arial Narrow" w:eastAsia="Calibri" w:hAnsi="Arial Narrow" w:cs="Arial"/>
           <w:kern w:val="0"/>
           <w:u w:val="single"/>
-          <w14:ligatures w14:val="none"/>
+          <ns2:ligatures ns2:val="none"/>
         </w:rPr>
       </w:pPr>
       <w:r>
@@ -4755,7 +4565,7 @@
           <w:b/>
           <w:bCs/>
           <w:kern w:val="0"/>
-          <w14:ligatures w14:val="none"/>
+          <ns2:ligatures ns2:val="none"/>
         </w:rPr>
         <w:t>NOVENO</w:t>
       </w:r>
@@ -4764,7 +4574,7 @@
           <w:rFonts w:ascii="Arial Narrow" w:eastAsia="Calibri" w:hAnsi="Arial Narrow" w:cs="Arial"/>
           <w:b/>
           <w:kern w:val="0"/>
-          <w14:ligatures w14:val="none"/>
+          <ns2:ligatures ns2:val="none"/>
         </w:rPr>
         <w:t>:</w:t>
       </w:r>
@@ -4772,7 +4582,7 @@
         <w:rPr>
           <w:rFonts w:ascii="Arial Narrow" w:eastAsia="Calibri" w:hAnsi="Arial Narrow" w:cs="Arial"/>
           <w:kern w:val="0"/>
-          <w14:ligatures w14:val="none"/>
+          <ns2:ligatures ns2:val="none"/>
         </w:rPr>
         <w:t xml:space="preserve"> comunicar a las partes que, de acuerdo a lo señalado por el artículo 29 del Decreto Legislativo 807</w:t>
       </w:r>
@@ -4782,7 +4592,7 @@
           <w:rFonts w:ascii="Arial Narrow" w:eastAsia="Calibri" w:hAnsi="Arial Narrow" w:cs="Arial"/>
           <w:kern w:val="0"/>
           <w:vertAlign w:val="superscript"/>
-          <w14:ligatures w14:val="none"/>
+          <ns2:ligatures ns2:val="none"/>
         </w:rPr>
         <w:footnoteReference w:id="14"/>
       </w:r>
@@ -4790,7 +4600,7 @@
         <w:rPr>
           <w:rFonts w:ascii="Arial Narrow" w:eastAsia="Calibri" w:hAnsi="Arial Narrow" w:cs="Arial"/>
           <w:kern w:val="0"/>
-          <w14:ligatures w14:val="none"/>
+          <ns2:ligatures ns2:val="none"/>
         </w:rPr>
         <w:t xml:space="preserve">, hasta antes de la emisión de la Resolución Final tienen la posibilidad de solicitar una audiencia de conciliación. En caso deleguen a favor de una tercera persona su actuación en la diligencia programada, esta deberá presentar un poder especial con firma legalizada ante Notario Público, donde conste </w:t>
       </w:r>
@@ -4799,7 +4609,7 @@
           <w:rFonts w:ascii="Arial Narrow" w:eastAsia="Calibri" w:hAnsi="Arial Narrow" w:cs="Arial"/>
           <w:kern w:val="0"/>
           <w:u w:val="single"/>
-          <w14:ligatures w14:val="none"/>
+          <ns2:ligatures ns2:val="none"/>
         </w:rPr>
         <w:t>expresamente su facultad para asistir y conciliar en su representación</w:t>
       </w:r>
@@ -4808,7 +4618,7 @@
           <w:rFonts w:ascii="Arial Narrow" w:eastAsia="Calibri" w:hAnsi="Arial Narrow" w:cs="Arial"/>
           <w:bCs/>
           <w:kern w:val="0"/>
-          <w14:ligatures w14:val="none"/>
+          <ns2:ligatures ns2:val="none"/>
         </w:rPr>
         <w:t>.</w:t>
       </w:r>
@@ -4818,7 +4628,7 @@
           <w:b/>
           <w:bCs/>
           <w:kern w:val="0"/>
-          <w14:ligatures w14:val="none"/>
+          <ns2:ligatures ns2:val="none"/>
         </w:rPr>
         <w:t xml:space="preserve"> </w:t>
       </w:r>
@@ -4827,12 +4637,12 @@
           <w:rFonts w:ascii="Arial Narrow" w:eastAsia="Calibri" w:hAnsi="Arial Narrow" w:cs="Arial"/>
           <w:kern w:val="0"/>
           <w:u w:val="single"/>
-          <w14:ligatures w14:val="none"/>
+          <ns2:ligatures ns2:val="none"/>
         </w:rPr>
         <w:t xml:space="preserve">Ello bajo apercibimiento de no realizar la audiencia de conciliación y levantar el acta de inasistencia correspondiente. </w:t>
       </w:r>
     </w:p>
-    <w:p>
+    <w:p ns2:paraId="7280BE38" ns2:textId="77777777">
       <w:pPr>
         <w:suppressAutoHyphens/>
         <w:spacing w:after="0" w:line="240" w:lineRule="auto"/>
@@ -4841,11 +4651,11 @@
           <w:rFonts w:ascii="Arial Narrow" w:eastAsia="Calibri" w:hAnsi="Arial Narrow" w:cs="Arial"/>
           <w:kern w:val="0"/>
           <w:u w:val="single"/>
-          <w14:ligatures w14:val="none"/>
-        </w:rPr>
-      </w:pPr>
-    </w:p>
-    <w:p>
+          <ns2:ligatures ns2:val="none"/>
+        </w:rPr>
+      </w:pPr>
+    </w:p>
+    <w:p ns2:paraId="500E7004" ns2:textId="1AEA288C">
       <w:pPr>
         <w:suppressAutoHyphens/>
         <w:spacing w:after="0" w:line="240" w:lineRule="auto"/>
@@ -4855,7 +4665,7 @@
           <w:color w:val="000000"/>
           <w:kern w:val="0"/>
           <w:lang w:eastAsia="es-PE"/>
-          <w14:ligatures w14:val="none"/>
+          <ns2:ligatures ns2:val="none"/>
         </w:rPr>
       </w:pPr>
       <w:r>
@@ -4865,7 +4675,7 @@
           <w:color w:val="000000"/>
           <w:kern w:val="0"/>
           <w:lang w:eastAsia="es-PE"/>
-          <w14:ligatures w14:val="none"/>
+          <ns2:ligatures ns2:val="none"/>
         </w:rPr>
         <w:t>DÉCIMO:</w:t>
       </w:r>
@@ -4875,14 +4685,14 @@
           <w:color w:val="000000"/>
           <w:kern w:val="0"/>
           <w:lang w:eastAsia="es-PE"/>
-          <w14:ligatures w14:val="none"/>
+          <ns2:ligatures ns2:val="none"/>
         </w:rPr>
         <w:t xml:space="preserve"> poner en conocimiento de las partes que, antes de la emisión de la Resolución Final, tienen la posibilidad de formular su desistimiento o presentar el acuerdo arribado mediante la conciliación, mediación, transacción o cualquier otro que, de forma indubitable, deje constancia que se ha solucionado la controversia materia de denuncia.</w:t>
       </w:r>
       <w:bookmarkStart w:id="7" w:name="h.gjdgxs" w:colFirst="0" w:colLast="0"/>
       <w:bookmarkEnd w:id="7"/>
     </w:p>
-    <w:p>
+    <w:p ns2:paraId="33D6B25F" ns2:textId="77777777">
       <w:pPr>
         <w:suppressAutoHyphens/>
         <w:spacing w:after="0" w:line="240" w:lineRule="auto"/>
@@ -4892,11 +4702,11 @@
           <w:color w:val="000000"/>
           <w:kern w:val="0"/>
           <w:lang w:eastAsia="es-PE"/>
-          <w14:ligatures w14:val="none"/>
-        </w:rPr>
-      </w:pPr>
-    </w:p>
-    <w:p>
+          <ns2:ligatures ns2:val="none"/>
+        </w:rPr>
+      </w:pPr>
+    </w:p>
+    <w:p ns2:paraId="4E85A5AD" ns2:textId="610141A3">
       <w:pPr>
         <w:suppressAutoHyphens/>
         <w:spacing w:after="0" w:line="240" w:lineRule="auto"/>
@@ -4935,7 +4745,7 @@
           <w:b/>
           <w:spacing w:val="-3"/>
           <w:kern w:val="0"/>
-          <w14:ligatures w14:val="none"/>
+          <ns2:ligatures ns2:val="none"/>
         </w:rPr>
         <w:t/>
       </w:r>
@@ -4945,7 +4755,7 @@
           <w:bCs/>
           <w:spacing w:val="-3"/>
           <w:kern w:val="0"/>
-          <w14:ligatures w14:val="none"/>
+          <ns2:ligatures ns2:val="none"/>
         </w:rPr>
         <w:t xml:space="preserve"/>
       </w:r>
@@ -4955,7 +4765,7 @@
           <w:bCs/>
           <w:spacing w:val="-3"/>
           <w:kern w:val="0"/>
-          <w14:ligatures w14:val="none"/>
+          <ns2:ligatures ns2:val="none"/>
         </w:rPr>
         <w:t xml:space="preserve"/>
       </w:r>
@@ -4965,7 +4775,7 @@
           <w:bCs/>
           <w:spacing w:val="-3"/>
           <w:kern w:val="0"/>
-          <w14:ligatures w14:val="none"/>
+          <ns2:ligatures ns2:val="none"/>
         </w:rPr>
         <w:t xml:space="preserve"/>
       </w:r>
@@ -4976,7 +4786,7 @@
           <w:kern w:val="0"/>
           <w:shd w:val="clear" w:color="auto" w:fill="FFFFFF"/>
           <w:lang w:eastAsia="es-PE"/>
-          <w14:ligatures w14:val="none"/>
+          <ns2:ligatures ns2:val="none"/>
         </w:rPr>
         <w:t xml:space="preserve"/>
       </w:r>
@@ -4993,7 +4803,7 @@
           <w:color w:val="000000"/>
           <w:kern w:val="0"/>
           <w:lang w:eastAsia="es-PE"/>
-          <w14:ligatures w14:val="none"/>
+          <ns2:ligatures ns2:val="none"/>
         </w:rPr>
         <w:t/>
       </w:r>
@@ -5017,7 +4827,7 @@
           <w:color w:val="000000"/>
           <w:kern w:val="0"/>
           <w:lang w:eastAsia="es-PE"/>
-          <w14:ligatures w14:val="none"/>
+          <ns2:ligatures ns2:val="none"/>
         </w:rPr>
         <w:t/>
       </w:r>
@@ -5043,7 +4853,7 @@
         <w:t/>
       </w:r>
     </w:p>
-    <w:p>
+    <w:p ns2:paraId="7831BC67" ns2:textId="77777777">
       <w:pPr>
         <w:suppressAutoHyphens/>
         <w:spacing w:after="0" w:line="240" w:lineRule="auto"/>
@@ -5053,7 +4863,7 @@
         </w:rPr>
       </w:pPr>
     </w:p>
-    <w:p>
+    <w:p ns2:paraId="2715C477" ns2:textId="5D73AC3D">
       <w:pPr>
         <w:suppressAutoHyphens/>
         <w:spacing w:line="240" w:lineRule="auto"/>
@@ -5229,7 +5039,7 @@
         <w:t xml:space="preserve"> la notificación.</w:t>
       </w:r>
     </w:p>
-    <w:p>
+    <w:p ns2:paraId="2D4493DD" ns2:textId="77777777">
       <w:pPr>
         <w:spacing w:after="0" w:line="240" w:lineRule="auto"/>
         <w:jc w:val="both"/>
@@ -5238,67 +5048,67 @@
           <w:b/>
           <w:spacing w:val="-3"/>
           <w:kern w:val="0"/>
-          <w14:ligatures w14:val="none"/>
-        </w:rPr>
-      </w:pPr>
-    </w:p>
-    <w:p>
-      <w:pPr>
-        <w:spacing w:after="0" w:line="240" w:lineRule="auto"/>
-        <w:jc w:val="both"/>
-        <w:rPr>
-          <w:rFonts w:ascii="Arial Narrow" w:eastAsia="Arial Narrow" w:hAnsi="Arial Narrow" w:cs="Arial Narrow"/>
-          <w:b/>
-          <w:color w:val="000000"/>
-          <w:kern w:val="0"/>
-          <w:lang w:eastAsia="es-PE"/>
-          <w14:ligatures w14:val="none"/>
-        </w:rPr>
-      </w:pPr>
-    </w:p>
-    <w:p>
-      <w:pPr>
-        <w:spacing w:after="0" w:line="240" w:lineRule="auto"/>
-        <w:jc w:val="both"/>
-        <w:rPr>
-          <w:rFonts w:ascii="Arial Narrow" w:eastAsia="Arial Narrow" w:hAnsi="Arial Narrow" w:cs="Arial Narrow"/>
-          <w:b/>
-          <w:color w:val="000000"/>
-          <w:kern w:val="0"/>
-          <w:lang w:eastAsia="es-PE"/>
-          <w14:ligatures w14:val="none"/>
-        </w:rPr>
-      </w:pPr>
-    </w:p>
-    <w:p>
-      <w:pPr>
-        <w:spacing w:after="0" w:line="240" w:lineRule="auto"/>
-        <w:jc w:val="both"/>
-        <w:rPr>
-          <w:rFonts w:ascii="Arial Narrow" w:eastAsia="Arial Narrow" w:hAnsi="Arial Narrow" w:cs="Arial Narrow"/>
-          <w:b/>
-          <w:color w:val="000000"/>
-          <w:kern w:val="0"/>
-          <w:lang w:eastAsia="es-PE"/>
-          <w14:ligatures w14:val="none"/>
-        </w:rPr>
-      </w:pPr>
-    </w:p>
-    <w:p>
-      <w:pPr>
-        <w:spacing w:after="0" w:line="240" w:lineRule="auto"/>
-        <w:jc w:val="both"/>
-        <w:rPr>
-          <w:rFonts w:ascii="Arial Narrow" w:eastAsia="Arial Narrow" w:hAnsi="Arial Narrow" w:cs="Arial Narrow"/>
-          <w:b/>
-          <w:color w:val="000000"/>
-          <w:kern w:val="0"/>
-          <w:lang w:eastAsia="es-PE"/>
-          <w14:ligatures w14:val="none"/>
-        </w:rPr>
-      </w:pPr>
-    </w:p>
-    <w:p>
+          <ns2:ligatures ns2:val="none"/>
+        </w:rPr>
+      </w:pPr>
+    </w:p>
+    <w:p ns2:paraId="59FBEC2A" ns2:textId="77777777">
+      <w:pPr>
+        <w:spacing w:after="0" w:line="240" w:lineRule="auto"/>
+        <w:jc w:val="both"/>
+        <w:rPr>
+          <w:rFonts w:ascii="Arial Narrow" w:eastAsia="Arial Narrow" w:hAnsi="Arial Narrow" w:cs="Arial Narrow"/>
+          <w:b/>
+          <w:color w:val="000000"/>
+          <w:kern w:val="0"/>
+          <w:lang w:eastAsia="es-PE"/>
+          <ns2:ligatures ns2:val="none"/>
+        </w:rPr>
+      </w:pPr>
+    </w:p>
+    <w:p ns2:paraId="309FE764" ns2:textId="77777777">
+      <w:pPr>
+        <w:spacing w:after="0" w:line="240" w:lineRule="auto"/>
+        <w:jc w:val="both"/>
+        <w:rPr>
+          <w:rFonts w:ascii="Arial Narrow" w:eastAsia="Arial Narrow" w:hAnsi="Arial Narrow" w:cs="Arial Narrow"/>
+          <w:b/>
+          <w:color w:val="000000"/>
+          <w:kern w:val="0"/>
+          <w:lang w:eastAsia="es-PE"/>
+          <ns2:ligatures ns2:val="none"/>
+        </w:rPr>
+      </w:pPr>
+    </w:p>
+    <w:p ns2:paraId="5275F16C" ns2:textId="77777777">
+      <w:pPr>
+        <w:spacing w:after="0" w:line="240" w:lineRule="auto"/>
+        <w:jc w:val="both"/>
+        <w:rPr>
+          <w:rFonts w:ascii="Arial Narrow" w:eastAsia="Arial Narrow" w:hAnsi="Arial Narrow" w:cs="Arial Narrow"/>
+          <w:b/>
+          <w:color w:val="000000"/>
+          <w:kern w:val="0"/>
+          <w:lang w:eastAsia="es-PE"/>
+          <ns2:ligatures ns2:val="none"/>
+        </w:rPr>
+      </w:pPr>
+    </w:p>
+    <w:p ns2:paraId="68309DC4" ns2:textId="77777777">
+      <w:pPr>
+        <w:spacing w:after="0" w:line="240" w:lineRule="auto"/>
+        <w:jc w:val="both"/>
+        <w:rPr>
+          <w:rFonts w:ascii="Arial Narrow" w:eastAsia="Arial Narrow" w:hAnsi="Arial Narrow" w:cs="Arial Narrow"/>
+          <w:b/>
+          <w:color w:val="000000"/>
+          <w:kern w:val="0"/>
+          <w:lang w:eastAsia="es-PE"/>
+          <ns2:ligatures ns2:val="none"/>
+        </w:rPr>
+      </w:pPr>
+    </w:p>
+    <w:p ns2:paraId="017CC2E5" ns2:textId="77777777">
       <w:pPr>
         <w:shd w:val="clear" w:color="auto" w:fill="FFFFFF"/>
         <w:spacing w:after="0" w:line="240" w:lineRule="auto"/>
@@ -5309,7 +5119,7 @@
           <w:bCs/>
           <w:color w:val="000000"/>
           <w:kern w:val="0"/>
-          <w14:ligatures w14:val="none"/>
+          <ns2:ligatures ns2:val="none"/>
         </w:rPr>
       </w:pPr>
       <w:r>
@@ -5319,12 +5129,12 @@
           <w:bCs/>
           <w:color w:val="000000"/>
           <w:kern w:val="0"/>
-          <w14:ligatures w14:val="none"/>
+          <ns2:ligatures ns2:val="none"/>
         </w:rPr>
         <w:t>EVELING ROA QUISPE</w:t>
       </w:r>
     </w:p>
-    <w:p>
+    <w:p ns2:paraId="2A4D7D52" ns2:textId="77777777">
       <w:pPr>
         <w:shd w:val="clear" w:color="auto" w:fill="FFFFFF"/>
         <w:spacing w:after="0" w:line="240" w:lineRule="auto"/>
@@ -5335,7 +5145,7 @@
           <w:bCs/>
           <w:color w:val="000000"/>
           <w:kern w:val="0"/>
-          <w14:ligatures w14:val="none"/>
+          <ns2:ligatures ns2:val="none"/>
         </w:rPr>
       </w:pPr>
       <w:r>
@@ -5345,12 +5155,12 @@
           <w:bCs/>
           <w:color w:val="000000"/>
           <w:kern w:val="0"/>
-          <w14:ligatures w14:val="none"/>
+          <ns2:ligatures ns2:val="none"/>
         </w:rPr>
         <w:t>Secretaria Técnica</w:t>
       </w:r>
     </w:p>
-    <w:p>
+    <w:p ns2:paraId="79CD7A1E" ns2:textId="77777777">
       <w:pPr>
         <w:shd w:val="clear" w:color="auto" w:fill="FFFFFF"/>
         <w:spacing w:after="0" w:line="240" w:lineRule="auto"/>
@@ -5359,7 +5169,7 @@
           <w:rFonts w:ascii="Arial Narrow" w:eastAsia="Calibri" w:hAnsi="Arial Narrow" w:cs="Times New Roman"/>
           <w:color w:val="000000"/>
           <w:kern w:val="0"/>
-          <w14:ligatures w14:val="none"/>
+          <ns2:ligatures ns2:val="none"/>
         </w:rPr>
       </w:pPr>
       <w:r>
@@ -5369,7 +5179,7 @@
           <w:bCs/>
           <w:color w:val="000000"/>
           <w:kern w:val="0"/>
-          <w14:ligatures w14:val="none"/>
+          <ns2:ligatures ns2:val="none"/>
         </w:rPr>
         <w:t>Comisión </w:t>
       </w:r>
@@ -5381,7 +5191,7 @@
           <w:color w:val="000000"/>
           <w:kern w:val="0"/>
           <w:shd w:val="clear" w:color="auto" w:fill="FFFFFF"/>
-          <w14:ligatures w14:val="none"/>
+          <ns2:ligatures ns2:val="none"/>
         </w:rPr>
         <w:t>de</w:t>
       </w:r>
@@ -5392,49 +5202,49 @@
           <w:bCs/>
           <w:color w:val="000000"/>
           <w:kern w:val="0"/>
-          <w14:ligatures w14:val="none"/>
+          <ns2:ligatures ns2:val="none"/>
         </w:rPr>
         <w:t> Protección al Consumidor 1</w:t>
       </w:r>
     </w:p>
-    <w:p>
-      <w:pPr>
-        <w:spacing w:after="0" w:line="240" w:lineRule="auto"/>
-        <w:jc w:val="both"/>
-        <w:rPr>
-          <w:rFonts w:ascii="Arial Narrow" w:eastAsia="Arial Narrow" w:hAnsi="Arial Narrow" w:cs="Arial Narrow"/>
-          <w:b/>
-          <w:color w:val="000000"/>
-          <w:kern w:val="0"/>
-          <w:lang w:eastAsia="es-PE"/>
-          <w14:ligatures w14:val="none"/>
+    <w:p ns2:paraId="5AD2D99B" ns2:textId="77777777">
+      <w:pPr>
+        <w:spacing w:after="0" w:line="240" w:lineRule="auto"/>
+        <w:jc w:val="both"/>
+        <w:rPr>
+          <w:rFonts w:ascii="Arial Narrow" w:eastAsia="Arial Narrow" w:hAnsi="Arial Narrow" w:cs="Arial Narrow"/>
+          <w:b/>
+          <w:color w:val="000000"/>
+          <w:kern w:val="0"/>
+          <w:lang w:eastAsia="es-PE"/>
+          <ns2:ligatures ns2:val="none"/>
         </w:rPr>
       </w:pPr>
     </w:p>
     <w:bookmarkEnd w:id="0"/>
-    <w:p>
-      <w:pPr>
-        <w:spacing w:after="0" w:line="240" w:lineRule="auto"/>
-        <w:jc w:val="both"/>
-        <w:rPr>
-          <w:rFonts w:ascii="Arial Narrow" w:eastAsia="Arial Narrow" w:hAnsi="Arial Narrow" w:cs="Arial"/>
-          <w:color w:val="000000"/>
-          <w:kern w:val="0"/>
-          <w:sz w:val="16"/>
-          <w:szCs w:val="16"/>
-          <w:lang w:eastAsia="es-PE"/>
-          <w14:ligatures w14:val="none"/>
-        </w:rPr>
-      </w:pPr>
-      <w:r>
-        <w:rPr>
-          <w:rFonts w:ascii="Arial Narrow" w:eastAsia="Arial Narrow" w:hAnsi="Arial Narrow" w:cs="Arial"/>
-          <w:color w:val="000000"/>
-          <w:kern w:val="0"/>
-          <w:sz w:val="16"/>
-          <w:szCs w:val="16"/>
-          <w:lang w:eastAsia="es-PE"/>
-          <w14:ligatures w14:val="none"/>
+    <w:p ns2:paraId="54C814CB" ns2:textId="235F4148">
+      <w:pPr>
+        <w:spacing w:after="0" w:line="240" w:lineRule="auto"/>
+        <w:jc w:val="both"/>
+        <w:rPr>
+          <w:rFonts w:ascii="Arial Narrow" w:eastAsia="Arial Narrow" w:hAnsi="Arial Narrow" w:cs="Arial"/>
+          <w:color w:val="000000"/>
+          <w:kern w:val="0"/>
+          <w:sz w:val="16"/>
+          <w:szCs w:val="16"/>
+          <w:lang w:eastAsia="es-PE"/>
+          <ns2:ligatures ns2:val="none"/>
+        </w:rPr>
+      </w:pPr>
+      <w:r>
+        <w:rPr>
+          <w:rFonts w:ascii="Arial Narrow" w:eastAsia="Arial Narrow" w:hAnsi="Arial Narrow" w:cs="Arial"/>
+          <w:color w:val="000000"/>
+          <w:kern w:val="0"/>
+          <w:sz w:val="16"/>
+          <w:szCs w:val="16"/>
+          <w:lang w:eastAsia="es-PE"/>
+          <ns2:ligatures ns2:val="none"/>
         </w:rPr>
         <w:t>LSM/</w:t>
       </w:r>
@@ -5446,14 +5256,14 @@
           <w:sz w:val="16"/>
           <w:szCs w:val="16"/>
           <w:lang w:eastAsia="es-PE"/>
-          <w14:ligatures w14:val="none"/>
+          <ns2:ligatures ns2:val="none"/>
         </w:rPr>
         <w:t>JCQ</w:t>
       </w:r>
     </w:p>
     <w:sectPr>
-      <w:headerReference w:type="default" r:id="rId8"/>
-      <w:footerReference w:type="default" r:id="rId9"/>
+      <w:headerReference w:type="default" ns3:id="rId8"/>
+      <w:footerReference w:type="default" ns3:id="rId9"/>
       <w:pgSz w:w="11906" w:h="16838"/>
       <w:pgMar w:top="1417" w:right="1701" w:bottom="1417" w:left="1701" w:header="708" w:footer="708" w:gutter="0"/>
       <w:cols w:space="708"/>
